--- a/Appendix.docx
+++ b/Appendix.docx
@@ -2978,6 +2978,7 @@
       <w:pPr>
         <w:rPr>
           <w:rFonts w:ascii="Times New Roman" w:eastAsiaTheme="minorEastAsia" w:hAnsi="Times New Roman" w:cs="Times New Roman"/>
+          <w:lang w:val="en-US"/>
         </w:rPr>
       </w:pPr>
       <m:oMathPara>
@@ -3276,6 +3277,254 @@
               </m:f>
             </m:e>
           </m:d>
+        </m:oMath>
+      </m:oMathPara>
+    </w:p>
+    <w:p>
+      <w:pPr>
+        <w:rPr>
+          <w:rFonts w:ascii="Times New Roman" w:eastAsiaTheme="minorEastAsia" w:hAnsi="Times New Roman" w:cs="Times New Roman"/>
+          <w:lang w:val="en-US"/>
+        </w:rPr>
+      </w:pPr>
+      <w:r>
+        <w:rPr>
+          <w:rFonts w:ascii="Times New Roman" w:eastAsiaTheme="minorEastAsia" w:hAnsi="Times New Roman" w:cs="Times New Roman"/>
+          <w:lang w:val="en-US"/>
+        </w:rPr>
+        <w:t>Therefore, the alpha value per deme is then calculated to be:</w:t>
+      </w:r>
+      <w:r>
+        <w:rPr>
+          <w:rFonts w:ascii="Times New Roman" w:eastAsiaTheme="minorEastAsia" w:hAnsi="Times New Roman" w:cs="Times New Roman"/>
+          <w:lang w:val="en-US"/>
+        </w:rPr>
+        <w:br/>
+      </w:r>
+      <m:oMathPara>
+        <m:oMath>
+          <m:sSup>
+            <m:sSupPr>
+              <m:ctrlPr>
+                <w:rPr>
+                  <w:rFonts w:ascii="Cambria Math" w:hAnsi="Cambria Math" w:cs="Times New Roman"/>
+                  <w:lang w:val="en-US"/>
+                </w:rPr>
+              </m:ctrlPr>
+            </m:sSupPr>
+            <m:e>
+              <m:r>
+                <w:rPr>
+                  <w:rFonts w:ascii="Cambria Math" w:hAnsi="Cambria Math" w:cs="Times New Roman"/>
+                  <w:lang w:val="en-US"/>
+                </w:rPr>
+                <m:t>α</m:t>
+              </m:r>
+            </m:e>
+            <m:sup>
+              <m:r>
+                <w:rPr>
+                  <w:rFonts w:ascii="Cambria Math" w:hAnsi="Cambria Math" w:cs="Times New Roman"/>
+                  <w:lang w:val="en-US"/>
+                </w:rPr>
+                <m:t>i</m:t>
+              </m:r>
+            </m:sup>
+          </m:sSup>
+          <m:r>
+            <w:rPr>
+              <w:rFonts w:ascii="Cambria Math" w:eastAsiaTheme="minorEastAsia" w:hAnsi="Cambria Math" w:cs="Times New Roman"/>
+            </w:rPr>
+            <m:t>=</m:t>
+          </m:r>
+          <m:f>
+            <m:fPr>
+              <m:ctrlPr>
+                <w:rPr>
+                  <w:rFonts w:ascii="Cambria Math" w:eastAsiaTheme="minorEastAsia" w:hAnsi="Cambria Math" w:cs="Times New Roman"/>
+                  <w:i/>
+                </w:rPr>
+              </m:ctrlPr>
+            </m:fPr>
+            <m:num>
+              <m:r>
+                <w:rPr>
+                  <w:rFonts w:ascii="Cambria Math" w:eastAsiaTheme="minorEastAsia" w:hAnsi="Cambria Math" w:cs="Times New Roman"/>
+                </w:rPr>
+                <m:t>2</m:t>
+              </m:r>
+              <m:r>
+                <w:rPr>
+                  <w:rFonts w:ascii="Cambria Math" w:eastAsiaTheme="minorEastAsia" w:hAnsi="Cambria Math" w:cs="Times New Roman"/>
+                </w:rPr>
+                <m:t>π</m:t>
+              </m:r>
+              <m:sSub>
+                <m:sSubPr>
+                  <m:ctrlPr>
+                    <w:rPr>
+                      <w:rFonts w:ascii="Cambria Math" w:eastAsiaTheme="minorEastAsia" w:hAnsi="Cambria Math" w:cs="Times New Roman"/>
+                      <w:i/>
+                    </w:rPr>
+                  </m:ctrlPr>
+                </m:sSubPr>
+                <m:e>
+                  <m:r>
+                    <w:rPr>
+                      <w:rFonts w:ascii="Cambria Math" w:eastAsiaTheme="minorEastAsia" w:hAnsi="Cambria Math" w:cs="Times New Roman"/>
+                    </w:rPr>
+                    <m:t>r</m:t>
+                  </m:r>
+                </m:e>
+                <m:sub>
+                  <m:r>
+                    <w:rPr>
+                      <w:rFonts w:ascii="Cambria Math" w:eastAsiaTheme="minorEastAsia" w:hAnsi="Cambria Math" w:cs="Times New Roman"/>
+                    </w:rPr>
+                    <m:t>0</m:t>
+                  </m:r>
+                </m:sub>
+              </m:sSub>
+              <m:sSub>
+                <m:sSubPr>
+                  <m:ctrlPr>
+                    <w:rPr>
+                      <w:rFonts w:ascii="Cambria Math" w:eastAsiaTheme="minorEastAsia" w:hAnsi="Cambria Math" w:cs="Times New Roman"/>
+                      <w:i/>
+                    </w:rPr>
+                  </m:ctrlPr>
+                </m:sSubPr>
+                <m:e>
+                  <m:r>
+                    <w:rPr>
+                      <w:rFonts w:ascii="Cambria Math" w:eastAsiaTheme="minorEastAsia" w:hAnsi="Cambria Math" w:cs="Times New Roman"/>
+                    </w:rPr>
+                    <m:t>v</m:t>
+                  </m:r>
+                </m:e>
+                <m:sub>
+                  <m:r>
+                    <w:rPr>
+                      <w:rFonts w:ascii="Cambria Math" w:eastAsiaTheme="minorEastAsia" w:hAnsi="Cambria Math" w:cs="Times New Roman"/>
+                    </w:rPr>
+                    <m:t>D</m:t>
+                  </m:r>
+                </m:sub>
+              </m:sSub>
+            </m:num>
+            <m:den>
+              <m:sSub>
+                <m:sSubPr>
+                  <m:ctrlPr>
+                    <w:rPr>
+                      <w:rFonts w:ascii="Cambria Math" w:hAnsi="Cambria Math" w:cs="Times New Roman"/>
+                      <w:i/>
+                    </w:rPr>
+                  </m:ctrlPr>
+                </m:sSubPr>
+                <m:e>
+                  <m:r>
+                    <w:rPr>
+                      <w:rFonts w:ascii="Cambria Math" w:hAnsi="Cambria Math" w:cs="Times New Roman"/>
+                    </w:rPr>
+                    <m:t>v</m:t>
+                  </m:r>
+                </m:e>
+                <m:sub>
+                  <m:r>
+                    <w:rPr>
+                      <w:rFonts w:ascii="Cambria Math" w:hAnsi="Cambria Math" w:cs="Times New Roman"/>
+                    </w:rPr>
+                    <m:t>0</m:t>
+                  </m:r>
+                </m:sub>
+              </m:sSub>
+              <m:d>
+                <m:dPr>
+                  <m:ctrlPr>
+                    <w:rPr>
+                      <w:rFonts w:ascii="Cambria Math" w:hAnsi="Cambria Math" w:cs="Times New Roman"/>
+                      <w:lang w:val="en-US"/>
+                    </w:rPr>
+                  </m:ctrlPr>
+                </m:dPr>
+                <m:e>
+                  <m:f>
+                    <m:fPr>
+                      <m:ctrlPr>
+                        <w:rPr>
+                          <w:rFonts w:ascii="Cambria Math" w:hAnsi="Cambria Math" w:cs="Times New Roman"/>
+                          <w:lang w:val="en-US"/>
+                        </w:rPr>
+                      </m:ctrlPr>
+                    </m:fPr>
+                    <m:num>
+                      <m:r>
+                        <w:rPr>
+                          <w:rFonts w:ascii="Cambria Math" w:hAnsi="Cambria Math" w:cs="Times New Roman"/>
+                          <w:lang w:val="en-US"/>
+                        </w:rPr>
+                        <m:t>d</m:t>
+                      </m:r>
+                      <m:sSubSup>
+                        <m:sSubSupPr>
+                          <m:ctrlPr>
+                            <w:rPr>
+                              <w:rFonts w:ascii="Cambria Math" w:hAnsi="Cambria Math" w:cs="Times New Roman"/>
+                              <w:lang w:val="en-US"/>
+                            </w:rPr>
+                          </m:ctrlPr>
+                        </m:sSubSupPr>
+                        <m:e>
+                          <m:r>
+                            <w:rPr>
+                              <w:rFonts w:ascii="Cambria Math" w:hAnsi="Cambria Math" w:cs="Times New Roman"/>
+                              <w:lang w:val="en-US"/>
+                            </w:rPr>
+                            <m:t>P</m:t>
+                          </m:r>
+                        </m:e>
+                        <m:sub>
+                          <m:r>
+                            <w:rPr>
+                              <w:rFonts w:ascii="Cambria Math" w:hAnsi="Cambria Math" w:cs="Times New Roman"/>
+                              <w:lang w:val="en-US"/>
+                            </w:rPr>
+                            <m:t>b</m:t>
+                          </m:r>
+                        </m:sub>
+                        <m:sup>
+                          <m:r>
+                            <w:rPr>
+                              <w:rFonts w:ascii="Cambria Math" w:hAnsi="Cambria Math" w:cs="Times New Roman"/>
+                              <w:lang w:val="en-US"/>
+                            </w:rPr>
+                            <m:t>i</m:t>
+                          </m:r>
+                        </m:sup>
+                      </m:sSubSup>
+                      <m:r>
+                        <w:rPr>
+                          <w:rFonts w:ascii="Cambria Math" w:hAnsi="Cambria Math" w:cs="Times New Roman"/>
+                          <w:lang w:val="en-US"/>
+                        </w:rPr>
+                        <m:t>(t)</m:t>
+                      </m:r>
+                    </m:num>
+                    <m:den>
+                      <m:r>
+                        <w:rPr>
+                          <w:rFonts w:ascii="Cambria Math" w:hAnsi="Cambria Math" w:cs="Times New Roman"/>
+                          <w:lang w:val="en-US"/>
+                        </w:rPr>
+                        <m:t>dt</m:t>
+                      </m:r>
+                    </m:den>
+                  </m:f>
+                </m:e>
+              </m:d>
+            </m:den>
+          </m:f>
         </m:oMath>
       </m:oMathPara>
     </w:p>
@@ -10227,6 +10476,7 @@
           <w:rFonts w:ascii="Times New Roman" w:eastAsiaTheme="minorEastAsia" w:hAnsi="Times New Roman" w:cs="Times New Roman"/>
           <w:lang w:val="en-US"/>
         </w:rPr>
+        <w:lastRenderedPageBreak/>
         <w:t xml:space="preserve">In Stat Phys when extensive quantities are measured their average scale with size such as, particle number, N, but their variance with </w:t>
       </w:r>
       <m:oMath>
@@ -10496,7 +10746,6 @@
           <w:rFonts w:ascii="Times New Roman" w:eastAsiaTheme="minorEastAsia" w:hAnsi="Times New Roman" w:cs="Times New Roman"/>
           <w:lang w:val="en-US"/>
         </w:rPr>
-        <w:lastRenderedPageBreak/>
         <w:t xml:space="preserve">In our case, the average distance travel, </w:t>
       </w:r>
       <m:oMath>
@@ -30027,7 +30276,21 @@
           <w:rFonts w:eastAsiaTheme="minorEastAsia"/>
           <w:lang w:val="en-US"/>
         </w:rPr>
-        <w:t>Therefore, the inequality simplifies to the classical Lyapunov contraction bound:</w:t>
+        <w:t>Therefore, the inequality simplifies to the classical Lyapunov contraction bound</w:t>
+      </w:r>
+      <w:r>
+        <w:rPr>
+          <w:rFonts w:eastAsiaTheme="minorEastAsia"/>
+          <w:lang w:val="en-US"/>
+        </w:rPr>
+        <w:t xml:space="preserve"> using the max error</w:t>
+      </w:r>
+      <w:r>
+        <w:rPr>
+          <w:rFonts w:eastAsiaTheme="minorEastAsia"/>
+          <w:lang w:val="en-US"/>
+        </w:rPr>
+        <w:t>:</w:t>
       </w:r>
     </w:p>
     <w:p>
@@ -30194,6 +30457,136 @@
             </w:rPr>
             <m:t>+</m:t>
           </m:r>
+          <m:func>
+            <m:funcPr>
+              <m:ctrlPr>
+                <w:rPr>
+                  <w:rFonts w:ascii="Cambria Math" w:eastAsiaTheme="minorEastAsia" w:hAnsi="Cambria Math"/>
+                  <w:lang w:val="en-US"/>
+                </w:rPr>
+              </m:ctrlPr>
+            </m:funcPr>
+            <m:fName>
+              <m:limLow>
+                <m:limLowPr>
+                  <m:ctrlPr>
+                    <w:rPr>
+                      <w:rFonts w:ascii="Cambria Math" w:eastAsiaTheme="minorEastAsia" w:hAnsi="Cambria Math"/>
+                      <w:i/>
+                      <w:lang w:val="en-US"/>
+                    </w:rPr>
+                  </m:ctrlPr>
+                </m:limLowPr>
+                <m:e>
+                  <m:r>
+                    <m:rPr>
+                      <m:sty m:val="p"/>
+                    </m:rPr>
+                    <w:rPr>
+                      <w:rFonts w:ascii="Cambria Math" w:eastAsiaTheme="minorEastAsia" w:hAnsi="Cambria Math"/>
+                      <w:lang w:val="en-US"/>
+                    </w:rPr>
+                    <m:t>max</m:t>
+                  </m:r>
+                </m:e>
+                <m:lim>
+                  <m:r>
+                    <w:rPr>
+                      <w:rFonts w:ascii="Cambria Math" w:eastAsiaTheme="minorEastAsia" w:hAnsi="Cambria Math"/>
+                      <w:lang w:val="en-US"/>
+                    </w:rPr>
+                    <m:t>0</m:t>
+                  </m:r>
+                  <m:r>
+                    <m:rPr>
+                      <m:sty m:val="p"/>
+                    </m:rPr>
+                    <w:rPr>
+                      <w:rFonts w:ascii="Cambria Math" w:eastAsiaTheme="minorEastAsia" w:hAnsi="Cambria Math"/>
+                      <w:lang w:val="en-US"/>
+                    </w:rPr>
+                    <m:t>≤</m:t>
+                  </m:r>
+                  <m:r>
+                    <w:rPr>
+                      <w:rFonts w:ascii="Cambria Math" w:eastAsiaTheme="minorEastAsia" w:hAnsi="Cambria Math"/>
+                      <w:lang w:val="en-US"/>
+                    </w:rPr>
+                    <m:t>i&lt;k</m:t>
+                  </m:r>
+                  <m:ctrlPr>
+                    <w:rPr>
+                      <w:rFonts w:ascii="Cambria Math" w:eastAsiaTheme="minorEastAsia" w:hAnsi="Cambria Math"/>
+                      <w:lang w:val="en-US"/>
+                    </w:rPr>
+                  </m:ctrlPr>
+                </m:lim>
+              </m:limLow>
+              <m:ctrlPr>
+                <w:rPr>
+                  <w:rFonts w:ascii="Cambria Math" w:eastAsiaTheme="minorEastAsia" w:hAnsi="Cambria Math"/>
+                  <w:i/>
+                  <w:lang w:val="en-US"/>
+                </w:rPr>
+              </m:ctrlPr>
+            </m:fName>
+            <m:e>
+              <m:d>
+                <m:dPr>
+                  <m:begChr m:val="|"/>
+                  <m:endChr m:val="|"/>
+                  <m:ctrlPr>
+                    <w:rPr>
+                      <w:rFonts w:ascii="Cambria Math" w:eastAsiaTheme="minorEastAsia" w:hAnsi="Cambria Math"/>
+                      <w:i/>
+                      <w:lang w:val="en-US"/>
+                    </w:rPr>
+                  </m:ctrlPr>
+                </m:dPr>
+                <m:e>
+                  <m:sSub>
+                    <m:sSubPr>
+                      <m:ctrlPr>
+                        <w:rPr>
+                          <w:rFonts w:ascii="Cambria Math" w:eastAsiaTheme="minorEastAsia" w:hAnsi="Cambria Math"/>
+                          <w:i/>
+                          <w:lang w:val="en-US"/>
+                        </w:rPr>
+                      </m:ctrlPr>
+                    </m:sSubPr>
+                    <m:e>
+                      <m:r>
+                        <m:rPr>
+                          <m:sty m:val="p"/>
+                        </m:rPr>
+                        <w:rPr>
+                          <w:rFonts w:ascii="Cambria Math" w:eastAsiaTheme="minorEastAsia" w:hAnsi="Cambria Math"/>
+                          <w:lang w:val="en-US"/>
+                        </w:rPr>
+                        <m:t>ζ</m:t>
+                      </m:r>
+                    </m:e>
+                    <m:sub>
+                      <m:r>
+                        <w:rPr>
+                          <w:rFonts w:ascii="Cambria Math" w:eastAsiaTheme="minorEastAsia" w:hAnsi="Cambria Math"/>
+                          <w:lang w:val="en-US"/>
+                        </w:rPr>
+                        <m:t>i</m:t>
+                      </m:r>
+                    </m:sub>
+                  </m:sSub>
+                </m:e>
+              </m:d>
+              <m:ctrlPr>
+                <w:rPr>
+                  <w:rFonts w:ascii="Cambria Math" w:eastAsiaTheme="minorEastAsia" w:hAnsi="Cambria Math"/>
+                  <w:i/>
+                  <w:lang w:val="en-US"/>
+                </w:rPr>
+              </m:ctrlPr>
+            </m:e>
+          </m:func>
           <m:f>
             <m:fPr>
               <m:ctrlPr>
@@ -30265,136 +30658,6 @@
             </w:rPr>
             <m:t> </m:t>
           </m:r>
-          <m:func>
-            <m:funcPr>
-              <m:ctrlPr>
-                <w:rPr>
-                  <w:rFonts w:ascii="Cambria Math" w:eastAsiaTheme="minorEastAsia" w:hAnsi="Cambria Math"/>
-                  <w:lang w:val="en-US"/>
-                </w:rPr>
-              </m:ctrlPr>
-            </m:funcPr>
-            <m:fName>
-              <m:limLow>
-                <m:limLowPr>
-                  <m:ctrlPr>
-                    <w:rPr>
-                      <w:rFonts w:ascii="Cambria Math" w:eastAsiaTheme="minorEastAsia" w:hAnsi="Cambria Math"/>
-                      <w:i/>
-                      <w:lang w:val="en-US"/>
-                    </w:rPr>
-                  </m:ctrlPr>
-                </m:limLowPr>
-                <m:e>
-                  <m:r>
-                    <m:rPr>
-                      <m:sty m:val="p"/>
-                    </m:rPr>
-                    <w:rPr>
-                      <w:rFonts w:ascii="Cambria Math" w:eastAsiaTheme="minorEastAsia" w:hAnsi="Cambria Math"/>
-                      <w:lang w:val="en-US"/>
-                    </w:rPr>
-                    <m:t>max</m:t>
-                  </m:r>
-                </m:e>
-                <m:lim>
-                  <m:r>
-                    <w:rPr>
-                      <w:rFonts w:ascii="Cambria Math" w:eastAsiaTheme="minorEastAsia" w:hAnsi="Cambria Math"/>
-                      <w:lang w:val="en-US"/>
-                    </w:rPr>
-                    <m:t>0</m:t>
-                  </m:r>
-                  <m:r>
-                    <m:rPr>
-                      <m:sty m:val="p"/>
-                    </m:rPr>
-                    <w:rPr>
-                      <w:rFonts w:ascii="Cambria Math" w:eastAsiaTheme="minorEastAsia" w:hAnsi="Cambria Math"/>
-                      <w:lang w:val="en-US"/>
-                    </w:rPr>
-                    <m:t>≤</m:t>
-                  </m:r>
-                  <m:r>
-                    <w:rPr>
-                      <w:rFonts w:ascii="Cambria Math" w:eastAsiaTheme="minorEastAsia" w:hAnsi="Cambria Math"/>
-                      <w:lang w:val="en-US"/>
-                    </w:rPr>
-                    <m:t>i&lt;k</m:t>
-                  </m:r>
-                  <m:ctrlPr>
-                    <w:rPr>
-                      <w:rFonts w:ascii="Cambria Math" w:eastAsiaTheme="minorEastAsia" w:hAnsi="Cambria Math"/>
-                      <w:lang w:val="en-US"/>
-                    </w:rPr>
-                  </m:ctrlPr>
-                </m:lim>
-              </m:limLow>
-              <m:ctrlPr>
-                <w:rPr>
-                  <w:rFonts w:ascii="Cambria Math" w:eastAsiaTheme="minorEastAsia" w:hAnsi="Cambria Math"/>
-                  <w:i/>
-                  <w:lang w:val="en-US"/>
-                </w:rPr>
-              </m:ctrlPr>
-            </m:fName>
-            <m:e>
-              <m:d>
-                <m:dPr>
-                  <m:begChr m:val="|"/>
-                  <m:endChr m:val="|"/>
-                  <m:ctrlPr>
-                    <w:rPr>
-                      <w:rFonts w:ascii="Cambria Math" w:eastAsiaTheme="minorEastAsia" w:hAnsi="Cambria Math"/>
-                      <w:i/>
-                      <w:lang w:val="en-US"/>
-                    </w:rPr>
-                  </m:ctrlPr>
-                </m:dPr>
-                <m:e>
-                  <m:sSub>
-                    <m:sSubPr>
-                      <m:ctrlPr>
-                        <w:rPr>
-                          <w:rFonts w:ascii="Cambria Math" w:eastAsiaTheme="minorEastAsia" w:hAnsi="Cambria Math"/>
-                          <w:i/>
-                          <w:lang w:val="en-US"/>
-                        </w:rPr>
-                      </m:ctrlPr>
-                    </m:sSubPr>
-                    <m:e>
-                      <m:r>
-                        <m:rPr>
-                          <m:sty m:val="p"/>
-                        </m:rPr>
-                        <w:rPr>
-                          <w:rFonts w:ascii="Cambria Math" w:eastAsiaTheme="minorEastAsia" w:hAnsi="Cambria Math"/>
-                          <w:lang w:val="en-US"/>
-                        </w:rPr>
-                        <m:t>ζ</m:t>
-                      </m:r>
-                    </m:e>
-                    <m:sub>
-                      <m:r>
-                        <w:rPr>
-                          <w:rFonts w:ascii="Cambria Math" w:eastAsiaTheme="minorEastAsia" w:hAnsi="Cambria Math"/>
-                          <w:lang w:val="en-US"/>
-                        </w:rPr>
-                        <m:t>i</m:t>
-                      </m:r>
-                    </m:sub>
-                  </m:sSub>
-                </m:e>
-              </m:d>
-              <m:ctrlPr>
-                <w:rPr>
-                  <w:rFonts w:ascii="Cambria Math" w:eastAsiaTheme="minorEastAsia" w:hAnsi="Cambria Math"/>
-                  <w:i/>
-                  <w:lang w:val="en-US"/>
-                </w:rPr>
-              </m:ctrlPr>
-            </m:e>
-          </m:func>
         </m:oMath>
       </m:oMathPara>
     </w:p>

--- a/Appendix.docx
+++ b/Appendix.docx
@@ -1,6 +1,6 @@
 
 <file path=word/document.xml><?xml version="1.0" encoding="utf-8"?>
-<w:document xmlns:wpc="http://schemas.microsoft.com/office/word/2010/wordprocessingCanvas" xmlns:cx="http://schemas.microsoft.com/office/drawing/2014/chartex" xmlns:cx1="http://schemas.microsoft.com/office/drawing/2015/9/8/chartex" xmlns:cx2="http://schemas.microsoft.com/office/drawing/2015/10/21/chartex" xmlns:cx3="http://schemas.microsoft.com/office/drawing/2016/5/9/chartex" xmlns:cx4="http://schemas.microsoft.com/office/drawing/2016/5/10/chartex" xmlns:cx5="http://schemas.microsoft.com/office/drawing/2016/5/11/chartex" xmlns:cx6="http://schemas.microsoft.com/office/drawing/2016/5/12/chartex" xmlns:cx7="http://schemas.microsoft.com/office/drawing/2016/5/13/chartex" xmlns:cx8="http://schemas.microsoft.com/office/drawing/2016/5/14/chartex" xmlns:mc="http://schemas.openxmlformats.org/markup-compatibility/2006" xmlns:aink="http://schemas.microsoft.com/office/drawing/2016/ink" xmlns:am3d="http://schemas.microsoft.com/office/drawing/2017/model3d" xmlns:o="urn:schemas-microsoft-com:office:office" xmlns:oel="http://schemas.microsoft.com/office/2019/extlst" xmlns:r="http://schemas.openxmlformats.org/officeDocument/2006/relationships" xmlns:m="http://schemas.openxmlformats.org/officeDocument/2006/math" xmlns:v="urn:schemas-microsoft-com:vml" xmlns:wp14="http://schemas.microsoft.com/office/word/2010/wordprocessingDrawing" xmlns:wp="http://schemas.openxmlformats.org/drawingml/2006/wordprocessingDrawing" xmlns:w10="urn:schemas-microsoft-com:office:word" xmlns:w="http://schemas.openxmlformats.org/wordprocessingml/2006/main" xmlns:w14="http://schemas.microsoft.com/office/word/2010/wordml" xmlns:w15="http://schemas.microsoft.com/office/word/2012/wordml" xmlns:w16cei="http://schemas.microsoft.com/office/word/2026/wordml/cei" xmlns:w16cex="http://schemas.microsoft.com/office/word/2018/wordml/cex" xmlns:w16cid="http://schemas.microsoft.com/office/word/2016/wordml/cid" xmlns:w16="http://schemas.microsoft.com/office/word/2018/wordml" xmlns:w16du="http://schemas.microsoft.com/office/word/2023/wordml/word16du" xmlns:w16sdtdh="http://schemas.microsoft.com/office/word/2020/wordml/sdtdatahash" xmlns:w16sdtfl="http://schemas.microsoft.com/office/word/2024/wordml/sdtformatlock" xmlns:w16se="http://schemas.microsoft.com/office/word/2015/wordml/symex" xmlns:wpg="http://schemas.microsoft.com/office/word/2010/wordprocessingGroup" xmlns:wpi="http://schemas.microsoft.com/office/word/2010/wordprocessingInk" xmlns:wne="http://schemas.microsoft.com/office/word/2006/wordml" xmlns:wps="http://schemas.microsoft.com/office/word/2010/wordprocessingShape" mc:Ignorable="w14 w15 w16se w16cid w16 w16cex w16sdtdh w16sdtfl w16du wp14">
+<w:document xmlns:wpc="http://schemas.microsoft.com/office/word/2010/wordprocessingCanvas" xmlns:cx="http://schemas.microsoft.com/office/drawing/2014/chartex" xmlns:cx1="http://schemas.microsoft.com/office/drawing/2015/9/8/chartex" xmlns:cx2="http://schemas.microsoft.com/office/drawing/2015/10/21/chartex" xmlns:cx3="http://schemas.microsoft.com/office/drawing/2016/5/9/chartex" xmlns:cx4="http://schemas.microsoft.com/office/drawing/2016/5/10/chartex" xmlns:cx5="http://schemas.microsoft.com/office/drawing/2016/5/11/chartex" xmlns:cx6="http://schemas.microsoft.com/office/drawing/2016/5/12/chartex" xmlns:cx7="http://schemas.microsoft.com/office/drawing/2016/5/13/chartex" xmlns:cx8="http://schemas.microsoft.com/office/drawing/2016/5/14/chartex" xmlns:mc="http://schemas.openxmlformats.org/markup-compatibility/2006" xmlns:aink="http://schemas.microsoft.com/office/drawing/2016/ink" xmlns:am3d="http://schemas.microsoft.com/office/drawing/2017/model3d" xmlns:o="urn:schemas-microsoft-com:office:office" xmlns:oel="http://schemas.microsoft.com/office/2019/extlst" xmlns:r="http://schemas.openxmlformats.org/officeDocument/2006/relationships" xmlns:m="http://schemas.openxmlformats.org/officeDocument/2006/math" xmlns:v="urn:schemas-microsoft-com:vml" xmlns:wp14="http://schemas.microsoft.com/office/word/2010/wordprocessingDrawing" xmlns:wp="http://schemas.openxmlformats.org/drawingml/2006/wordprocessingDrawing" xmlns:w10="urn:schemas-microsoft-com:office:word" xmlns:w="http://schemas.openxmlformats.org/wordprocessingml/2006/main" xmlns:w14="http://schemas.microsoft.com/office/word/2010/wordml" xmlns:w15="http://schemas.microsoft.com/office/word/2012/wordml" xmlns:w16cex="http://schemas.microsoft.com/office/word/2018/wordml/cex" xmlns:w16cid="http://schemas.microsoft.com/office/word/2016/wordml/cid" xmlns:w16="http://schemas.microsoft.com/office/word/2018/wordml" xmlns:w16du="http://schemas.microsoft.com/office/word/2023/wordml/word16du" xmlns:w16sdtdh="http://schemas.microsoft.com/office/word/2020/wordml/sdtdatahash" xmlns:w16sdtfl="http://schemas.microsoft.com/office/word/2024/wordml/sdtformatlock" xmlns:w16se="http://schemas.microsoft.com/office/word/2015/wordml/symex" xmlns:wpg="http://schemas.microsoft.com/office/word/2010/wordprocessingGroup" xmlns:wpi="http://schemas.microsoft.com/office/word/2010/wordprocessingInk" xmlns:wne="http://schemas.microsoft.com/office/word/2006/wordml" xmlns:wps="http://schemas.microsoft.com/office/word/2010/wordprocessingShape" mc:Ignorable="w14 w15 w16se w16cid w16 w16cex w16sdtdh w16sdtfl w16du wp14">
   <w:body>
     <w:p>
       <w:pPr>
@@ -3351,13 +3351,7 @@
                 <w:rPr>
                   <w:rFonts w:ascii="Cambria Math" w:eastAsiaTheme="minorEastAsia" w:hAnsi="Cambria Math" w:cs="Times New Roman"/>
                 </w:rPr>
-                <m:t>2</m:t>
-              </m:r>
-              <m:r>
-                <w:rPr>
-                  <w:rFonts w:ascii="Cambria Math" w:eastAsiaTheme="minorEastAsia" w:hAnsi="Cambria Math" w:cs="Times New Roman"/>
-                </w:rPr>
-                <m:t>π</m:t>
+                <m:t>2π</m:t>
               </m:r>
               <m:sSub>
                 <m:sSubPr>
@@ -28629,19 +28623,1821 @@
       <w:pPr>
         <w:rPr>
           <w:rFonts w:eastAsiaTheme="minorEastAsia"/>
+          <w:highlight w:val="red"/>
           <w:lang w:val="en-US"/>
         </w:rPr>
       </w:pPr>
       <w:r>
         <w:rPr>
           <w:rFonts w:eastAsiaTheme="minorEastAsia"/>
+          <w:highlight w:val="red"/>
           <w:lang w:val="en-US"/>
         </w:rPr>
-        <w:t>Taking absolute values</w:t>
+        <w:t>Taking absolute values:</w:t>
+      </w:r>
+    </w:p>
+    <w:p>
+      <w:pPr>
+        <w:rPr>
+          <w:rFonts w:eastAsiaTheme="minorEastAsia"/>
+          <w:highlight w:val="red"/>
+          <w:lang w:val="en-US"/>
+        </w:rPr>
+      </w:pPr>
+      <m:oMathPara>
+        <m:oMath>
+          <m:d>
+            <m:dPr>
+              <m:begChr m:val="|"/>
+              <m:endChr m:val="|"/>
+              <m:ctrlPr>
+                <w:rPr>
+                  <w:rFonts w:ascii="Cambria Math" w:eastAsiaTheme="minorEastAsia" w:hAnsi="Cambria Math"/>
+                  <w:i/>
+                  <w:highlight w:val="red"/>
+                  <w:lang w:val="en-US"/>
+                </w:rPr>
+              </m:ctrlPr>
+            </m:dPr>
+            <m:e>
+              <m:sSub>
+                <m:sSubPr>
+                  <m:ctrlPr>
+                    <w:rPr>
+                      <w:rFonts w:ascii="Cambria Math" w:eastAsiaTheme="minorEastAsia" w:hAnsi="Cambria Math"/>
+                      <w:i/>
+                      <w:highlight w:val="red"/>
+                      <w:lang w:val="en-US"/>
+                    </w:rPr>
+                  </m:ctrlPr>
+                </m:sSubPr>
+                <m:e>
+                  <m:r>
+                    <w:rPr>
+                      <w:rFonts w:ascii="Cambria Math" w:eastAsiaTheme="minorEastAsia" w:hAnsi="Cambria Math"/>
+                      <w:highlight w:val="red"/>
+                      <w:lang w:val="en-US"/>
+                    </w:rPr>
+                    <m:t>e</m:t>
+                  </m:r>
+                </m:e>
+                <m:sub>
+                  <m:r>
+                    <w:rPr>
+                      <w:rFonts w:ascii="Cambria Math" w:eastAsiaTheme="minorEastAsia" w:hAnsi="Cambria Math"/>
+                      <w:highlight w:val="red"/>
+                      <w:lang w:val="en-US"/>
+                    </w:rPr>
+                    <m:t>k</m:t>
+                  </m:r>
+                </m:sub>
+              </m:sSub>
+            </m:e>
+          </m:d>
+          <m:r>
+            <m:rPr>
+              <m:sty m:val="p"/>
+            </m:rPr>
+            <w:rPr>
+              <w:rFonts w:ascii="Cambria Math" w:eastAsiaTheme="minorEastAsia" w:hAnsi="Cambria Math"/>
+              <w:highlight w:val="red"/>
+              <w:lang w:val="en-US"/>
+            </w:rPr>
+            <m:t>≤</m:t>
+          </m:r>
+          <m:sSup>
+            <m:sSupPr>
+              <m:ctrlPr>
+                <w:rPr>
+                  <w:rFonts w:ascii="Cambria Math" w:eastAsiaTheme="minorEastAsia" w:hAnsi="Cambria Math"/>
+                  <w:i/>
+                  <w:highlight w:val="red"/>
+                  <w:lang w:val="en-US"/>
+                </w:rPr>
+              </m:ctrlPr>
+            </m:sSupPr>
+            <m:e>
+              <m:d>
+                <m:dPr>
+                  <m:begChr m:val="|"/>
+                  <m:endChr m:val="|"/>
+                  <m:ctrlPr>
+                    <w:rPr>
+                      <w:rFonts w:ascii="Cambria Math" w:eastAsiaTheme="minorEastAsia" w:hAnsi="Cambria Math"/>
+                      <w:i/>
+                      <w:highlight w:val="red"/>
+                      <w:lang w:val="en-US"/>
+                    </w:rPr>
+                  </m:ctrlPr>
+                </m:dPr>
+                <m:e>
+                  <m:r>
+                    <w:rPr>
+                      <w:rFonts w:ascii="Cambria Math" w:eastAsiaTheme="minorEastAsia" w:hAnsi="Cambria Math"/>
+                      <w:highlight w:val="red"/>
+                      <w:lang w:val="en-US"/>
+                    </w:rPr>
+                    <m:t>q</m:t>
+                  </m:r>
+                </m:e>
+              </m:d>
+              <m:ctrlPr>
+                <w:rPr>
+                  <w:rFonts w:ascii="Cambria Math" w:eastAsiaTheme="minorEastAsia" w:hAnsi="Cambria Math"/>
+                  <w:highlight w:val="red"/>
+                  <w:lang w:val="en-US"/>
+                </w:rPr>
+              </m:ctrlPr>
+            </m:e>
+            <m:sup>
+              <m:r>
+                <w:rPr>
+                  <w:rFonts w:ascii="Cambria Math" w:eastAsiaTheme="minorEastAsia" w:hAnsi="Cambria Math"/>
+                  <w:highlight w:val="red"/>
+                  <w:lang w:val="en-US"/>
+                </w:rPr>
+                <m:t>k</m:t>
+              </m:r>
+            </m:sup>
+          </m:sSup>
+          <m:d>
+            <m:dPr>
+              <m:begChr m:val="|"/>
+              <m:endChr m:val="|"/>
+              <m:ctrlPr>
+                <w:rPr>
+                  <w:rFonts w:ascii="Cambria Math" w:eastAsiaTheme="minorEastAsia" w:hAnsi="Cambria Math"/>
+                  <w:i/>
+                  <w:highlight w:val="red"/>
+                  <w:lang w:val="en-US"/>
+                </w:rPr>
+              </m:ctrlPr>
+            </m:dPr>
+            <m:e>
+              <m:sSub>
+                <m:sSubPr>
+                  <m:ctrlPr>
+                    <w:rPr>
+                      <w:rFonts w:ascii="Cambria Math" w:eastAsiaTheme="minorEastAsia" w:hAnsi="Cambria Math"/>
+                      <w:i/>
+                      <w:highlight w:val="red"/>
+                      <w:lang w:val="en-US"/>
+                    </w:rPr>
+                  </m:ctrlPr>
+                </m:sSubPr>
+                <m:e>
+                  <m:r>
+                    <w:rPr>
+                      <w:rFonts w:ascii="Cambria Math" w:eastAsiaTheme="minorEastAsia" w:hAnsi="Cambria Math"/>
+                      <w:highlight w:val="red"/>
+                      <w:lang w:val="en-US"/>
+                    </w:rPr>
+                    <m:t>e</m:t>
+                  </m:r>
+                </m:e>
+                <m:sub>
+                  <m:r>
+                    <w:rPr>
+                      <w:rFonts w:ascii="Cambria Math" w:eastAsiaTheme="minorEastAsia" w:hAnsi="Cambria Math"/>
+                      <w:highlight w:val="red"/>
+                      <w:lang w:val="en-US"/>
+                    </w:rPr>
+                    <m:t>0</m:t>
+                  </m:r>
+                </m:sub>
+              </m:sSub>
+            </m:e>
+          </m:d>
+          <m:r>
+            <w:rPr>
+              <w:rFonts w:ascii="Cambria Math" w:eastAsiaTheme="minorEastAsia" w:hAnsi="Cambria Math"/>
+              <w:highlight w:val="red"/>
+              <w:lang w:val="en-US"/>
+            </w:rPr>
+            <m:t>+</m:t>
+          </m:r>
+          <m:nary>
+            <m:naryPr>
+              <m:chr m:val="∑"/>
+              <m:ctrlPr>
+                <w:rPr>
+                  <w:rFonts w:ascii="Cambria Math" w:eastAsiaTheme="minorEastAsia" w:hAnsi="Cambria Math"/>
+                  <w:highlight w:val="red"/>
+                  <w:lang w:val="en-US"/>
+                </w:rPr>
+              </m:ctrlPr>
+            </m:naryPr>
+            <m:sub>
+              <m:r>
+                <w:rPr>
+                  <w:rFonts w:ascii="Cambria Math" w:eastAsiaTheme="minorEastAsia" w:hAnsi="Cambria Math"/>
+                  <w:highlight w:val="red"/>
+                  <w:lang w:val="en-US"/>
+                </w:rPr>
+                <m:t>i=0</m:t>
+              </m:r>
+              <m:ctrlPr>
+                <w:rPr>
+                  <w:rFonts w:ascii="Cambria Math" w:eastAsiaTheme="minorEastAsia" w:hAnsi="Cambria Math"/>
+                  <w:i/>
+                  <w:highlight w:val="red"/>
+                  <w:lang w:val="en-US"/>
+                </w:rPr>
+              </m:ctrlPr>
+            </m:sub>
+            <m:sup>
+              <m:r>
+                <w:rPr>
+                  <w:rFonts w:ascii="Cambria Math" w:eastAsiaTheme="minorEastAsia" w:hAnsi="Cambria Math"/>
+                  <w:highlight w:val="red"/>
+                  <w:lang w:val="en-US"/>
+                </w:rPr>
+                <m:t>k-1</m:t>
+              </m:r>
+              <m:ctrlPr>
+                <w:rPr>
+                  <w:rFonts w:ascii="Cambria Math" w:eastAsiaTheme="minorEastAsia" w:hAnsi="Cambria Math"/>
+                  <w:i/>
+                  <w:highlight w:val="red"/>
+                  <w:lang w:val="en-US"/>
+                </w:rPr>
+              </m:ctrlPr>
+            </m:sup>
+            <m:e>
+              <m:sSup>
+                <m:sSupPr>
+                  <m:ctrlPr>
+                    <w:rPr>
+                      <w:rFonts w:ascii="Cambria Math" w:eastAsiaTheme="minorEastAsia" w:hAnsi="Cambria Math"/>
+                      <w:i/>
+                      <w:highlight w:val="red"/>
+                      <w:lang w:val="en-US"/>
+                    </w:rPr>
+                  </m:ctrlPr>
+                </m:sSupPr>
+                <m:e>
+                  <m:d>
+                    <m:dPr>
+                      <m:begChr m:val="|"/>
+                      <m:endChr m:val="|"/>
+                      <m:ctrlPr>
+                        <w:rPr>
+                          <w:rFonts w:ascii="Cambria Math" w:eastAsiaTheme="minorEastAsia" w:hAnsi="Cambria Math"/>
+                          <w:i/>
+                          <w:highlight w:val="red"/>
+                          <w:lang w:val="en-US"/>
+                        </w:rPr>
+                      </m:ctrlPr>
+                    </m:dPr>
+                    <m:e>
+                      <m:r>
+                        <w:rPr>
+                          <w:rFonts w:ascii="Cambria Math" w:eastAsiaTheme="minorEastAsia" w:hAnsi="Cambria Math"/>
+                          <w:highlight w:val="red"/>
+                          <w:lang w:val="en-US"/>
+                        </w:rPr>
+                        <m:t>q</m:t>
+                      </m:r>
+                    </m:e>
+                  </m:d>
+                </m:e>
+                <m:sup>
+                  <m:r>
+                    <w:rPr>
+                      <w:rFonts w:ascii="Cambria Math" w:eastAsiaTheme="minorEastAsia" w:hAnsi="Cambria Math"/>
+                      <w:highlight w:val="red"/>
+                      <w:lang w:val="en-US"/>
+                    </w:rPr>
+                    <m:t>k-1-i</m:t>
+                  </m:r>
+                </m:sup>
+              </m:sSup>
+              <m:ctrlPr>
+                <w:rPr>
+                  <w:rFonts w:ascii="Cambria Math" w:eastAsiaTheme="minorEastAsia" w:hAnsi="Cambria Math"/>
+                  <w:i/>
+                  <w:highlight w:val="red"/>
+                  <w:lang w:val="en-US"/>
+                </w:rPr>
+              </m:ctrlPr>
+            </m:e>
+          </m:nary>
+          <m:r>
+            <w:rPr>
+              <w:rFonts w:ascii="Cambria Math" w:eastAsiaTheme="minorEastAsia" w:hAnsi="Cambria Math"/>
+              <w:highlight w:val="red"/>
+              <w:lang w:val="en-US"/>
+            </w:rPr>
+            <m:t> </m:t>
+          </m:r>
+          <m:d>
+            <m:dPr>
+              <m:begChr m:val="|"/>
+              <m:endChr m:val="|"/>
+              <m:ctrlPr>
+                <w:rPr>
+                  <w:rFonts w:ascii="Cambria Math" w:eastAsiaTheme="minorEastAsia" w:hAnsi="Cambria Math"/>
+                  <w:i/>
+                  <w:highlight w:val="red"/>
+                  <w:lang w:val="en-US"/>
+                </w:rPr>
+              </m:ctrlPr>
+            </m:dPr>
+            <m:e>
+              <m:sSub>
+                <m:sSubPr>
+                  <m:ctrlPr>
+                    <w:rPr>
+                      <w:rFonts w:ascii="Cambria Math" w:eastAsiaTheme="minorEastAsia" w:hAnsi="Cambria Math"/>
+                      <w:i/>
+                      <w:highlight w:val="red"/>
+                      <w:lang w:val="en-US"/>
+                    </w:rPr>
+                  </m:ctrlPr>
+                </m:sSubPr>
+                <m:e>
+                  <m:r>
+                    <m:rPr>
+                      <m:sty m:val="p"/>
+                    </m:rPr>
+                    <w:rPr>
+                      <w:rFonts w:ascii="Cambria Math" w:eastAsiaTheme="minorEastAsia" w:hAnsi="Cambria Math"/>
+                      <w:highlight w:val="red"/>
+                      <w:lang w:val="en-US"/>
+                    </w:rPr>
+                    <m:t>ζ</m:t>
+                  </m:r>
+                </m:e>
+                <m:sub>
+                  <m:r>
+                    <w:rPr>
+                      <w:rFonts w:ascii="Cambria Math" w:eastAsiaTheme="minorEastAsia" w:hAnsi="Cambria Math"/>
+                      <w:highlight w:val="red"/>
+                      <w:lang w:val="en-US"/>
+                    </w:rPr>
+                    <m:t>i</m:t>
+                  </m:r>
+                </m:sub>
+              </m:sSub>
+            </m:e>
+          </m:d>
+        </m:oMath>
+      </m:oMathPara>
+    </w:p>
+    <w:p>
+      <w:pPr>
+        <w:rPr>
+          <w:rFonts w:eastAsiaTheme="minorEastAsia"/>
+          <w:highlight w:val="red"/>
+          <w:lang w:val="en-US"/>
+        </w:rPr>
+      </w:pPr>
+      <w:r>
+        <w:rPr>
+          <w:rFonts w:eastAsiaTheme="minorEastAsia"/>
+          <w:highlight w:val="red"/>
+          <w:lang w:val="en-US"/>
+        </w:rPr>
+        <w:t xml:space="preserve">The geometric series is Change index by setting </w:t>
+      </w:r>
+      <m:oMath>
+        <m:r>
+          <w:rPr>
+            <w:rFonts w:ascii="Cambria Math" w:eastAsiaTheme="minorEastAsia" w:hAnsi="Cambria Math"/>
+            <w:highlight w:val="red"/>
+            <w:lang w:val="en-US"/>
+          </w:rPr>
+          <m:t>j=k-1-i</m:t>
+        </m:r>
+      </m:oMath>
+      <w:r>
+        <w:rPr>
+          <w:rFonts w:eastAsiaTheme="minorEastAsia"/>
+          <w:highlight w:val="red"/>
+          <w:lang w:val="en-US"/>
+        </w:rPr>
+        <w:t>:</w:t>
+      </w:r>
+    </w:p>
+    <w:p>
+      <w:pPr>
+        <w:rPr>
+          <w:rFonts w:eastAsiaTheme="minorEastAsia"/>
+          <w:highlight w:val="red"/>
+          <w:lang w:val="en-US"/>
+        </w:rPr>
+      </w:pPr>
+      <m:oMathPara>
+        <m:oMath>
+          <m:nary>
+            <m:naryPr>
+              <m:chr m:val="∑"/>
+              <m:ctrlPr>
+                <w:rPr>
+                  <w:rFonts w:ascii="Cambria Math" w:eastAsiaTheme="minorEastAsia" w:hAnsi="Cambria Math"/>
+                  <w:highlight w:val="red"/>
+                  <w:lang w:val="en-US"/>
+                </w:rPr>
+              </m:ctrlPr>
+            </m:naryPr>
+            <m:sub>
+              <m:r>
+                <w:rPr>
+                  <w:rFonts w:ascii="Cambria Math" w:eastAsiaTheme="minorEastAsia" w:hAnsi="Cambria Math"/>
+                  <w:highlight w:val="red"/>
+                  <w:lang w:val="en-US"/>
+                </w:rPr>
+                <m:t>i=0</m:t>
+              </m:r>
+              <m:ctrlPr>
+                <w:rPr>
+                  <w:rFonts w:ascii="Cambria Math" w:eastAsiaTheme="minorEastAsia" w:hAnsi="Cambria Math"/>
+                  <w:i/>
+                  <w:highlight w:val="red"/>
+                  <w:lang w:val="en-US"/>
+                </w:rPr>
+              </m:ctrlPr>
+            </m:sub>
+            <m:sup>
+              <m:r>
+                <w:rPr>
+                  <w:rFonts w:ascii="Cambria Math" w:eastAsiaTheme="minorEastAsia" w:hAnsi="Cambria Math"/>
+                  <w:highlight w:val="red"/>
+                  <w:lang w:val="en-US"/>
+                </w:rPr>
+                <m:t>k-1</m:t>
+              </m:r>
+              <m:ctrlPr>
+                <w:rPr>
+                  <w:rFonts w:ascii="Cambria Math" w:eastAsiaTheme="minorEastAsia" w:hAnsi="Cambria Math"/>
+                  <w:i/>
+                  <w:highlight w:val="red"/>
+                  <w:lang w:val="en-US"/>
+                </w:rPr>
+              </m:ctrlPr>
+            </m:sup>
+            <m:e>
+              <m:sSup>
+                <m:sSupPr>
+                  <m:ctrlPr>
+                    <w:rPr>
+                      <w:rFonts w:ascii="Cambria Math" w:eastAsiaTheme="minorEastAsia" w:hAnsi="Cambria Math"/>
+                      <w:i/>
+                      <w:highlight w:val="red"/>
+                      <w:lang w:val="en-US"/>
+                    </w:rPr>
+                  </m:ctrlPr>
+                </m:sSupPr>
+                <m:e>
+                  <m:d>
+                    <m:dPr>
+                      <m:begChr m:val="|"/>
+                      <m:endChr m:val="|"/>
+                      <m:ctrlPr>
+                        <w:rPr>
+                          <w:rFonts w:ascii="Cambria Math" w:eastAsiaTheme="minorEastAsia" w:hAnsi="Cambria Math"/>
+                          <w:i/>
+                          <w:highlight w:val="red"/>
+                          <w:lang w:val="en-US"/>
+                        </w:rPr>
+                      </m:ctrlPr>
+                    </m:dPr>
+                    <m:e>
+                      <m:r>
+                        <w:rPr>
+                          <w:rFonts w:ascii="Cambria Math" w:eastAsiaTheme="minorEastAsia" w:hAnsi="Cambria Math"/>
+                          <w:highlight w:val="red"/>
+                          <w:lang w:val="en-US"/>
+                        </w:rPr>
+                        <m:t>q</m:t>
+                      </m:r>
+                    </m:e>
+                  </m:d>
+                </m:e>
+                <m:sup>
+                  <m:r>
+                    <w:rPr>
+                      <w:rFonts w:ascii="Cambria Math" w:eastAsiaTheme="minorEastAsia" w:hAnsi="Cambria Math"/>
+                      <w:highlight w:val="red"/>
+                      <w:lang w:val="en-US"/>
+                    </w:rPr>
+                    <m:t>k-1-i</m:t>
+                  </m:r>
+                </m:sup>
+              </m:sSup>
+              <m:ctrlPr>
+                <w:rPr>
+                  <w:rFonts w:ascii="Cambria Math" w:eastAsiaTheme="minorEastAsia" w:hAnsi="Cambria Math"/>
+                  <w:i/>
+                  <w:highlight w:val="red"/>
+                  <w:lang w:val="en-US"/>
+                </w:rPr>
+              </m:ctrlPr>
+            </m:e>
+          </m:nary>
+          <m:r>
+            <w:rPr>
+              <w:rFonts w:ascii="Cambria Math" w:eastAsiaTheme="minorEastAsia" w:hAnsi="Cambria Math"/>
+              <w:highlight w:val="red"/>
+              <w:lang w:val="en-US"/>
+            </w:rPr>
+            <m:t>=</m:t>
+          </m:r>
+          <m:nary>
+            <m:naryPr>
+              <m:chr m:val="∑"/>
+              <m:ctrlPr>
+                <w:rPr>
+                  <w:rFonts w:ascii="Cambria Math" w:eastAsiaTheme="minorEastAsia" w:hAnsi="Cambria Math"/>
+                  <w:highlight w:val="red"/>
+                  <w:lang w:val="en-US"/>
+                </w:rPr>
+              </m:ctrlPr>
+            </m:naryPr>
+            <m:sub>
+              <m:r>
+                <w:rPr>
+                  <w:rFonts w:ascii="Cambria Math" w:eastAsiaTheme="minorEastAsia" w:hAnsi="Cambria Math"/>
+                  <w:highlight w:val="red"/>
+                  <w:lang w:val="en-US"/>
+                </w:rPr>
+                <m:t>j=0</m:t>
+              </m:r>
+              <m:ctrlPr>
+                <w:rPr>
+                  <w:rFonts w:ascii="Cambria Math" w:eastAsiaTheme="minorEastAsia" w:hAnsi="Cambria Math"/>
+                  <w:i/>
+                  <w:highlight w:val="red"/>
+                  <w:lang w:val="en-US"/>
+                </w:rPr>
+              </m:ctrlPr>
+            </m:sub>
+            <m:sup>
+              <m:r>
+                <w:rPr>
+                  <w:rFonts w:ascii="Cambria Math" w:eastAsiaTheme="minorEastAsia" w:hAnsi="Cambria Math"/>
+                  <w:highlight w:val="red"/>
+                  <w:lang w:val="en-US"/>
+                </w:rPr>
+                <m:t>k-1</m:t>
+              </m:r>
+              <m:ctrlPr>
+                <w:rPr>
+                  <w:rFonts w:ascii="Cambria Math" w:eastAsiaTheme="minorEastAsia" w:hAnsi="Cambria Math"/>
+                  <w:i/>
+                  <w:highlight w:val="red"/>
+                  <w:lang w:val="en-US"/>
+                </w:rPr>
+              </m:ctrlPr>
+            </m:sup>
+            <m:e>
+              <m:sSup>
+                <m:sSupPr>
+                  <m:ctrlPr>
+                    <w:rPr>
+                      <w:rFonts w:ascii="Cambria Math" w:eastAsiaTheme="minorEastAsia" w:hAnsi="Cambria Math"/>
+                      <w:i/>
+                      <w:highlight w:val="red"/>
+                      <w:lang w:val="en-US"/>
+                    </w:rPr>
+                  </m:ctrlPr>
+                </m:sSupPr>
+                <m:e>
+                  <m:d>
+                    <m:dPr>
+                      <m:begChr m:val="|"/>
+                      <m:endChr m:val="|"/>
+                      <m:ctrlPr>
+                        <w:rPr>
+                          <w:rFonts w:ascii="Cambria Math" w:eastAsiaTheme="minorEastAsia" w:hAnsi="Cambria Math"/>
+                          <w:i/>
+                          <w:highlight w:val="red"/>
+                          <w:lang w:val="en-US"/>
+                        </w:rPr>
+                      </m:ctrlPr>
+                    </m:dPr>
+                    <m:e>
+                      <m:r>
+                        <w:rPr>
+                          <w:rFonts w:ascii="Cambria Math" w:eastAsiaTheme="minorEastAsia" w:hAnsi="Cambria Math"/>
+                          <w:highlight w:val="red"/>
+                          <w:lang w:val="en-US"/>
+                        </w:rPr>
+                        <m:t>q</m:t>
+                      </m:r>
+                    </m:e>
+                  </m:d>
+                </m:e>
+                <m:sup>
+                  <m:r>
+                    <w:rPr>
+                      <w:rFonts w:ascii="Cambria Math" w:eastAsiaTheme="minorEastAsia" w:hAnsi="Cambria Math"/>
+                      <w:highlight w:val="red"/>
+                      <w:lang w:val="en-US"/>
+                    </w:rPr>
+                    <m:t>j</m:t>
+                  </m:r>
+                </m:sup>
+              </m:sSup>
+              <m:ctrlPr>
+                <w:rPr>
+                  <w:rFonts w:ascii="Cambria Math" w:eastAsiaTheme="minorEastAsia" w:hAnsi="Cambria Math"/>
+                  <w:i/>
+                  <w:highlight w:val="red"/>
+                  <w:lang w:val="en-US"/>
+                </w:rPr>
+              </m:ctrlPr>
+            </m:e>
+          </m:nary>
+          <m:r>
+            <w:rPr>
+              <w:rFonts w:ascii="Cambria Math" w:eastAsiaTheme="minorEastAsia" w:hAnsi="Cambria Math"/>
+              <w:highlight w:val="red"/>
+              <w:lang w:val="en-US"/>
+            </w:rPr>
+            <m:t>=</m:t>
+          </m:r>
+          <m:f>
+            <m:fPr>
+              <m:ctrlPr>
+                <w:rPr>
+                  <w:rFonts w:ascii="Cambria Math" w:eastAsiaTheme="minorEastAsia" w:hAnsi="Cambria Math"/>
+                  <w:highlight w:val="red"/>
+                  <w:lang w:val="en-US"/>
+                </w:rPr>
+              </m:ctrlPr>
+            </m:fPr>
+            <m:num>
+              <m:r>
+                <w:rPr>
+                  <w:rFonts w:ascii="Cambria Math" w:eastAsiaTheme="minorEastAsia" w:hAnsi="Cambria Math"/>
+                  <w:highlight w:val="red"/>
+                  <w:lang w:val="en-US"/>
+                </w:rPr>
+                <m:t>1-</m:t>
+              </m:r>
+              <m:sSup>
+                <m:sSupPr>
+                  <m:ctrlPr>
+                    <w:rPr>
+                      <w:rFonts w:ascii="Cambria Math" w:eastAsiaTheme="minorEastAsia" w:hAnsi="Cambria Math"/>
+                      <w:i/>
+                      <w:highlight w:val="red"/>
+                      <w:lang w:val="en-US"/>
+                    </w:rPr>
+                  </m:ctrlPr>
+                </m:sSupPr>
+                <m:e>
+                  <m:d>
+                    <m:dPr>
+                      <m:begChr m:val="|"/>
+                      <m:endChr m:val="|"/>
+                      <m:ctrlPr>
+                        <w:rPr>
+                          <w:rFonts w:ascii="Cambria Math" w:eastAsiaTheme="minorEastAsia" w:hAnsi="Cambria Math"/>
+                          <w:i/>
+                          <w:highlight w:val="red"/>
+                          <w:lang w:val="en-US"/>
+                        </w:rPr>
+                      </m:ctrlPr>
+                    </m:dPr>
+                    <m:e>
+                      <m:r>
+                        <w:rPr>
+                          <w:rFonts w:ascii="Cambria Math" w:eastAsiaTheme="minorEastAsia" w:hAnsi="Cambria Math"/>
+                          <w:highlight w:val="red"/>
+                          <w:lang w:val="en-US"/>
+                        </w:rPr>
+                        <m:t>q</m:t>
+                      </m:r>
+                    </m:e>
+                  </m:d>
+                </m:e>
+                <m:sup>
+                  <m:r>
+                    <w:rPr>
+                      <w:rFonts w:ascii="Cambria Math" w:eastAsiaTheme="minorEastAsia" w:hAnsi="Cambria Math"/>
+                      <w:highlight w:val="red"/>
+                      <w:lang w:val="en-US"/>
+                    </w:rPr>
+                    <m:t>k</m:t>
+                  </m:r>
+                </m:sup>
+              </m:sSup>
+              <m:ctrlPr>
+                <w:rPr>
+                  <w:rFonts w:ascii="Cambria Math" w:eastAsiaTheme="minorEastAsia" w:hAnsi="Cambria Math"/>
+                  <w:i/>
+                  <w:highlight w:val="red"/>
+                  <w:lang w:val="en-US"/>
+                </w:rPr>
+              </m:ctrlPr>
+            </m:num>
+            <m:den>
+              <m:r>
+                <w:rPr>
+                  <w:rFonts w:ascii="Cambria Math" w:eastAsiaTheme="minorEastAsia" w:hAnsi="Cambria Math"/>
+                  <w:highlight w:val="red"/>
+                  <w:lang w:val="en-US"/>
+                </w:rPr>
+                <m:t>1-</m:t>
+              </m:r>
+              <m:d>
+                <m:dPr>
+                  <m:begChr m:val="|"/>
+                  <m:endChr m:val="|"/>
+                  <m:ctrlPr>
+                    <w:rPr>
+                      <w:rFonts w:ascii="Cambria Math" w:eastAsiaTheme="minorEastAsia" w:hAnsi="Cambria Math"/>
+                      <w:i/>
+                      <w:highlight w:val="red"/>
+                      <w:lang w:val="en-US"/>
+                    </w:rPr>
+                  </m:ctrlPr>
+                </m:dPr>
+                <m:e>
+                  <m:r>
+                    <w:rPr>
+                      <w:rFonts w:ascii="Cambria Math" w:eastAsiaTheme="minorEastAsia" w:hAnsi="Cambria Math"/>
+                      <w:highlight w:val="red"/>
+                      <w:lang w:val="en-US"/>
+                    </w:rPr>
+                    <m:t>q</m:t>
+                  </m:r>
+                </m:e>
+              </m:d>
+              <m:ctrlPr>
+                <w:rPr>
+                  <w:rFonts w:ascii="Cambria Math" w:eastAsiaTheme="minorEastAsia" w:hAnsi="Cambria Math"/>
+                  <w:i/>
+                  <w:highlight w:val="red"/>
+                  <w:lang w:val="en-US"/>
+                </w:rPr>
+              </m:ctrlPr>
+            </m:den>
+          </m:f>
+        </m:oMath>
+      </m:oMathPara>
+    </w:p>
+    <w:p>
+      <w:pPr>
+        <w:rPr>
+          <w:rFonts w:eastAsiaTheme="minorEastAsia"/>
+          <w:highlight w:val="red"/>
+          <w:lang w:val="en-US"/>
+        </w:rPr>
+      </w:pPr>
+      <w:r>
+        <w:rPr>
+          <w:rFonts w:eastAsiaTheme="minorEastAsia"/>
+          <w:highlight w:val="red"/>
+          <w:lang w:val="en-US"/>
+        </w:rPr>
+        <w:t>Using a uniform bound:</w:t>
+      </w:r>
+    </w:p>
+    <w:p>
+      <w:pPr>
+        <w:rPr>
+          <w:rFonts w:eastAsiaTheme="minorEastAsia"/>
+          <w:highlight w:val="red"/>
+          <w:lang w:val="en-US"/>
+        </w:rPr>
+      </w:pPr>
+      <m:oMathPara>
+        <m:oMath>
+          <m:d>
+            <m:dPr>
+              <m:begChr m:val="|"/>
+              <m:endChr m:val="|"/>
+              <m:ctrlPr>
+                <w:rPr>
+                  <w:rFonts w:ascii="Cambria Math" w:eastAsiaTheme="minorEastAsia" w:hAnsi="Cambria Math"/>
+                  <w:i/>
+                  <w:highlight w:val="red"/>
+                  <w:lang w:val="en-US"/>
+                </w:rPr>
+              </m:ctrlPr>
+            </m:dPr>
+            <m:e>
+              <m:sSub>
+                <m:sSubPr>
+                  <m:ctrlPr>
+                    <w:rPr>
+                      <w:rFonts w:ascii="Cambria Math" w:eastAsiaTheme="minorEastAsia" w:hAnsi="Cambria Math"/>
+                      <w:i/>
+                      <w:highlight w:val="red"/>
+                      <w:lang w:val="en-US"/>
+                    </w:rPr>
+                  </m:ctrlPr>
+                </m:sSubPr>
+                <m:e>
+                  <m:r>
+                    <m:rPr>
+                      <m:sty m:val="p"/>
+                    </m:rPr>
+                    <w:rPr>
+                      <w:rFonts w:ascii="Cambria Math" w:eastAsiaTheme="minorEastAsia" w:hAnsi="Cambria Math"/>
+                      <w:highlight w:val="red"/>
+                      <w:lang w:val="en-US"/>
+                    </w:rPr>
+                    <m:t>ζ</m:t>
+                  </m:r>
+                </m:e>
+                <m:sub>
+                  <m:r>
+                    <w:rPr>
+                      <w:rFonts w:ascii="Cambria Math" w:eastAsiaTheme="minorEastAsia" w:hAnsi="Cambria Math"/>
+                      <w:highlight w:val="red"/>
+                      <w:lang w:val="en-US"/>
+                    </w:rPr>
+                    <m:t>i</m:t>
+                  </m:r>
+                </m:sub>
+              </m:sSub>
+            </m:e>
+          </m:d>
+          <m:r>
+            <m:rPr>
+              <m:sty m:val="p"/>
+            </m:rPr>
+            <w:rPr>
+              <w:rFonts w:ascii="Cambria Math" w:eastAsiaTheme="minorEastAsia" w:hAnsi="Cambria Math"/>
+              <w:highlight w:val="red"/>
+              <w:lang w:val="en-US"/>
+            </w:rPr>
+            <m:t>≤</m:t>
+          </m:r>
+          <m:func>
+            <m:funcPr>
+              <m:ctrlPr>
+                <w:rPr>
+                  <w:rFonts w:ascii="Cambria Math" w:eastAsiaTheme="minorEastAsia" w:hAnsi="Cambria Math"/>
+                  <w:highlight w:val="red"/>
+                  <w:lang w:val="en-US"/>
+                </w:rPr>
+              </m:ctrlPr>
+            </m:funcPr>
+            <m:fName>
+              <m:limLow>
+                <m:limLowPr>
+                  <m:ctrlPr>
+                    <w:rPr>
+                      <w:rFonts w:ascii="Cambria Math" w:eastAsiaTheme="minorEastAsia" w:hAnsi="Cambria Math"/>
+                      <w:i/>
+                      <w:highlight w:val="red"/>
+                      <w:lang w:val="en-US"/>
+                    </w:rPr>
+                  </m:ctrlPr>
+                </m:limLowPr>
+                <m:e>
+                  <m:r>
+                    <m:rPr>
+                      <m:sty m:val="p"/>
+                    </m:rPr>
+                    <w:rPr>
+                      <w:rFonts w:ascii="Cambria Math" w:eastAsiaTheme="minorEastAsia" w:hAnsi="Cambria Math"/>
+                      <w:highlight w:val="red"/>
+                      <w:lang w:val="en-US"/>
+                    </w:rPr>
+                    <m:t>max</m:t>
+                  </m:r>
+                </m:e>
+                <m:lim>
+                  <m:r>
+                    <w:rPr>
+                      <w:rFonts w:ascii="Cambria Math" w:eastAsiaTheme="minorEastAsia" w:hAnsi="Cambria Math"/>
+                      <w:highlight w:val="red"/>
+                      <w:lang w:val="en-US"/>
+                    </w:rPr>
+                    <m:t>0</m:t>
+                  </m:r>
+                  <m:r>
+                    <m:rPr>
+                      <m:sty m:val="p"/>
+                    </m:rPr>
+                    <w:rPr>
+                      <w:rFonts w:ascii="Cambria Math" w:eastAsiaTheme="minorEastAsia" w:hAnsi="Cambria Math"/>
+                      <w:highlight w:val="red"/>
+                      <w:lang w:val="en-US"/>
+                    </w:rPr>
+                    <m:t>≤</m:t>
+                  </m:r>
+                  <m:r>
+                    <w:rPr>
+                      <w:rFonts w:ascii="Cambria Math" w:eastAsiaTheme="minorEastAsia" w:hAnsi="Cambria Math"/>
+                      <w:highlight w:val="red"/>
+                      <w:lang w:val="en-US"/>
+                    </w:rPr>
+                    <m:t>i&lt;k</m:t>
+                  </m:r>
+                  <m:ctrlPr>
+                    <w:rPr>
+                      <w:rFonts w:ascii="Cambria Math" w:eastAsiaTheme="minorEastAsia" w:hAnsi="Cambria Math"/>
+                      <w:highlight w:val="red"/>
+                      <w:lang w:val="en-US"/>
+                    </w:rPr>
+                  </m:ctrlPr>
+                </m:lim>
+              </m:limLow>
+              <m:ctrlPr>
+                <w:rPr>
+                  <w:rFonts w:ascii="Cambria Math" w:eastAsiaTheme="minorEastAsia" w:hAnsi="Cambria Math"/>
+                  <w:i/>
+                  <w:highlight w:val="red"/>
+                  <w:lang w:val="en-US"/>
+                </w:rPr>
+              </m:ctrlPr>
+            </m:fName>
+            <m:e>
+              <m:d>
+                <m:dPr>
+                  <m:begChr m:val="|"/>
+                  <m:endChr m:val="|"/>
+                  <m:ctrlPr>
+                    <w:rPr>
+                      <w:rFonts w:ascii="Cambria Math" w:eastAsiaTheme="minorEastAsia" w:hAnsi="Cambria Math"/>
+                      <w:i/>
+                      <w:highlight w:val="red"/>
+                      <w:lang w:val="en-US"/>
+                    </w:rPr>
+                  </m:ctrlPr>
+                </m:dPr>
+                <m:e>
+                  <m:sSub>
+                    <m:sSubPr>
+                      <m:ctrlPr>
+                        <w:rPr>
+                          <w:rFonts w:ascii="Cambria Math" w:eastAsiaTheme="minorEastAsia" w:hAnsi="Cambria Math"/>
+                          <w:i/>
+                          <w:highlight w:val="red"/>
+                          <w:lang w:val="en-US"/>
+                        </w:rPr>
+                      </m:ctrlPr>
+                    </m:sSubPr>
+                    <m:e>
+                      <m:r>
+                        <m:rPr>
+                          <m:sty m:val="p"/>
+                        </m:rPr>
+                        <w:rPr>
+                          <w:rFonts w:ascii="Cambria Math" w:eastAsiaTheme="minorEastAsia" w:hAnsi="Cambria Math"/>
+                          <w:highlight w:val="red"/>
+                          <w:lang w:val="en-US"/>
+                        </w:rPr>
+                        <m:t>ζ</m:t>
+                      </m:r>
+                    </m:e>
+                    <m:sub>
+                      <m:r>
+                        <w:rPr>
+                          <w:rFonts w:ascii="Cambria Math" w:eastAsiaTheme="minorEastAsia" w:hAnsi="Cambria Math"/>
+                          <w:highlight w:val="red"/>
+                          <w:lang w:val="en-US"/>
+                        </w:rPr>
+                        <m:t>i</m:t>
+                      </m:r>
+                    </m:sub>
+                  </m:sSub>
+                </m:e>
+              </m:d>
+              <m:ctrlPr>
+                <w:rPr>
+                  <w:rFonts w:ascii="Cambria Math" w:eastAsiaTheme="minorEastAsia" w:hAnsi="Cambria Math"/>
+                  <w:i/>
+                  <w:highlight w:val="red"/>
+                  <w:lang w:val="en-US"/>
+                </w:rPr>
+              </m:ctrlPr>
+            </m:e>
+          </m:func>
+        </m:oMath>
+      </m:oMathPara>
+    </w:p>
+    <w:p>
+      <w:pPr>
+        <w:rPr>
+          <w:rFonts w:eastAsiaTheme="minorEastAsia"/>
+          <w:highlight w:val="red"/>
+          <w:lang w:val="en-US"/>
+        </w:rPr>
+      </w:pPr>
+      <w:r>
+        <w:rPr>
+          <w:rFonts w:eastAsiaTheme="minorEastAsia"/>
+          <w:highlight w:val="red"/>
+          <w:lang w:val="en-US"/>
+        </w:rPr>
+        <w:t>We obtain:</w:t>
+      </w:r>
+    </w:p>
+    <w:p>
+      <w:pPr>
+        <w:rPr>
+          <w:rFonts w:eastAsiaTheme="minorEastAsia"/>
+          <w:highlight w:val="red"/>
+          <w:lang w:val="en-US"/>
+        </w:rPr>
+      </w:pPr>
+      <m:oMathPara>
+        <m:oMath>
+          <m:d>
+            <m:dPr>
+              <m:begChr m:val="|"/>
+              <m:endChr m:val="|"/>
+              <m:ctrlPr>
+                <w:rPr>
+                  <w:rFonts w:ascii="Cambria Math" w:eastAsiaTheme="minorEastAsia" w:hAnsi="Cambria Math"/>
+                  <w:i/>
+                  <w:highlight w:val="red"/>
+                  <w:lang w:val="en-US"/>
+                </w:rPr>
+              </m:ctrlPr>
+            </m:dPr>
+            <m:e>
+              <m:sSub>
+                <m:sSubPr>
+                  <m:ctrlPr>
+                    <w:rPr>
+                      <w:rFonts w:ascii="Cambria Math" w:eastAsiaTheme="minorEastAsia" w:hAnsi="Cambria Math"/>
+                      <w:i/>
+                      <w:highlight w:val="red"/>
+                      <w:lang w:val="en-US"/>
+                    </w:rPr>
+                  </m:ctrlPr>
+                </m:sSubPr>
+                <m:e>
+                  <m:r>
+                    <w:rPr>
+                      <w:rFonts w:ascii="Cambria Math" w:eastAsiaTheme="minorEastAsia" w:hAnsi="Cambria Math"/>
+                      <w:highlight w:val="red"/>
+                      <w:lang w:val="en-US"/>
+                    </w:rPr>
+                    <m:t>e</m:t>
+                  </m:r>
+                </m:e>
+                <m:sub>
+                  <m:r>
+                    <w:rPr>
+                      <w:rFonts w:ascii="Cambria Math" w:eastAsiaTheme="minorEastAsia" w:hAnsi="Cambria Math"/>
+                      <w:highlight w:val="red"/>
+                      <w:lang w:val="en-US"/>
+                    </w:rPr>
+                    <m:t>k</m:t>
+                  </m:r>
+                </m:sub>
+              </m:sSub>
+            </m:e>
+          </m:d>
+          <m:r>
+            <m:rPr>
+              <m:sty m:val="p"/>
+            </m:rPr>
+            <w:rPr>
+              <w:rFonts w:ascii="Cambria Math" w:eastAsiaTheme="minorEastAsia" w:hAnsi="Cambria Math"/>
+              <w:highlight w:val="red"/>
+              <w:lang w:val="en-US"/>
+            </w:rPr>
+            <m:t>≤</m:t>
+          </m:r>
+          <m:sSup>
+            <m:sSupPr>
+              <m:ctrlPr>
+                <w:rPr>
+                  <w:rFonts w:ascii="Cambria Math" w:eastAsiaTheme="minorEastAsia" w:hAnsi="Cambria Math"/>
+                  <w:i/>
+                  <w:highlight w:val="red"/>
+                  <w:lang w:val="en-US"/>
+                </w:rPr>
+              </m:ctrlPr>
+            </m:sSupPr>
+            <m:e>
+              <m:d>
+                <m:dPr>
+                  <m:begChr m:val="|"/>
+                  <m:endChr m:val="|"/>
+                  <m:ctrlPr>
+                    <w:rPr>
+                      <w:rFonts w:ascii="Cambria Math" w:eastAsiaTheme="minorEastAsia" w:hAnsi="Cambria Math"/>
+                      <w:i/>
+                      <w:highlight w:val="red"/>
+                      <w:lang w:val="en-US"/>
+                    </w:rPr>
+                  </m:ctrlPr>
+                </m:dPr>
+                <m:e>
+                  <m:r>
+                    <w:rPr>
+                      <w:rFonts w:ascii="Cambria Math" w:eastAsiaTheme="minorEastAsia" w:hAnsi="Cambria Math"/>
+                      <w:highlight w:val="red"/>
+                      <w:lang w:val="en-US"/>
+                    </w:rPr>
+                    <m:t>q</m:t>
+                  </m:r>
+                </m:e>
+              </m:d>
+              <m:ctrlPr>
+                <w:rPr>
+                  <w:rFonts w:ascii="Cambria Math" w:eastAsiaTheme="minorEastAsia" w:hAnsi="Cambria Math"/>
+                  <w:highlight w:val="red"/>
+                  <w:lang w:val="en-US"/>
+                </w:rPr>
+              </m:ctrlPr>
+            </m:e>
+            <m:sup>
+              <m:r>
+                <w:rPr>
+                  <w:rFonts w:ascii="Cambria Math" w:eastAsiaTheme="minorEastAsia" w:hAnsi="Cambria Math"/>
+                  <w:highlight w:val="red"/>
+                  <w:lang w:val="en-US"/>
+                </w:rPr>
+                <m:t>k</m:t>
+              </m:r>
+            </m:sup>
+          </m:sSup>
+          <m:d>
+            <m:dPr>
+              <m:begChr m:val="|"/>
+              <m:endChr m:val="|"/>
+              <m:ctrlPr>
+                <w:rPr>
+                  <w:rFonts w:ascii="Cambria Math" w:eastAsiaTheme="minorEastAsia" w:hAnsi="Cambria Math"/>
+                  <w:i/>
+                  <w:highlight w:val="red"/>
+                  <w:lang w:val="en-US"/>
+                </w:rPr>
+              </m:ctrlPr>
+            </m:dPr>
+            <m:e>
+              <m:sSub>
+                <m:sSubPr>
+                  <m:ctrlPr>
+                    <w:rPr>
+                      <w:rFonts w:ascii="Cambria Math" w:eastAsiaTheme="minorEastAsia" w:hAnsi="Cambria Math"/>
+                      <w:i/>
+                      <w:highlight w:val="red"/>
+                      <w:lang w:val="en-US"/>
+                    </w:rPr>
+                  </m:ctrlPr>
+                </m:sSubPr>
+                <m:e>
+                  <m:r>
+                    <w:rPr>
+                      <w:rFonts w:ascii="Cambria Math" w:eastAsiaTheme="minorEastAsia" w:hAnsi="Cambria Math"/>
+                      <w:highlight w:val="red"/>
+                      <w:lang w:val="en-US"/>
+                    </w:rPr>
+                    <m:t>e</m:t>
+                  </m:r>
+                </m:e>
+                <m:sub>
+                  <m:r>
+                    <w:rPr>
+                      <w:rFonts w:ascii="Cambria Math" w:eastAsiaTheme="minorEastAsia" w:hAnsi="Cambria Math"/>
+                      <w:highlight w:val="red"/>
+                      <w:lang w:val="en-US"/>
+                    </w:rPr>
+                    <m:t>0</m:t>
+                  </m:r>
+                </m:sub>
+              </m:sSub>
+            </m:e>
+          </m:d>
+          <m:r>
+            <w:rPr>
+              <w:rFonts w:ascii="Cambria Math" w:eastAsiaTheme="minorEastAsia" w:hAnsi="Cambria Math"/>
+              <w:highlight w:val="red"/>
+              <w:lang w:val="en-US"/>
+            </w:rPr>
+            <m:t>+</m:t>
+          </m:r>
+          <m:func>
+            <m:funcPr>
+              <m:ctrlPr>
+                <w:rPr>
+                  <w:rFonts w:ascii="Cambria Math" w:eastAsiaTheme="minorEastAsia" w:hAnsi="Cambria Math"/>
+                  <w:highlight w:val="red"/>
+                  <w:lang w:val="en-US"/>
+                </w:rPr>
+              </m:ctrlPr>
+            </m:funcPr>
+            <m:fName>
+              <m:limLow>
+                <m:limLowPr>
+                  <m:ctrlPr>
+                    <w:rPr>
+                      <w:rFonts w:ascii="Cambria Math" w:eastAsiaTheme="minorEastAsia" w:hAnsi="Cambria Math"/>
+                      <w:i/>
+                      <w:highlight w:val="red"/>
+                      <w:lang w:val="en-US"/>
+                    </w:rPr>
+                  </m:ctrlPr>
+                </m:limLowPr>
+                <m:e>
+                  <m:r>
+                    <m:rPr>
+                      <m:sty m:val="p"/>
+                    </m:rPr>
+                    <w:rPr>
+                      <w:rFonts w:ascii="Cambria Math" w:eastAsiaTheme="minorEastAsia" w:hAnsi="Cambria Math"/>
+                      <w:highlight w:val="red"/>
+                      <w:lang w:val="en-US"/>
+                    </w:rPr>
+                    <m:t>max</m:t>
+                  </m:r>
+                </m:e>
+                <m:lim>
+                  <m:r>
+                    <w:rPr>
+                      <w:rFonts w:ascii="Cambria Math" w:eastAsiaTheme="minorEastAsia" w:hAnsi="Cambria Math"/>
+                      <w:highlight w:val="red"/>
+                      <w:lang w:val="en-US"/>
+                    </w:rPr>
+                    <m:t>0</m:t>
+                  </m:r>
+                  <m:r>
+                    <m:rPr>
+                      <m:sty m:val="p"/>
+                    </m:rPr>
+                    <w:rPr>
+                      <w:rFonts w:ascii="Cambria Math" w:eastAsiaTheme="minorEastAsia" w:hAnsi="Cambria Math"/>
+                      <w:highlight w:val="red"/>
+                      <w:lang w:val="en-US"/>
+                    </w:rPr>
+                    <m:t>≤</m:t>
+                  </m:r>
+                  <m:r>
+                    <w:rPr>
+                      <w:rFonts w:ascii="Cambria Math" w:eastAsiaTheme="minorEastAsia" w:hAnsi="Cambria Math"/>
+                      <w:highlight w:val="red"/>
+                      <w:lang w:val="en-US"/>
+                    </w:rPr>
+                    <m:t>i&lt;k</m:t>
+                  </m:r>
+                  <m:ctrlPr>
+                    <w:rPr>
+                      <w:rFonts w:ascii="Cambria Math" w:eastAsiaTheme="minorEastAsia" w:hAnsi="Cambria Math"/>
+                      <w:highlight w:val="red"/>
+                      <w:lang w:val="en-US"/>
+                    </w:rPr>
+                  </m:ctrlPr>
+                </m:lim>
+              </m:limLow>
+              <m:ctrlPr>
+                <w:rPr>
+                  <w:rFonts w:ascii="Cambria Math" w:eastAsiaTheme="minorEastAsia" w:hAnsi="Cambria Math"/>
+                  <w:i/>
+                  <w:highlight w:val="red"/>
+                  <w:lang w:val="en-US"/>
+                </w:rPr>
+              </m:ctrlPr>
+            </m:fName>
+            <m:e>
+              <m:d>
+                <m:dPr>
+                  <m:begChr m:val="|"/>
+                  <m:endChr m:val="|"/>
+                  <m:ctrlPr>
+                    <w:rPr>
+                      <w:rFonts w:ascii="Cambria Math" w:eastAsiaTheme="minorEastAsia" w:hAnsi="Cambria Math"/>
+                      <w:i/>
+                      <w:highlight w:val="red"/>
+                      <w:lang w:val="en-US"/>
+                    </w:rPr>
+                  </m:ctrlPr>
+                </m:dPr>
+                <m:e>
+                  <m:sSub>
+                    <m:sSubPr>
+                      <m:ctrlPr>
+                        <w:rPr>
+                          <w:rFonts w:ascii="Cambria Math" w:eastAsiaTheme="minorEastAsia" w:hAnsi="Cambria Math"/>
+                          <w:i/>
+                          <w:highlight w:val="red"/>
+                          <w:lang w:val="en-US"/>
+                        </w:rPr>
+                      </m:ctrlPr>
+                    </m:sSubPr>
+                    <m:e>
+                      <m:r>
+                        <w:rPr>
+                          <w:rFonts w:ascii="Cambria Math" w:eastAsiaTheme="minorEastAsia" w:hAnsi="Cambria Math"/>
+                          <w:highlight w:val="red"/>
+                          <w:lang w:val="en-US"/>
+                        </w:rPr>
+                        <m:t>ζ</m:t>
+                      </m:r>
+                    </m:e>
+                    <m:sub>
+                      <m:r>
+                        <w:rPr>
+                          <w:rFonts w:ascii="Cambria Math" w:eastAsiaTheme="minorEastAsia" w:hAnsi="Cambria Math"/>
+                          <w:highlight w:val="red"/>
+                          <w:lang w:val="en-US"/>
+                        </w:rPr>
+                        <m:t>i</m:t>
+                      </m:r>
+                    </m:sub>
+                  </m:sSub>
+                </m:e>
+              </m:d>
+              <m:ctrlPr>
+                <w:rPr>
+                  <w:rFonts w:ascii="Cambria Math" w:eastAsiaTheme="minorEastAsia" w:hAnsi="Cambria Math"/>
+                  <w:i/>
+                  <w:highlight w:val="red"/>
+                  <w:lang w:val="en-US"/>
+                </w:rPr>
+              </m:ctrlPr>
+            </m:e>
+          </m:func>
+          <m:f>
+            <m:fPr>
+              <m:ctrlPr>
+                <w:rPr>
+                  <w:rFonts w:ascii="Cambria Math" w:eastAsiaTheme="minorEastAsia" w:hAnsi="Cambria Math"/>
+                  <w:highlight w:val="red"/>
+                  <w:lang w:val="en-US"/>
+                </w:rPr>
+              </m:ctrlPr>
+            </m:fPr>
+            <m:num>
+              <m:r>
+                <w:rPr>
+                  <w:rFonts w:ascii="Cambria Math" w:eastAsiaTheme="minorEastAsia" w:hAnsi="Cambria Math"/>
+                  <w:highlight w:val="red"/>
+                  <w:lang w:val="en-US"/>
+                </w:rPr>
+                <m:t>1-</m:t>
+              </m:r>
+              <m:sSup>
+                <m:sSupPr>
+                  <m:ctrlPr>
+                    <w:rPr>
+                      <w:rFonts w:ascii="Cambria Math" w:eastAsiaTheme="minorEastAsia" w:hAnsi="Cambria Math"/>
+                      <w:i/>
+                      <w:highlight w:val="red"/>
+                      <w:lang w:val="en-US"/>
+                    </w:rPr>
+                  </m:ctrlPr>
+                </m:sSupPr>
+                <m:e>
+                  <m:d>
+                    <m:dPr>
+                      <m:begChr m:val="|"/>
+                      <m:endChr m:val="|"/>
+                      <m:ctrlPr>
+                        <w:rPr>
+                          <w:rFonts w:ascii="Cambria Math" w:eastAsiaTheme="minorEastAsia" w:hAnsi="Cambria Math"/>
+                          <w:i/>
+                          <w:highlight w:val="red"/>
+                          <w:lang w:val="en-US"/>
+                        </w:rPr>
+                      </m:ctrlPr>
+                    </m:dPr>
+                    <m:e>
+                      <m:r>
+                        <w:rPr>
+                          <w:rFonts w:ascii="Cambria Math" w:eastAsiaTheme="minorEastAsia" w:hAnsi="Cambria Math"/>
+                          <w:highlight w:val="red"/>
+                          <w:lang w:val="en-US"/>
+                        </w:rPr>
+                        <m:t>q</m:t>
+                      </m:r>
+                    </m:e>
+                  </m:d>
+                </m:e>
+                <m:sup>
+                  <m:r>
+                    <w:rPr>
+                      <w:rFonts w:ascii="Cambria Math" w:eastAsiaTheme="minorEastAsia" w:hAnsi="Cambria Math"/>
+                      <w:highlight w:val="red"/>
+                      <w:lang w:val="en-US"/>
+                    </w:rPr>
+                    <m:t>k</m:t>
+                  </m:r>
+                </m:sup>
+              </m:sSup>
+              <m:ctrlPr>
+                <w:rPr>
+                  <w:rFonts w:ascii="Cambria Math" w:eastAsiaTheme="minorEastAsia" w:hAnsi="Cambria Math"/>
+                  <w:i/>
+                  <w:highlight w:val="red"/>
+                  <w:lang w:val="en-US"/>
+                </w:rPr>
+              </m:ctrlPr>
+            </m:num>
+            <m:den>
+              <m:r>
+                <w:rPr>
+                  <w:rFonts w:ascii="Cambria Math" w:eastAsiaTheme="minorEastAsia" w:hAnsi="Cambria Math"/>
+                  <w:highlight w:val="red"/>
+                  <w:lang w:val="en-US"/>
+                </w:rPr>
+                <m:t>1-</m:t>
+              </m:r>
+              <m:d>
+                <m:dPr>
+                  <m:begChr m:val="|"/>
+                  <m:endChr m:val="|"/>
+                  <m:ctrlPr>
+                    <w:rPr>
+                      <w:rFonts w:ascii="Cambria Math" w:eastAsiaTheme="minorEastAsia" w:hAnsi="Cambria Math"/>
+                      <w:i/>
+                      <w:highlight w:val="red"/>
+                      <w:lang w:val="en-US"/>
+                    </w:rPr>
+                  </m:ctrlPr>
+                </m:dPr>
+                <m:e>
+                  <m:r>
+                    <w:rPr>
+                      <w:rFonts w:ascii="Cambria Math" w:eastAsiaTheme="minorEastAsia" w:hAnsi="Cambria Math"/>
+                      <w:highlight w:val="red"/>
+                      <w:lang w:val="en-US"/>
+                    </w:rPr>
+                    <m:t>q</m:t>
+                  </m:r>
+                </m:e>
+              </m:d>
+              <m:ctrlPr>
+                <w:rPr>
+                  <w:rFonts w:ascii="Cambria Math" w:eastAsiaTheme="minorEastAsia" w:hAnsi="Cambria Math"/>
+                  <w:i/>
+                  <w:highlight w:val="red"/>
+                  <w:lang w:val="en-US"/>
+                </w:rPr>
+              </m:ctrlPr>
+            </m:den>
+          </m:f>
+        </m:oMath>
+      </m:oMathPara>
+    </w:p>
+    <w:p>
+      <w:pPr>
+        <w:rPr>
+          <w:rFonts w:eastAsiaTheme="minorEastAsia"/>
+          <w:highlight w:val="red"/>
+          <w:lang w:val="en-US"/>
+        </w:rPr>
+      </w:pPr>
+      <w:r>
+        <w:rPr>
+          <w:rFonts w:eastAsiaTheme="minorEastAsia"/>
+          <w:highlight w:val="red"/>
+          <w:lang w:val="en-US"/>
+        </w:rPr>
+        <w:t xml:space="preserve">Since </w:t>
+      </w:r>
+      <m:oMath>
+        <m:sSup>
+          <m:sSupPr>
+            <m:ctrlPr>
+              <w:rPr>
+                <w:rFonts w:ascii="Cambria Math" w:eastAsiaTheme="minorEastAsia" w:hAnsi="Cambria Math"/>
+                <w:i/>
+                <w:highlight w:val="red"/>
+                <w:lang w:val="en-US"/>
+              </w:rPr>
+            </m:ctrlPr>
+          </m:sSupPr>
+          <m:e>
+            <m:d>
+              <m:dPr>
+                <m:begChr m:val="|"/>
+                <m:endChr m:val="|"/>
+                <m:ctrlPr>
+                  <w:rPr>
+                    <w:rFonts w:ascii="Cambria Math" w:eastAsiaTheme="minorEastAsia" w:hAnsi="Cambria Math"/>
+                    <w:i/>
+                    <w:highlight w:val="red"/>
+                    <w:lang w:val="en-US"/>
+                  </w:rPr>
+                </m:ctrlPr>
+              </m:dPr>
+              <m:e>
+                <m:r>
+                  <w:rPr>
+                    <w:rFonts w:ascii="Cambria Math" w:eastAsiaTheme="minorEastAsia" w:hAnsi="Cambria Math"/>
+                    <w:highlight w:val="red"/>
+                    <w:lang w:val="en-US"/>
+                  </w:rPr>
+                  <m:t>q</m:t>
+                </m:r>
+              </m:e>
+            </m:d>
+          </m:e>
+          <m:sup>
+            <m:r>
+              <w:rPr>
+                <w:rFonts w:ascii="Cambria Math" w:eastAsiaTheme="minorEastAsia" w:hAnsi="Cambria Math"/>
+                <w:highlight w:val="red"/>
+                <w:lang w:val="en-US"/>
+              </w:rPr>
+              <m:t>k</m:t>
+            </m:r>
+          </m:sup>
+        </m:sSup>
+        <m:r>
+          <m:rPr>
+            <m:sty m:val="p"/>
+          </m:rPr>
+          <w:rPr>
+            <w:rFonts w:ascii="Cambria Math" w:eastAsiaTheme="minorEastAsia" w:hAnsi="Cambria Math"/>
+            <w:highlight w:val="red"/>
+            <w:lang w:val="en-US"/>
+          </w:rPr>
+          <m:t>→</m:t>
+        </m:r>
+        <m:r>
+          <w:rPr>
+            <w:rFonts w:ascii="Cambria Math" w:eastAsiaTheme="minorEastAsia" w:hAnsi="Cambria Math"/>
+            <w:highlight w:val="red"/>
+            <w:lang w:val="en-US"/>
+          </w:rPr>
+          <m:t>0</m:t>
+        </m:r>
+      </m:oMath>
+      <w:r>
+        <w:rPr>
+          <w:rFonts w:eastAsiaTheme="minorEastAsia"/>
+          <w:highlight w:val="red"/>
+          <w:lang w:val="en-US"/>
+        </w:rPr>
+        <w:t xml:space="preserve"> as </w:t>
+      </w:r>
+      <m:oMath>
+        <m:r>
+          <w:rPr>
+            <w:rFonts w:ascii="Cambria Math" w:eastAsiaTheme="minorEastAsia" w:hAnsi="Cambria Math"/>
+            <w:highlight w:val="red"/>
+            <w:lang w:val="en-US"/>
+          </w:rPr>
+          <m:t xml:space="preserve">k </m:t>
+        </m:r>
+        <m:r>
+          <m:rPr>
+            <m:sty m:val="p"/>
+          </m:rPr>
+          <w:rPr>
+            <w:rFonts w:ascii="Cambria Math" w:eastAsiaTheme="minorEastAsia" w:hAnsi="Cambria Math"/>
+            <w:highlight w:val="red"/>
+            <w:lang w:val="en-US"/>
+          </w:rPr>
+          <m:t>→∞</m:t>
+        </m:r>
+      </m:oMath>
+      <w:r>
+        <w:rPr>
+          <w:rFonts w:eastAsiaTheme="minorEastAsia"/>
+          <w:highlight w:val="red"/>
+          <w:lang w:val="en-US"/>
+        </w:rPr>
+        <w:t>, the left term has a max limit:</w:t>
+      </w:r>
+    </w:p>
+    <w:p>
+      <w:pPr>
+        <w:rPr>
+          <w:rFonts w:eastAsiaTheme="minorEastAsia"/>
+          <w:highlight w:val="red"/>
+          <w:lang w:val="en-US"/>
+        </w:rPr>
+      </w:pPr>
+      <m:oMathPara>
+        <m:oMath>
+          <m:f>
+            <m:fPr>
+              <m:ctrlPr>
+                <w:rPr>
+                  <w:rFonts w:ascii="Cambria Math" w:eastAsiaTheme="minorEastAsia" w:hAnsi="Cambria Math"/>
+                  <w:highlight w:val="red"/>
+                  <w:lang w:val="en-US"/>
+                </w:rPr>
+              </m:ctrlPr>
+            </m:fPr>
+            <m:num>
+              <m:r>
+                <w:rPr>
+                  <w:rFonts w:ascii="Cambria Math" w:eastAsiaTheme="minorEastAsia" w:hAnsi="Cambria Math"/>
+                  <w:highlight w:val="red"/>
+                  <w:lang w:val="en-US"/>
+                </w:rPr>
+                <m:t>1-</m:t>
+              </m:r>
+              <m:sSup>
+                <m:sSupPr>
+                  <m:ctrlPr>
+                    <w:rPr>
+                      <w:rFonts w:ascii="Cambria Math" w:eastAsiaTheme="minorEastAsia" w:hAnsi="Cambria Math"/>
+                      <w:i/>
+                      <w:highlight w:val="red"/>
+                      <w:lang w:val="en-US"/>
+                    </w:rPr>
+                  </m:ctrlPr>
+                </m:sSupPr>
+                <m:e>
+                  <m:d>
+                    <m:dPr>
+                      <m:begChr m:val="|"/>
+                      <m:endChr m:val="|"/>
+                      <m:ctrlPr>
+                        <w:rPr>
+                          <w:rFonts w:ascii="Cambria Math" w:eastAsiaTheme="minorEastAsia" w:hAnsi="Cambria Math"/>
+                          <w:i/>
+                          <w:highlight w:val="red"/>
+                          <w:lang w:val="en-US"/>
+                        </w:rPr>
+                      </m:ctrlPr>
+                    </m:dPr>
+                    <m:e>
+                      <m:r>
+                        <w:rPr>
+                          <w:rFonts w:ascii="Cambria Math" w:eastAsiaTheme="minorEastAsia" w:hAnsi="Cambria Math"/>
+                          <w:highlight w:val="red"/>
+                          <w:lang w:val="en-US"/>
+                        </w:rPr>
+                        <m:t>q</m:t>
+                      </m:r>
+                    </m:e>
+                  </m:d>
+                </m:e>
+                <m:sup>
+                  <m:r>
+                    <w:rPr>
+                      <w:rFonts w:ascii="Cambria Math" w:eastAsiaTheme="minorEastAsia" w:hAnsi="Cambria Math"/>
+                      <w:highlight w:val="red"/>
+                      <w:lang w:val="en-US"/>
+                    </w:rPr>
+                    <m:t>k</m:t>
+                  </m:r>
+                </m:sup>
+              </m:sSup>
+              <m:ctrlPr>
+                <w:rPr>
+                  <w:rFonts w:ascii="Cambria Math" w:eastAsiaTheme="minorEastAsia" w:hAnsi="Cambria Math"/>
+                  <w:i/>
+                  <w:highlight w:val="red"/>
+                  <w:lang w:val="en-US"/>
+                </w:rPr>
+              </m:ctrlPr>
+            </m:num>
+            <m:den>
+              <m:r>
+                <w:rPr>
+                  <w:rFonts w:ascii="Cambria Math" w:eastAsiaTheme="minorEastAsia" w:hAnsi="Cambria Math"/>
+                  <w:highlight w:val="red"/>
+                  <w:lang w:val="en-US"/>
+                </w:rPr>
+                <m:t>1-</m:t>
+              </m:r>
+              <m:d>
+                <m:dPr>
+                  <m:begChr m:val="|"/>
+                  <m:endChr m:val="|"/>
+                  <m:ctrlPr>
+                    <w:rPr>
+                      <w:rFonts w:ascii="Cambria Math" w:eastAsiaTheme="minorEastAsia" w:hAnsi="Cambria Math"/>
+                      <w:i/>
+                      <w:highlight w:val="red"/>
+                      <w:lang w:val="en-US"/>
+                    </w:rPr>
+                  </m:ctrlPr>
+                </m:dPr>
+                <m:e>
+                  <m:r>
+                    <w:rPr>
+                      <w:rFonts w:ascii="Cambria Math" w:eastAsiaTheme="minorEastAsia" w:hAnsi="Cambria Math"/>
+                      <w:highlight w:val="red"/>
+                      <w:lang w:val="en-US"/>
+                    </w:rPr>
+                    <m:t>q</m:t>
+                  </m:r>
+                </m:e>
+              </m:d>
+              <m:ctrlPr>
+                <w:rPr>
+                  <w:rFonts w:ascii="Cambria Math" w:eastAsiaTheme="minorEastAsia" w:hAnsi="Cambria Math"/>
+                  <w:i/>
+                  <w:highlight w:val="red"/>
+                  <w:lang w:val="en-US"/>
+                </w:rPr>
+              </m:ctrlPr>
+            </m:den>
+          </m:f>
+          <m:r>
+            <m:rPr>
+              <m:sty m:val="p"/>
+            </m:rPr>
+            <w:rPr>
+              <w:rFonts w:ascii="Cambria Math" w:eastAsiaTheme="minorEastAsia" w:hAnsi="Cambria Math"/>
+              <w:highlight w:val="red"/>
+              <w:lang w:val="en-US"/>
+            </w:rPr>
+            <m:t>≤</m:t>
+          </m:r>
+          <m:f>
+            <m:fPr>
+              <m:ctrlPr>
+                <w:rPr>
+                  <w:rFonts w:ascii="Cambria Math" w:eastAsiaTheme="minorEastAsia" w:hAnsi="Cambria Math"/>
+                  <w:highlight w:val="red"/>
+                  <w:lang w:val="en-US"/>
+                </w:rPr>
+              </m:ctrlPr>
+            </m:fPr>
+            <m:num>
+              <m:r>
+                <w:rPr>
+                  <w:rFonts w:ascii="Cambria Math" w:eastAsiaTheme="minorEastAsia" w:hAnsi="Cambria Math"/>
+                  <w:highlight w:val="red"/>
+                  <w:lang w:val="en-US"/>
+                </w:rPr>
+                <m:t>1</m:t>
+              </m:r>
+              <m:ctrlPr>
+                <w:rPr>
+                  <w:rFonts w:ascii="Cambria Math" w:eastAsiaTheme="minorEastAsia" w:hAnsi="Cambria Math"/>
+                  <w:i/>
+                  <w:highlight w:val="red"/>
+                  <w:lang w:val="en-US"/>
+                </w:rPr>
+              </m:ctrlPr>
+            </m:num>
+            <m:den>
+              <m:r>
+                <w:rPr>
+                  <w:rFonts w:ascii="Cambria Math" w:eastAsiaTheme="minorEastAsia" w:hAnsi="Cambria Math"/>
+                  <w:highlight w:val="red"/>
+                  <w:lang w:val="en-US"/>
+                </w:rPr>
+                <m:t>1-</m:t>
+              </m:r>
+              <m:d>
+                <m:dPr>
+                  <m:begChr m:val="|"/>
+                  <m:endChr m:val="|"/>
+                  <m:ctrlPr>
+                    <w:rPr>
+                      <w:rFonts w:ascii="Cambria Math" w:eastAsiaTheme="minorEastAsia" w:hAnsi="Cambria Math"/>
+                      <w:i/>
+                      <w:highlight w:val="red"/>
+                      <w:lang w:val="en-US"/>
+                    </w:rPr>
+                  </m:ctrlPr>
+                </m:dPr>
+                <m:e>
+                  <m:r>
+                    <w:rPr>
+                      <w:rFonts w:ascii="Cambria Math" w:eastAsiaTheme="minorEastAsia" w:hAnsi="Cambria Math"/>
+                      <w:highlight w:val="red"/>
+                      <w:lang w:val="en-US"/>
+                    </w:rPr>
+                    <m:t>q</m:t>
+                  </m:r>
+                </m:e>
+              </m:d>
+              <m:ctrlPr>
+                <w:rPr>
+                  <w:rFonts w:ascii="Cambria Math" w:eastAsiaTheme="minorEastAsia" w:hAnsi="Cambria Math"/>
+                  <w:i/>
+                  <w:highlight w:val="red"/>
+                  <w:lang w:val="en-US"/>
+                </w:rPr>
+              </m:ctrlPr>
+            </m:den>
+          </m:f>
+        </m:oMath>
+      </m:oMathPara>
+    </w:p>
+    <w:p>
+      <w:pPr>
+        <w:rPr>
+          <w:rFonts w:eastAsiaTheme="minorEastAsia"/>
+          <w:highlight w:val="red"/>
+          <w:lang w:val="en-US"/>
+        </w:rPr>
+      </w:pPr>
+      <w:r>
+        <w:rPr>
+          <w:rFonts w:eastAsiaTheme="minorEastAsia"/>
+          <w:highlight w:val="red"/>
+          <w:lang w:val="en-US"/>
+        </w:rPr>
+        <w:t>Therefore, the inequality simplifies to the classical Lyapunov contraction bound</w:t>
       </w:r>
       <w:r>
         <w:rPr>
           <w:rFonts w:eastAsiaTheme="minorEastAsia"/>
+          <w:highlight w:val="red"/>
+          <w:lang w:val="en-US"/>
+        </w:rPr>
+        <w:t xml:space="preserve"> using the max error</w:t>
+      </w:r>
+      <w:r>
+        <w:rPr>
+          <w:rFonts w:eastAsiaTheme="minorEastAsia"/>
+          <w:highlight w:val="red"/>
           <w:lang w:val="en-US"/>
         </w:rPr>
         <w:t>:</w:t>
@@ -28664,6 +30460,7 @@
                 <w:rPr>
                   <w:rFonts w:ascii="Cambria Math" w:eastAsiaTheme="minorEastAsia" w:hAnsi="Cambria Math"/>
                   <w:i/>
+                  <w:highlight w:val="red"/>
                   <w:lang w:val="en-US"/>
                 </w:rPr>
               </m:ctrlPr>
@@ -28675,6 +30472,7 @@
                     <w:rPr>
                       <w:rFonts w:ascii="Cambria Math" w:eastAsiaTheme="minorEastAsia" w:hAnsi="Cambria Math"/>
                       <w:i/>
+                      <w:highlight w:val="red"/>
                       <w:lang w:val="en-US"/>
                     </w:rPr>
                   </m:ctrlPr>
@@ -28683,6 +30481,7 @@
                   <m:r>
                     <w:rPr>
                       <w:rFonts w:ascii="Cambria Math" w:eastAsiaTheme="minorEastAsia" w:hAnsi="Cambria Math"/>
+                      <w:highlight w:val="red"/>
                       <w:lang w:val="en-US"/>
                     </w:rPr>
                     <m:t>e</m:t>
@@ -28692,6 +30491,7 @@
                   <m:r>
                     <w:rPr>
                       <w:rFonts w:ascii="Cambria Math" w:eastAsiaTheme="minorEastAsia" w:hAnsi="Cambria Math"/>
+                      <w:highlight w:val="red"/>
                       <w:lang w:val="en-US"/>
                     </w:rPr>
                     <m:t>k</m:t>
@@ -28706,6 +30506,7 @@
             </m:rPr>
             <w:rPr>
               <w:rFonts w:ascii="Cambria Math" w:eastAsiaTheme="minorEastAsia" w:hAnsi="Cambria Math"/>
+              <w:highlight w:val="red"/>
               <w:lang w:val="en-US"/>
             </w:rPr>
             <m:t>≤</m:t>
@@ -28716,6 +30517,7 @@
                 <w:rPr>
                   <w:rFonts w:ascii="Cambria Math" w:eastAsiaTheme="minorEastAsia" w:hAnsi="Cambria Math"/>
                   <w:i/>
+                  <w:highlight w:val="red"/>
                   <w:lang w:val="en-US"/>
                 </w:rPr>
               </m:ctrlPr>
@@ -28729,6 +30531,7 @@
                     <w:rPr>
                       <w:rFonts w:ascii="Cambria Math" w:eastAsiaTheme="minorEastAsia" w:hAnsi="Cambria Math"/>
                       <w:i/>
+                      <w:highlight w:val="red"/>
                       <w:lang w:val="en-US"/>
                     </w:rPr>
                   </m:ctrlPr>
@@ -28737,6 +30540,7 @@
                   <m:r>
                     <w:rPr>
                       <w:rFonts w:ascii="Cambria Math" w:eastAsiaTheme="minorEastAsia" w:hAnsi="Cambria Math"/>
+                      <w:highlight w:val="red"/>
                       <w:lang w:val="en-US"/>
                     </w:rPr>
                     <m:t>q</m:t>
@@ -28746,6 +30550,7 @@
               <m:ctrlPr>
                 <w:rPr>
                   <w:rFonts w:ascii="Cambria Math" w:eastAsiaTheme="minorEastAsia" w:hAnsi="Cambria Math"/>
+                  <w:highlight w:val="red"/>
                   <w:lang w:val="en-US"/>
                 </w:rPr>
               </m:ctrlPr>
@@ -28754,6 +30559,7 @@
               <m:r>
                 <w:rPr>
                   <w:rFonts w:ascii="Cambria Math" w:eastAsiaTheme="minorEastAsia" w:hAnsi="Cambria Math"/>
+                  <w:highlight w:val="red"/>
                   <w:lang w:val="en-US"/>
                 </w:rPr>
                 <m:t>k</m:t>
@@ -28768,6 +30574,7 @@
                 <w:rPr>
                   <w:rFonts w:ascii="Cambria Math" w:eastAsiaTheme="minorEastAsia" w:hAnsi="Cambria Math"/>
                   <w:i/>
+                  <w:highlight w:val="red"/>
                   <w:lang w:val="en-US"/>
                 </w:rPr>
               </m:ctrlPr>
@@ -28779,6 +30586,7 @@
                     <w:rPr>
                       <w:rFonts w:ascii="Cambria Math" w:eastAsiaTheme="minorEastAsia" w:hAnsi="Cambria Math"/>
                       <w:i/>
+                      <w:highlight w:val="red"/>
                       <w:lang w:val="en-US"/>
                     </w:rPr>
                   </m:ctrlPr>
@@ -28787,6 +30595,7 @@
                   <m:r>
                     <w:rPr>
                       <w:rFonts w:ascii="Cambria Math" w:eastAsiaTheme="minorEastAsia" w:hAnsi="Cambria Math"/>
+                      <w:highlight w:val="red"/>
                       <w:lang w:val="en-US"/>
                     </w:rPr>
                     <m:t>e</m:t>
@@ -28796,6 +30605,7 @@
                   <m:r>
                     <w:rPr>
                       <w:rFonts w:ascii="Cambria Math" w:eastAsiaTheme="minorEastAsia" w:hAnsi="Cambria Math"/>
+                      <w:highlight w:val="red"/>
                       <w:lang w:val="en-US"/>
                     </w:rPr>
                     <m:t>0</m:t>
@@ -28807,613 +30617,17 @@
           <m:r>
             <w:rPr>
               <w:rFonts w:ascii="Cambria Math" w:eastAsiaTheme="minorEastAsia" w:hAnsi="Cambria Math"/>
+              <w:highlight w:val="red"/>
               <w:lang w:val="en-US"/>
             </w:rPr>
             <m:t>+</m:t>
           </m:r>
-          <m:nary>
-            <m:naryPr>
-              <m:chr m:val="∑"/>
-              <m:ctrlPr>
-                <w:rPr>
-                  <w:rFonts w:ascii="Cambria Math" w:eastAsiaTheme="minorEastAsia" w:hAnsi="Cambria Math"/>
-                  <w:lang w:val="en-US"/>
-                </w:rPr>
-              </m:ctrlPr>
-            </m:naryPr>
-            <m:sub>
-              <m:r>
-                <w:rPr>
-                  <w:rFonts w:ascii="Cambria Math" w:eastAsiaTheme="minorEastAsia" w:hAnsi="Cambria Math"/>
-                  <w:lang w:val="en-US"/>
-                </w:rPr>
-                <m:t>i=0</m:t>
-              </m:r>
-              <m:ctrlPr>
-                <w:rPr>
-                  <w:rFonts w:ascii="Cambria Math" w:eastAsiaTheme="minorEastAsia" w:hAnsi="Cambria Math"/>
-                  <w:i/>
-                  <w:lang w:val="en-US"/>
-                </w:rPr>
-              </m:ctrlPr>
-            </m:sub>
-            <m:sup>
-              <m:r>
-                <w:rPr>
-                  <w:rFonts w:ascii="Cambria Math" w:eastAsiaTheme="minorEastAsia" w:hAnsi="Cambria Math"/>
-                  <w:lang w:val="en-US"/>
-                </w:rPr>
-                <m:t>k-1</m:t>
-              </m:r>
-              <m:ctrlPr>
-                <w:rPr>
-                  <w:rFonts w:ascii="Cambria Math" w:eastAsiaTheme="minorEastAsia" w:hAnsi="Cambria Math"/>
-                  <w:i/>
-                  <w:lang w:val="en-US"/>
-                </w:rPr>
-              </m:ctrlPr>
-            </m:sup>
-            <m:e>
-              <m:sSup>
-                <m:sSupPr>
-                  <m:ctrlPr>
-                    <w:rPr>
-                      <w:rFonts w:ascii="Cambria Math" w:eastAsiaTheme="minorEastAsia" w:hAnsi="Cambria Math"/>
-                      <w:i/>
-                      <w:lang w:val="en-US"/>
-                    </w:rPr>
-                  </m:ctrlPr>
-                </m:sSupPr>
-                <m:e>
-                  <m:d>
-                    <m:dPr>
-                      <m:begChr m:val="|"/>
-                      <m:endChr m:val="|"/>
-                      <m:ctrlPr>
-                        <w:rPr>
-                          <w:rFonts w:ascii="Cambria Math" w:eastAsiaTheme="minorEastAsia" w:hAnsi="Cambria Math"/>
-                          <w:i/>
-                          <w:lang w:val="en-US"/>
-                        </w:rPr>
-                      </m:ctrlPr>
-                    </m:dPr>
-                    <m:e>
-                      <m:r>
-                        <w:rPr>
-                          <w:rFonts w:ascii="Cambria Math" w:eastAsiaTheme="minorEastAsia" w:hAnsi="Cambria Math"/>
-                          <w:lang w:val="en-US"/>
-                        </w:rPr>
-                        <m:t>q</m:t>
-                      </m:r>
-                    </m:e>
-                  </m:d>
-                </m:e>
-                <m:sup>
-                  <m:r>
-                    <w:rPr>
-                      <w:rFonts w:ascii="Cambria Math" w:eastAsiaTheme="minorEastAsia" w:hAnsi="Cambria Math"/>
-                      <w:lang w:val="en-US"/>
-                    </w:rPr>
-                    <m:t>k-1-i</m:t>
-                  </m:r>
-                </m:sup>
-              </m:sSup>
-              <m:ctrlPr>
-                <w:rPr>
-                  <w:rFonts w:ascii="Cambria Math" w:eastAsiaTheme="minorEastAsia" w:hAnsi="Cambria Math"/>
-                  <w:i/>
-                  <w:lang w:val="en-US"/>
-                </w:rPr>
-              </m:ctrlPr>
-            </m:e>
-          </m:nary>
-          <m:r>
-            <w:rPr>
-              <w:rFonts w:ascii="Cambria Math" w:eastAsiaTheme="minorEastAsia" w:hAnsi="Cambria Math"/>
-              <w:lang w:val="en-US"/>
-            </w:rPr>
-            <m:t> </m:t>
-          </m:r>
-          <m:d>
-            <m:dPr>
-              <m:begChr m:val="|"/>
-              <m:endChr m:val="|"/>
-              <m:ctrlPr>
-                <w:rPr>
-                  <w:rFonts w:ascii="Cambria Math" w:eastAsiaTheme="minorEastAsia" w:hAnsi="Cambria Math"/>
-                  <w:i/>
-                  <w:lang w:val="en-US"/>
-                </w:rPr>
-              </m:ctrlPr>
-            </m:dPr>
-            <m:e>
-              <m:sSub>
-                <m:sSubPr>
-                  <m:ctrlPr>
-                    <w:rPr>
-                      <w:rFonts w:ascii="Cambria Math" w:eastAsiaTheme="minorEastAsia" w:hAnsi="Cambria Math"/>
-                      <w:i/>
-                      <w:lang w:val="en-US"/>
-                    </w:rPr>
-                  </m:ctrlPr>
-                </m:sSubPr>
-                <m:e>
-                  <m:r>
-                    <m:rPr>
-                      <m:sty m:val="p"/>
-                    </m:rPr>
-                    <w:rPr>
-                      <w:rFonts w:ascii="Cambria Math" w:eastAsiaTheme="minorEastAsia" w:hAnsi="Cambria Math"/>
-                      <w:lang w:val="en-US"/>
-                    </w:rPr>
-                    <m:t>ζ</m:t>
-                  </m:r>
-                </m:e>
-                <m:sub>
-                  <m:r>
-                    <w:rPr>
-                      <w:rFonts w:ascii="Cambria Math" w:eastAsiaTheme="minorEastAsia" w:hAnsi="Cambria Math"/>
-                      <w:lang w:val="en-US"/>
-                    </w:rPr>
-                    <m:t>i</m:t>
-                  </m:r>
-                </m:sub>
-              </m:sSub>
-            </m:e>
-          </m:d>
-        </m:oMath>
-      </m:oMathPara>
-    </w:p>
-    <w:p>
-      <w:pPr>
-        <w:rPr>
-          <w:rFonts w:eastAsiaTheme="minorEastAsia"/>
-          <w:lang w:val="en-US"/>
-        </w:rPr>
-      </w:pPr>
-      <w:r>
-        <w:rPr>
-          <w:rFonts w:eastAsiaTheme="minorEastAsia"/>
-          <w:lang w:val="en-US"/>
-        </w:rPr>
-        <w:t xml:space="preserve">The geometric series is </w:t>
-      </w:r>
-      <w:r>
-        <w:rPr>
-          <w:rFonts w:eastAsiaTheme="minorEastAsia"/>
-          <w:lang w:val="en-US"/>
-        </w:rPr>
-        <w:t xml:space="preserve">Change index by setting </w:t>
-      </w:r>
-      <m:oMath>
-        <m:r>
-          <w:rPr>
-            <w:rFonts w:ascii="Cambria Math" w:eastAsiaTheme="minorEastAsia" w:hAnsi="Cambria Math"/>
-            <w:lang w:val="en-US"/>
-          </w:rPr>
-          <m:t>j=k-1-i</m:t>
-        </m:r>
-      </m:oMath>
-      <w:r>
-        <w:rPr>
-          <w:rFonts w:eastAsiaTheme="minorEastAsia"/>
-          <w:lang w:val="en-US"/>
-        </w:rPr>
-        <w:t>:</w:t>
-      </w:r>
-    </w:p>
-    <w:p>
-      <w:pPr>
-        <w:rPr>
-          <w:rFonts w:eastAsiaTheme="minorEastAsia"/>
-          <w:lang w:val="en-US"/>
-        </w:rPr>
-      </w:pPr>
-      <m:oMathPara>
-        <m:oMath>
-          <m:nary>
-            <m:naryPr>
-              <m:chr m:val="∑"/>
-              <m:ctrlPr>
-                <w:rPr>
-                  <w:rFonts w:ascii="Cambria Math" w:eastAsiaTheme="minorEastAsia" w:hAnsi="Cambria Math"/>
-                  <w:lang w:val="en-US"/>
-                </w:rPr>
-              </m:ctrlPr>
-            </m:naryPr>
-            <m:sub>
-              <m:r>
-                <w:rPr>
-                  <w:rFonts w:ascii="Cambria Math" w:eastAsiaTheme="minorEastAsia" w:hAnsi="Cambria Math"/>
-                  <w:lang w:val="en-US"/>
-                </w:rPr>
-                <m:t>i=0</m:t>
-              </m:r>
-              <m:ctrlPr>
-                <w:rPr>
-                  <w:rFonts w:ascii="Cambria Math" w:eastAsiaTheme="minorEastAsia" w:hAnsi="Cambria Math"/>
-                  <w:i/>
-                  <w:lang w:val="en-US"/>
-                </w:rPr>
-              </m:ctrlPr>
-            </m:sub>
-            <m:sup>
-              <m:r>
-                <w:rPr>
-                  <w:rFonts w:ascii="Cambria Math" w:eastAsiaTheme="minorEastAsia" w:hAnsi="Cambria Math"/>
-                  <w:lang w:val="en-US"/>
-                </w:rPr>
-                <m:t>k-1</m:t>
-              </m:r>
-              <m:ctrlPr>
-                <w:rPr>
-                  <w:rFonts w:ascii="Cambria Math" w:eastAsiaTheme="minorEastAsia" w:hAnsi="Cambria Math"/>
-                  <w:i/>
-                  <w:lang w:val="en-US"/>
-                </w:rPr>
-              </m:ctrlPr>
-            </m:sup>
-            <m:e>
-              <m:sSup>
-                <m:sSupPr>
-                  <m:ctrlPr>
-                    <w:rPr>
-                      <w:rFonts w:ascii="Cambria Math" w:eastAsiaTheme="minorEastAsia" w:hAnsi="Cambria Math"/>
-                      <w:i/>
-                      <w:lang w:val="en-US"/>
-                    </w:rPr>
-                  </m:ctrlPr>
-                </m:sSupPr>
-                <m:e>
-                  <m:d>
-                    <m:dPr>
-                      <m:begChr m:val="|"/>
-                      <m:endChr m:val="|"/>
-                      <m:ctrlPr>
-                        <w:rPr>
-                          <w:rFonts w:ascii="Cambria Math" w:eastAsiaTheme="minorEastAsia" w:hAnsi="Cambria Math"/>
-                          <w:i/>
-                          <w:lang w:val="en-US"/>
-                        </w:rPr>
-                      </m:ctrlPr>
-                    </m:dPr>
-                    <m:e>
-                      <m:r>
-                        <w:rPr>
-                          <w:rFonts w:ascii="Cambria Math" w:eastAsiaTheme="minorEastAsia" w:hAnsi="Cambria Math"/>
-                          <w:lang w:val="en-US"/>
-                        </w:rPr>
-                        <m:t>q</m:t>
-                      </m:r>
-                    </m:e>
-                  </m:d>
-                </m:e>
-                <m:sup>
-                  <m:r>
-                    <w:rPr>
-                      <w:rFonts w:ascii="Cambria Math" w:eastAsiaTheme="minorEastAsia" w:hAnsi="Cambria Math"/>
-                      <w:lang w:val="en-US"/>
-                    </w:rPr>
-                    <m:t>k-1-i</m:t>
-                  </m:r>
-                </m:sup>
-              </m:sSup>
-              <m:ctrlPr>
-                <w:rPr>
-                  <w:rFonts w:ascii="Cambria Math" w:eastAsiaTheme="minorEastAsia" w:hAnsi="Cambria Math"/>
-                  <w:i/>
-                  <w:lang w:val="en-US"/>
-                </w:rPr>
-              </m:ctrlPr>
-            </m:e>
-          </m:nary>
-          <m:r>
-            <w:rPr>
-              <w:rFonts w:ascii="Cambria Math" w:eastAsiaTheme="minorEastAsia" w:hAnsi="Cambria Math"/>
-              <w:lang w:val="en-US"/>
-            </w:rPr>
-            <m:t>=</m:t>
-          </m:r>
-          <m:nary>
-            <m:naryPr>
-              <m:chr m:val="∑"/>
-              <m:ctrlPr>
-                <w:rPr>
-                  <w:rFonts w:ascii="Cambria Math" w:eastAsiaTheme="minorEastAsia" w:hAnsi="Cambria Math"/>
-                  <w:lang w:val="en-US"/>
-                </w:rPr>
-              </m:ctrlPr>
-            </m:naryPr>
-            <m:sub>
-              <m:r>
-                <w:rPr>
-                  <w:rFonts w:ascii="Cambria Math" w:eastAsiaTheme="minorEastAsia" w:hAnsi="Cambria Math"/>
-                  <w:lang w:val="en-US"/>
-                </w:rPr>
-                <m:t>j=0</m:t>
-              </m:r>
-              <m:ctrlPr>
-                <w:rPr>
-                  <w:rFonts w:ascii="Cambria Math" w:eastAsiaTheme="minorEastAsia" w:hAnsi="Cambria Math"/>
-                  <w:i/>
-                  <w:lang w:val="en-US"/>
-                </w:rPr>
-              </m:ctrlPr>
-            </m:sub>
-            <m:sup>
-              <m:r>
-                <w:rPr>
-                  <w:rFonts w:ascii="Cambria Math" w:eastAsiaTheme="minorEastAsia" w:hAnsi="Cambria Math"/>
-                  <w:lang w:val="en-US"/>
-                </w:rPr>
-                <m:t>k-1</m:t>
-              </m:r>
-              <m:ctrlPr>
-                <w:rPr>
-                  <w:rFonts w:ascii="Cambria Math" w:eastAsiaTheme="minorEastAsia" w:hAnsi="Cambria Math"/>
-                  <w:i/>
-                  <w:lang w:val="en-US"/>
-                </w:rPr>
-              </m:ctrlPr>
-            </m:sup>
-            <m:e>
-              <m:sSup>
-                <m:sSupPr>
-                  <m:ctrlPr>
-                    <w:rPr>
-                      <w:rFonts w:ascii="Cambria Math" w:eastAsiaTheme="minorEastAsia" w:hAnsi="Cambria Math"/>
-                      <w:i/>
-                      <w:lang w:val="en-US"/>
-                    </w:rPr>
-                  </m:ctrlPr>
-                </m:sSupPr>
-                <m:e>
-                  <m:d>
-                    <m:dPr>
-                      <m:begChr m:val="|"/>
-                      <m:endChr m:val="|"/>
-                      <m:ctrlPr>
-                        <w:rPr>
-                          <w:rFonts w:ascii="Cambria Math" w:eastAsiaTheme="minorEastAsia" w:hAnsi="Cambria Math"/>
-                          <w:i/>
-                          <w:lang w:val="en-US"/>
-                        </w:rPr>
-                      </m:ctrlPr>
-                    </m:dPr>
-                    <m:e>
-                      <m:r>
-                        <w:rPr>
-                          <w:rFonts w:ascii="Cambria Math" w:eastAsiaTheme="minorEastAsia" w:hAnsi="Cambria Math"/>
-                          <w:lang w:val="en-US"/>
-                        </w:rPr>
-                        <m:t>q</m:t>
-                      </m:r>
-                    </m:e>
-                  </m:d>
-                </m:e>
-                <m:sup>
-                  <m:r>
-                    <w:rPr>
-                      <w:rFonts w:ascii="Cambria Math" w:eastAsiaTheme="minorEastAsia" w:hAnsi="Cambria Math"/>
-                      <w:lang w:val="en-US"/>
-                    </w:rPr>
-                    <m:t>j</m:t>
-                  </m:r>
-                </m:sup>
-              </m:sSup>
-              <m:ctrlPr>
-                <w:rPr>
-                  <w:rFonts w:ascii="Cambria Math" w:eastAsiaTheme="minorEastAsia" w:hAnsi="Cambria Math"/>
-                  <w:i/>
-                  <w:lang w:val="en-US"/>
-                </w:rPr>
-              </m:ctrlPr>
-            </m:e>
-          </m:nary>
-          <m:r>
-            <w:rPr>
-              <w:rFonts w:ascii="Cambria Math" w:eastAsiaTheme="minorEastAsia" w:hAnsi="Cambria Math"/>
-              <w:lang w:val="en-US"/>
-            </w:rPr>
-            <m:t>=</m:t>
-          </m:r>
-          <m:f>
-            <m:fPr>
-              <m:ctrlPr>
-                <w:rPr>
-                  <w:rFonts w:ascii="Cambria Math" w:eastAsiaTheme="minorEastAsia" w:hAnsi="Cambria Math"/>
-                  <w:lang w:val="en-US"/>
-                </w:rPr>
-              </m:ctrlPr>
-            </m:fPr>
-            <m:num>
-              <m:r>
-                <w:rPr>
-                  <w:rFonts w:ascii="Cambria Math" w:eastAsiaTheme="minorEastAsia" w:hAnsi="Cambria Math"/>
-                  <w:lang w:val="en-US"/>
-                </w:rPr>
-                <m:t>1-</m:t>
-              </m:r>
-              <m:sSup>
-                <m:sSupPr>
-                  <m:ctrlPr>
-                    <w:rPr>
-                      <w:rFonts w:ascii="Cambria Math" w:eastAsiaTheme="minorEastAsia" w:hAnsi="Cambria Math"/>
-                      <w:i/>
-                      <w:lang w:val="en-US"/>
-                    </w:rPr>
-                  </m:ctrlPr>
-                </m:sSupPr>
-                <m:e>
-                  <m:d>
-                    <m:dPr>
-                      <m:begChr m:val="|"/>
-                      <m:endChr m:val="|"/>
-                      <m:ctrlPr>
-                        <w:rPr>
-                          <w:rFonts w:ascii="Cambria Math" w:eastAsiaTheme="minorEastAsia" w:hAnsi="Cambria Math"/>
-                          <w:i/>
-                          <w:lang w:val="en-US"/>
-                        </w:rPr>
-                      </m:ctrlPr>
-                    </m:dPr>
-                    <m:e>
-                      <m:r>
-                        <w:rPr>
-                          <w:rFonts w:ascii="Cambria Math" w:eastAsiaTheme="minorEastAsia" w:hAnsi="Cambria Math"/>
-                          <w:lang w:val="en-US"/>
-                        </w:rPr>
-                        <m:t>q</m:t>
-                      </m:r>
-                    </m:e>
-                  </m:d>
-                </m:e>
-                <m:sup>
-                  <m:r>
-                    <w:rPr>
-                      <w:rFonts w:ascii="Cambria Math" w:eastAsiaTheme="minorEastAsia" w:hAnsi="Cambria Math"/>
-                      <w:lang w:val="en-US"/>
-                    </w:rPr>
-                    <m:t>k</m:t>
-                  </m:r>
-                </m:sup>
-              </m:sSup>
-              <m:ctrlPr>
-                <w:rPr>
-                  <w:rFonts w:ascii="Cambria Math" w:eastAsiaTheme="minorEastAsia" w:hAnsi="Cambria Math"/>
-                  <w:i/>
-                  <w:lang w:val="en-US"/>
-                </w:rPr>
-              </m:ctrlPr>
-            </m:num>
-            <m:den>
-              <m:r>
-                <w:rPr>
-                  <w:rFonts w:ascii="Cambria Math" w:eastAsiaTheme="minorEastAsia" w:hAnsi="Cambria Math"/>
-                  <w:lang w:val="en-US"/>
-                </w:rPr>
-                <m:t>1-</m:t>
-              </m:r>
-              <m:d>
-                <m:dPr>
-                  <m:begChr m:val="|"/>
-                  <m:endChr m:val="|"/>
-                  <m:ctrlPr>
-                    <w:rPr>
-                      <w:rFonts w:ascii="Cambria Math" w:eastAsiaTheme="minorEastAsia" w:hAnsi="Cambria Math"/>
-                      <w:i/>
-                      <w:lang w:val="en-US"/>
-                    </w:rPr>
-                  </m:ctrlPr>
-                </m:dPr>
-                <m:e>
-                  <m:r>
-                    <w:rPr>
-                      <w:rFonts w:ascii="Cambria Math" w:eastAsiaTheme="minorEastAsia" w:hAnsi="Cambria Math"/>
-                      <w:lang w:val="en-US"/>
-                    </w:rPr>
-                    <m:t>q</m:t>
-                  </m:r>
-                </m:e>
-              </m:d>
-              <m:ctrlPr>
-                <w:rPr>
-                  <w:rFonts w:ascii="Cambria Math" w:eastAsiaTheme="minorEastAsia" w:hAnsi="Cambria Math"/>
-                  <w:i/>
-                  <w:lang w:val="en-US"/>
-                </w:rPr>
-              </m:ctrlPr>
-            </m:den>
-          </m:f>
-        </m:oMath>
-      </m:oMathPara>
-    </w:p>
-    <w:p>
-      <w:pPr>
-        <w:rPr>
-          <w:rFonts w:eastAsiaTheme="minorEastAsia"/>
-          <w:lang w:val="en-US"/>
-        </w:rPr>
-      </w:pPr>
-      <w:r>
-        <w:rPr>
-          <w:rFonts w:eastAsiaTheme="minorEastAsia"/>
-          <w:lang w:val="en-US"/>
-        </w:rPr>
-        <w:t>Using a uniform bound:</w:t>
-      </w:r>
-    </w:p>
-    <w:p>
-      <w:pPr>
-        <w:rPr>
-          <w:rFonts w:eastAsiaTheme="minorEastAsia"/>
-          <w:lang w:val="en-US"/>
-        </w:rPr>
-      </w:pPr>
-      <m:oMathPara>
-        <m:oMath>
-          <m:d>
-            <m:dPr>
-              <m:begChr m:val="|"/>
-              <m:endChr m:val="|"/>
-              <m:ctrlPr>
-                <w:rPr>
-                  <w:rFonts w:ascii="Cambria Math" w:eastAsiaTheme="minorEastAsia" w:hAnsi="Cambria Math"/>
-                  <w:i/>
-                  <w:lang w:val="en-US"/>
-                </w:rPr>
-              </m:ctrlPr>
-            </m:dPr>
-            <m:e>
-              <m:sSub>
-                <m:sSubPr>
-                  <m:ctrlPr>
-                    <w:rPr>
-                      <w:rFonts w:ascii="Cambria Math" w:eastAsiaTheme="minorEastAsia" w:hAnsi="Cambria Math"/>
-                      <w:i/>
-                      <w:lang w:val="en-US"/>
-                    </w:rPr>
-                  </m:ctrlPr>
-                </m:sSubPr>
-                <m:e>
-                  <m:r>
-                    <m:rPr>
-                      <m:sty m:val="p"/>
-                    </m:rPr>
-                    <w:rPr>
-                      <w:rFonts w:ascii="Cambria Math" w:eastAsiaTheme="minorEastAsia" w:hAnsi="Cambria Math"/>
-                      <w:lang w:val="en-US"/>
-                    </w:rPr>
-                    <m:t>ζ</m:t>
-                  </m:r>
-                </m:e>
-                <m:sub>
-                  <m:r>
-                    <w:rPr>
-                      <w:rFonts w:ascii="Cambria Math" w:eastAsiaTheme="minorEastAsia" w:hAnsi="Cambria Math"/>
-                      <w:lang w:val="en-US"/>
-                    </w:rPr>
-                    <m:t>i</m:t>
-                  </m:r>
-                </m:sub>
-              </m:sSub>
-            </m:e>
-          </m:d>
-          <m:r>
-            <m:rPr>
-              <m:sty m:val="p"/>
-            </m:rPr>
-            <w:rPr>
-              <w:rFonts w:ascii="Cambria Math" w:eastAsiaTheme="minorEastAsia" w:hAnsi="Cambria Math"/>
-              <w:lang w:val="en-US"/>
-            </w:rPr>
-            <m:t>≤</m:t>
-          </m:r>
           <m:func>
             <m:funcPr>
               <m:ctrlPr>
                 <w:rPr>
                   <w:rFonts w:ascii="Cambria Math" w:eastAsiaTheme="minorEastAsia" w:hAnsi="Cambria Math"/>
+                  <w:highlight w:val="red"/>
                   <w:lang w:val="en-US"/>
                 </w:rPr>
               </m:ctrlPr>
@@ -29425,6 +30639,7 @@
                     <w:rPr>
                       <w:rFonts w:ascii="Cambria Math" w:eastAsiaTheme="minorEastAsia" w:hAnsi="Cambria Math"/>
                       <w:i/>
+                      <w:highlight w:val="red"/>
                       <w:lang w:val="en-US"/>
                     </w:rPr>
                   </m:ctrlPr>
@@ -29436,6 +30651,7 @@
                     </m:rPr>
                     <w:rPr>
                       <w:rFonts w:ascii="Cambria Math" w:eastAsiaTheme="minorEastAsia" w:hAnsi="Cambria Math"/>
+                      <w:highlight w:val="red"/>
                       <w:lang w:val="en-US"/>
                     </w:rPr>
                     <m:t>max</m:t>
@@ -29445,6 +30661,7 @@
                   <m:r>
                     <w:rPr>
                       <w:rFonts w:ascii="Cambria Math" w:eastAsiaTheme="minorEastAsia" w:hAnsi="Cambria Math"/>
+                      <w:highlight w:val="red"/>
                       <w:lang w:val="en-US"/>
                     </w:rPr>
                     <m:t>0</m:t>
@@ -29455,6 +30672,7 @@
                     </m:rPr>
                     <w:rPr>
                       <w:rFonts w:ascii="Cambria Math" w:eastAsiaTheme="minorEastAsia" w:hAnsi="Cambria Math"/>
+                      <w:highlight w:val="red"/>
                       <w:lang w:val="en-US"/>
                     </w:rPr>
                     <m:t>≤</m:t>
@@ -29462,6 +30680,7 @@
                   <m:r>
                     <w:rPr>
                       <w:rFonts w:ascii="Cambria Math" w:eastAsiaTheme="minorEastAsia" w:hAnsi="Cambria Math"/>
+                      <w:highlight w:val="red"/>
                       <w:lang w:val="en-US"/>
                     </w:rPr>
                     <m:t>i&lt;k</m:t>
@@ -29469,6 +30688,7 @@
                   <m:ctrlPr>
                     <w:rPr>
                       <w:rFonts w:ascii="Cambria Math" w:eastAsiaTheme="minorEastAsia" w:hAnsi="Cambria Math"/>
+                      <w:highlight w:val="red"/>
                       <w:lang w:val="en-US"/>
                     </w:rPr>
                   </m:ctrlPr>
@@ -29478,6 +30698,7 @@
                 <w:rPr>
                   <w:rFonts w:ascii="Cambria Math" w:eastAsiaTheme="minorEastAsia" w:hAnsi="Cambria Math"/>
                   <w:i/>
+                  <w:highlight w:val="red"/>
                   <w:lang w:val="en-US"/>
                 </w:rPr>
               </m:ctrlPr>
@@ -29491,6 +30712,7 @@
                     <w:rPr>
                       <w:rFonts w:ascii="Cambria Math" w:eastAsiaTheme="minorEastAsia" w:hAnsi="Cambria Math"/>
                       <w:i/>
+                      <w:highlight w:val="red"/>
                       <w:lang w:val="en-US"/>
                     </w:rPr>
                   </m:ctrlPr>
@@ -29502,6 +30724,7 @@
                         <w:rPr>
                           <w:rFonts w:ascii="Cambria Math" w:eastAsiaTheme="minorEastAsia" w:hAnsi="Cambria Math"/>
                           <w:i/>
+                          <w:highlight w:val="red"/>
                           <w:lang w:val="en-US"/>
                         </w:rPr>
                       </m:ctrlPr>
@@ -29513,6 +30736,7 @@
                         </m:rPr>
                         <w:rPr>
                           <w:rFonts w:ascii="Cambria Math" w:eastAsiaTheme="minorEastAsia" w:hAnsi="Cambria Math"/>
+                          <w:highlight w:val="red"/>
                           <w:lang w:val="en-US"/>
                         </w:rPr>
                         <m:t>ζ</m:t>
@@ -29522,6 +30746,7 @@
                       <m:r>
                         <w:rPr>
                           <w:rFonts w:ascii="Cambria Math" w:eastAsiaTheme="minorEastAsia" w:hAnsi="Cambria Math"/>
+                          <w:highlight w:val="red"/>
                           <w:lang w:val="en-US"/>
                         </w:rPr>
                         <m:t>i</m:t>
@@ -29534,103 +30759,49 @@
                 <w:rPr>
                   <w:rFonts w:ascii="Cambria Math" w:eastAsiaTheme="minorEastAsia" w:hAnsi="Cambria Math"/>
                   <w:i/>
+                  <w:highlight w:val="red"/>
                   <w:lang w:val="en-US"/>
                 </w:rPr>
               </m:ctrlPr>
             </m:e>
           </m:func>
-        </m:oMath>
-      </m:oMathPara>
-    </w:p>
-    <w:p>
-      <w:pPr>
-        <w:rPr>
-          <w:rFonts w:eastAsiaTheme="minorEastAsia"/>
-          <w:lang w:val="en-US"/>
-        </w:rPr>
-      </w:pPr>
-      <w:r>
-        <w:rPr>
-          <w:rFonts w:eastAsiaTheme="minorEastAsia"/>
-          <w:lang w:val="en-US"/>
-        </w:rPr>
-        <w:t>We obtain:</w:t>
-      </w:r>
-    </w:p>
-    <w:p>
-      <w:pPr>
-        <w:rPr>
-          <w:rFonts w:eastAsiaTheme="minorEastAsia"/>
-          <w:lang w:val="en-US"/>
-        </w:rPr>
-      </w:pPr>
-      <m:oMathPara>
-        <m:oMath>
-          <m:d>
-            <m:dPr>
-              <m:begChr m:val="|"/>
-              <m:endChr m:val="|"/>
+          <m:f>
+            <m:fPr>
+              <m:ctrlPr>
+                <w:rPr>
+                  <w:rFonts w:ascii="Cambria Math" w:eastAsiaTheme="minorEastAsia" w:hAnsi="Cambria Math"/>
+                  <w:highlight w:val="red"/>
+                  <w:lang w:val="en-US"/>
+                </w:rPr>
+              </m:ctrlPr>
+            </m:fPr>
+            <m:num>
+              <m:r>
+                <w:rPr>
+                  <w:rFonts w:ascii="Cambria Math" w:eastAsiaTheme="minorEastAsia" w:hAnsi="Cambria Math"/>
+                  <w:highlight w:val="red"/>
+                  <w:lang w:val="en-US"/>
+                </w:rPr>
+                <m:t>1</m:t>
+              </m:r>
               <m:ctrlPr>
                 <w:rPr>
                   <w:rFonts w:ascii="Cambria Math" w:eastAsiaTheme="minorEastAsia" w:hAnsi="Cambria Math"/>
                   <w:i/>
-                  <w:lang w:val="en-US"/>
-                </w:rPr>
-              </m:ctrlPr>
-            </m:dPr>
-            <m:e>
-              <m:sSub>
-                <m:sSubPr>
-                  <m:ctrlPr>
-                    <w:rPr>
-                      <w:rFonts w:ascii="Cambria Math" w:eastAsiaTheme="minorEastAsia" w:hAnsi="Cambria Math"/>
-                      <w:i/>
-                      <w:lang w:val="en-US"/>
-                    </w:rPr>
-                  </m:ctrlPr>
-                </m:sSubPr>
-                <m:e>
-                  <m:r>
-                    <w:rPr>
-                      <w:rFonts w:ascii="Cambria Math" w:eastAsiaTheme="minorEastAsia" w:hAnsi="Cambria Math"/>
-                      <w:lang w:val="en-US"/>
-                    </w:rPr>
-                    <m:t>e</m:t>
-                  </m:r>
-                </m:e>
-                <m:sub>
-                  <m:r>
-                    <w:rPr>
-                      <w:rFonts w:ascii="Cambria Math" w:eastAsiaTheme="minorEastAsia" w:hAnsi="Cambria Math"/>
-                      <w:lang w:val="en-US"/>
-                    </w:rPr>
-                    <m:t>k</m:t>
-                  </m:r>
-                </m:sub>
-              </m:sSub>
-            </m:e>
-          </m:d>
-          <m:r>
-            <m:rPr>
-              <m:sty m:val="p"/>
-            </m:rPr>
-            <w:rPr>
-              <w:rFonts w:ascii="Cambria Math" w:eastAsiaTheme="minorEastAsia" w:hAnsi="Cambria Math"/>
-              <w:lang w:val="en-US"/>
-            </w:rPr>
-            <m:t>≤</m:t>
-          </m:r>
-          <m:sSup>
-            <m:sSupPr>
-              <m:ctrlPr>
-                <w:rPr>
-                  <w:rFonts w:ascii="Cambria Math" w:eastAsiaTheme="minorEastAsia" w:hAnsi="Cambria Math"/>
-                  <w:i/>
-                  <w:lang w:val="en-US"/>
-                </w:rPr>
-              </m:ctrlPr>
-            </m:sSupPr>
-            <m:e>
+                  <w:highlight w:val="red"/>
+                  <w:lang w:val="en-US"/>
+                </w:rPr>
+              </m:ctrlPr>
+            </m:num>
+            <m:den>
+              <m:r>
+                <w:rPr>
+                  <w:rFonts w:ascii="Cambria Math" w:eastAsiaTheme="minorEastAsia" w:hAnsi="Cambria Math"/>
+                  <w:highlight w:val="red"/>
+                  <w:lang w:val="en-US"/>
+                </w:rPr>
+                <m:t>1-</m:t>
+              </m:r>
               <m:d>
                 <m:dPr>
                   <m:begChr m:val="|"/>
@@ -29639,6 +30810,7 @@
                     <w:rPr>
                       <w:rFonts w:ascii="Cambria Math" w:eastAsiaTheme="minorEastAsia" w:hAnsi="Cambria Math"/>
                       <w:i/>
+                      <w:highlight w:val="red"/>
                       <w:lang w:val="en-US"/>
                     </w:rPr>
                   </m:ctrlPr>
@@ -29647,6 +30819,7 @@
                   <m:r>
                     <w:rPr>
                       <w:rFonts w:ascii="Cambria Math" w:eastAsiaTheme="minorEastAsia" w:hAnsi="Cambria Math"/>
+                      <w:highlight w:val="red"/>
                       <w:lang w:val="en-US"/>
                     </w:rPr>
                     <m:t>q</m:t>
@@ -29656,996 +30829,8 @@
               <m:ctrlPr>
                 <w:rPr>
                   <w:rFonts w:ascii="Cambria Math" w:eastAsiaTheme="minorEastAsia" w:hAnsi="Cambria Math"/>
-                  <w:lang w:val="en-US"/>
-                </w:rPr>
-              </m:ctrlPr>
-            </m:e>
-            <m:sup>
-              <m:r>
-                <w:rPr>
-                  <w:rFonts w:ascii="Cambria Math" w:eastAsiaTheme="minorEastAsia" w:hAnsi="Cambria Math"/>
-                  <w:lang w:val="en-US"/>
-                </w:rPr>
-                <m:t>k</m:t>
-              </m:r>
-            </m:sup>
-          </m:sSup>
-          <m:d>
-            <m:dPr>
-              <m:begChr m:val="|"/>
-              <m:endChr m:val="|"/>
-              <m:ctrlPr>
-                <w:rPr>
-                  <w:rFonts w:ascii="Cambria Math" w:eastAsiaTheme="minorEastAsia" w:hAnsi="Cambria Math"/>
                   <w:i/>
-                  <w:lang w:val="en-US"/>
-                </w:rPr>
-              </m:ctrlPr>
-            </m:dPr>
-            <m:e>
-              <m:sSub>
-                <m:sSubPr>
-                  <m:ctrlPr>
-                    <w:rPr>
-                      <w:rFonts w:ascii="Cambria Math" w:eastAsiaTheme="minorEastAsia" w:hAnsi="Cambria Math"/>
-                      <w:i/>
-                      <w:lang w:val="en-US"/>
-                    </w:rPr>
-                  </m:ctrlPr>
-                </m:sSubPr>
-                <m:e>
-                  <m:r>
-                    <w:rPr>
-                      <w:rFonts w:ascii="Cambria Math" w:eastAsiaTheme="minorEastAsia" w:hAnsi="Cambria Math"/>
-                      <w:lang w:val="en-US"/>
-                    </w:rPr>
-                    <m:t>e</m:t>
-                  </m:r>
-                </m:e>
-                <m:sub>
-                  <m:r>
-                    <w:rPr>
-                      <w:rFonts w:ascii="Cambria Math" w:eastAsiaTheme="minorEastAsia" w:hAnsi="Cambria Math"/>
-                      <w:lang w:val="en-US"/>
-                    </w:rPr>
-                    <m:t>0</m:t>
-                  </m:r>
-                </m:sub>
-              </m:sSub>
-            </m:e>
-          </m:d>
-          <m:r>
-            <w:rPr>
-              <w:rFonts w:ascii="Cambria Math" w:eastAsiaTheme="minorEastAsia" w:hAnsi="Cambria Math"/>
-              <w:lang w:val="en-US"/>
-            </w:rPr>
-            <m:t>+</m:t>
-          </m:r>
-          <m:func>
-            <m:funcPr>
-              <m:ctrlPr>
-                <w:rPr>
-                  <w:rFonts w:ascii="Cambria Math" w:eastAsiaTheme="minorEastAsia" w:hAnsi="Cambria Math"/>
-                  <w:lang w:val="en-US"/>
-                </w:rPr>
-              </m:ctrlPr>
-            </m:funcPr>
-            <m:fName>
-              <m:limLow>
-                <m:limLowPr>
-                  <m:ctrlPr>
-                    <w:rPr>
-                      <w:rFonts w:ascii="Cambria Math" w:eastAsiaTheme="minorEastAsia" w:hAnsi="Cambria Math"/>
-                      <w:i/>
-                      <w:lang w:val="en-US"/>
-                    </w:rPr>
-                  </m:ctrlPr>
-                </m:limLowPr>
-                <m:e>
-                  <m:r>
-                    <m:rPr>
-                      <m:sty m:val="p"/>
-                    </m:rPr>
-                    <w:rPr>
-                      <w:rFonts w:ascii="Cambria Math" w:eastAsiaTheme="minorEastAsia" w:hAnsi="Cambria Math"/>
-                      <w:lang w:val="en-US"/>
-                    </w:rPr>
-                    <m:t>max</m:t>
-                  </m:r>
-                </m:e>
-                <m:lim>
-                  <m:r>
-                    <w:rPr>
-                      <w:rFonts w:ascii="Cambria Math" w:eastAsiaTheme="minorEastAsia" w:hAnsi="Cambria Math"/>
-                      <w:lang w:val="en-US"/>
-                    </w:rPr>
-                    <m:t>0</m:t>
-                  </m:r>
-                  <m:r>
-                    <m:rPr>
-                      <m:sty m:val="p"/>
-                    </m:rPr>
-                    <w:rPr>
-                      <w:rFonts w:ascii="Cambria Math" w:eastAsiaTheme="minorEastAsia" w:hAnsi="Cambria Math"/>
-                      <w:lang w:val="en-US"/>
-                    </w:rPr>
-                    <m:t>≤</m:t>
-                  </m:r>
-                  <m:r>
-                    <w:rPr>
-                      <w:rFonts w:ascii="Cambria Math" w:eastAsiaTheme="minorEastAsia" w:hAnsi="Cambria Math"/>
-                      <w:lang w:val="en-US"/>
-                    </w:rPr>
-                    <m:t>i&lt;k</m:t>
-                  </m:r>
-                  <m:ctrlPr>
-                    <w:rPr>
-                      <w:rFonts w:ascii="Cambria Math" w:eastAsiaTheme="minorEastAsia" w:hAnsi="Cambria Math"/>
-                      <w:lang w:val="en-US"/>
-                    </w:rPr>
-                  </m:ctrlPr>
-                </m:lim>
-              </m:limLow>
-              <m:ctrlPr>
-                <w:rPr>
-                  <w:rFonts w:ascii="Cambria Math" w:eastAsiaTheme="minorEastAsia" w:hAnsi="Cambria Math"/>
-                  <w:i/>
-                  <w:lang w:val="en-US"/>
-                </w:rPr>
-              </m:ctrlPr>
-            </m:fName>
-            <m:e>
-              <m:d>
-                <m:dPr>
-                  <m:begChr m:val="|"/>
-                  <m:endChr m:val="|"/>
-                  <m:ctrlPr>
-                    <w:rPr>
-                      <w:rFonts w:ascii="Cambria Math" w:eastAsiaTheme="minorEastAsia" w:hAnsi="Cambria Math"/>
-                      <w:i/>
-                      <w:lang w:val="en-US"/>
-                    </w:rPr>
-                  </m:ctrlPr>
-                </m:dPr>
-                <m:e>
-                  <m:sSub>
-                    <m:sSubPr>
-                      <m:ctrlPr>
-                        <w:rPr>
-                          <w:rFonts w:ascii="Cambria Math" w:eastAsiaTheme="minorEastAsia" w:hAnsi="Cambria Math"/>
-                          <w:i/>
-                          <w:lang w:val="en-US"/>
-                        </w:rPr>
-                      </m:ctrlPr>
-                    </m:sSubPr>
-                    <m:e>
-                      <m:r>
-                        <w:rPr>
-                          <w:rFonts w:ascii="Cambria Math" w:eastAsiaTheme="minorEastAsia" w:hAnsi="Cambria Math"/>
-                          <w:lang w:val="en-US"/>
-                        </w:rPr>
-                        <m:t>ζ</m:t>
-                      </m:r>
-                    </m:e>
-                    <m:sub>
-                      <m:r>
-                        <w:rPr>
-                          <w:rFonts w:ascii="Cambria Math" w:eastAsiaTheme="minorEastAsia" w:hAnsi="Cambria Math"/>
-                          <w:lang w:val="en-US"/>
-                        </w:rPr>
-                        <m:t>i</m:t>
-                      </m:r>
-                    </m:sub>
-                  </m:sSub>
-                </m:e>
-              </m:d>
-              <m:ctrlPr>
-                <w:rPr>
-                  <w:rFonts w:ascii="Cambria Math" w:eastAsiaTheme="minorEastAsia" w:hAnsi="Cambria Math"/>
-                  <w:i/>
-                  <w:lang w:val="en-US"/>
-                </w:rPr>
-              </m:ctrlPr>
-            </m:e>
-          </m:func>
-          <m:f>
-            <m:fPr>
-              <m:ctrlPr>
-                <w:rPr>
-                  <w:rFonts w:ascii="Cambria Math" w:eastAsiaTheme="minorEastAsia" w:hAnsi="Cambria Math"/>
-                  <w:lang w:val="en-US"/>
-                </w:rPr>
-              </m:ctrlPr>
-            </m:fPr>
-            <m:num>
-              <m:r>
-                <w:rPr>
-                  <w:rFonts w:ascii="Cambria Math" w:eastAsiaTheme="minorEastAsia" w:hAnsi="Cambria Math"/>
-                  <w:lang w:val="en-US"/>
-                </w:rPr>
-                <m:t>1-</m:t>
-              </m:r>
-              <m:sSup>
-                <m:sSupPr>
-                  <m:ctrlPr>
-                    <w:rPr>
-                      <w:rFonts w:ascii="Cambria Math" w:eastAsiaTheme="minorEastAsia" w:hAnsi="Cambria Math"/>
-                      <w:i/>
-                      <w:lang w:val="en-US"/>
-                    </w:rPr>
-                  </m:ctrlPr>
-                </m:sSupPr>
-                <m:e>
-                  <m:d>
-                    <m:dPr>
-                      <m:begChr m:val="|"/>
-                      <m:endChr m:val="|"/>
-                      <m:ctrlPr>
-                        <w:rPr>
-                          <w:rFonts w:ascii="Cambria Math" w:eastAsiaTheme="minorEastAsia" w:hAnsi="Cambria Math"/>
-                          <w:i/>
-                          <w:lang w:val="en-US"/>
-                        </w:rPr>
-                      </m:ctrlPr>
-                    </m:dPr>
-                    <m:e>
-                      <m:r>
-                        <w:rPr>
-                          <w:rFonts w:ascii="Cambria Math" w:eastAsiaTheme="minorEastAsia" w:hAnsi="Cambria Math"/>
-                          <w:lang w:val="en-US"/>
-                        </w:rPr>
-                        <m:t>q</m:t>
-                      </m:r>
-                    </m:e>
-                  </m:d>
-                </m:e>
-                <m:sup>
-                  <m:r>
-                    <w:rPr>
-                      <w:rFonts w:ascii="Cambria Math" w:eastAsiaTheme="minorEastAsia" w:hAnsi="Cambria Math"/>
-                      <w:lang w:val="en-US"/>
-                    </w:rPr>
-                    <m:t>k</m:t>
-                  </m:r>
-                </m:sup>
-              </m:sSup>
-              <m:ctrlPr>
-                <w:rPr>
-                  <w:rFonts w:ascii="Cambria Math" w:eastAsiaTheme="minorEastAsia" w:hAnsi="Cambria Math"/>
-                  <w:i/>
-                  <w:lang w:val="en-US"/>
-                </w:rPr>
-              </m:ctrlPr>
-            </m:num>
-            <m:den>
-              <m:r>
-                <w:rPr>
-                  <w:rFonts w:ascii="Cambria Math" w:eastAsiaTheme="minorEastAsia" w:hAnsi="Cambria Math"/>
-                  <w:lang w:val="en-US"/>
-                </w:rPr>
-                <m:t>1-</m:t>
-              </m:r>
-              <m:d>
-                <m:dPr>
-                  <m:begChr m:val="|"/>
-                  <m:endChr m:val="|"/>
-                  <m:ctrlPr>
-                    <w:rPr>
-                      <w:rFonts w:ascii="Cambria Math" w:eastAsiaTheme="minorEastAsia" w:hAnsi="Cambria Math"/>
-                      <w:i/>
-                      <w:lang w:val="en-US"/>
-                    </w:rPr>
-                  </m:ctrlPr>
-                </m:dPr>
-                <m:e>
-                  <m:r>
-                    <w:rPr>
-                      <w:rFonts w:ascii="Cambria Math" w:eastAsiaTheme="minorEastAsia" w:hAnsi="Cambria Math"/>
-                      <w:lang w:val="en-US"/>
-                    </w:rPr>
-                    <m:t>q</m:t>
-                  </m:r>
-                </m:e>
-              </m:d>
-              <m:ctrlPr>
-                <w:rPr>
-                  <w:rFonts w:ascii="Cambria Math" w:eastAsiaTheme="minorEastAsia" w:hAnsi="Cambria Math"/>
-                  <w:i/>
-                  <w:lang w:val="en-US"/>
-                </w:rPr>
-              </m:ctrlPr>
-            </m:den>
-          </m:f>
-        </m:oMath>
-      </m:oMathPara>
-    </w:p>
-    <w:p>
-      <w:pPr>
-        <w:rPr>
-          <w:rFonts w:eastAsiaTheme="minorEastAsia"/>
-          <w:lang w:val="en-US"/>
-        </w:rPr>
-      </w:pPr>
-      <w:r>
-        <w:rPr>
-          <w:rFonts w:eastAsiaTheme="minorEastAsia"/>
-          <w:lang w:val="en-US"/>
-        </w:rPr>
-        <w:t xml:space="preserve">Since </w:t>
-      </w:r>
-      <m:oMath>
-        <m:sSup>
-          <m:sSupPr>
-            <m:ctrlPr>
-              <w:rPr>
-                <w:rFonts w:ascii="Cambria Math" w:eastAsiaTheme="minorEastAsia" w:hAnsi="Cambria Math"/>
-                <w:i/>
-                <w:lang w:val="en-US"/>
-              </w:rPr>
-            </m:ctrlPr>
-          </m:sSupPr>
-          <m:e>
-            <m:d>
-              <m:dPr>
-                <m:begChr m:val="|"/>
-                <m:endChr m:val="|"/>
-                <m:ctrlPr>
-                  <w:rPr>
-                    <w:rFonts w:ascii="Cambria Math" w:eastAsiaTheme="minorEastAsia" w:hAnsi="Cambria Math"/>
-                    <w:i/>
-                    <w:lang w:val="en-US"/>
-                  </w:rPr>
-                </m:ctrlPr>
-              </m:dPr>
-              <m:e>
-                <m:r>
-                  <w:rPr>
-                    <w:rFonts w:ascii="Cambria Math" w:eastAsiaTheme="minorEastAsia" w:hAnsi="Cambria Math"/>
-                    <w:lang w:val="en-US"/>
-                  </w:rPr>
-                  <m:t>q</m:t>
-                </m:r>
-              </m:e>
-            </m:d>
-          </m:e>
-          <m:sup>
-            <m:r>
-              <w:rPr>
-                <w:rFonts w:ascii="Cambria Math" w:eastAsiaTheme="minorEastAsia" w:hAnsi="Cambria Math"/>
-                <w:lang w:val="en-US"/>
-              </w:rPr>
-              <m:t>k</m:t>
-            </m:r>
-          </m:sup>
-        </m:sSup>
-        <m:r>
-          <m:rPr>
-            <m:sty m:val="p"/>
-          </m:rPr>
-          <w:rPr>
-            <w:rFonts w:ascii="Cambria Math" w:eastAsiaTheme="minorEastAsia" w:hAnsi="Cambria Math"/>
-            <w:lang w:val="en-US"/>
-          </w:rPr>
-          <m:t>→</m:t>
-        </m:r>
-        <m:r>
-          <w:rPr>
-            <w:rFonts w:ascii="Cambria Math" w:eastAsiaTheme="minorEastAsia" w:hAnsi="Cambria Math"/>
-            <w:lang w:val="en-US"/>
-          </w:rPr>
-          <m:t>0</m:t>
-        </m:r>
-      </m:oMath>
-      <w:r>
-        <w:rPr>
-          <w:rFonts w:eastAsiaTheme="minorEastAsia"/>
-          <w:lang w:val="en-US"/>
-        </w:rPr>
-        <w:t xml:space="preserve"> as </w:t>
-      </w:r>
-      <m:oMath>
-        <m:r>
-          <w:rPr>
-            <w:rFonts w:ascii="Cambria Math" w:eastAsiaTheme="minorEastAsia" w:hAnsi="Cambria Math"/>
-            <w:lang w:val="en-US"/>
-          </w:rPr>
-          <m:t xml:space="preserve">k </m:t>
-        </m:r>
-        <m:r>
-          <m:rPr>
-            <m:sty m:val="p"/>
-          </m:rPr>
-          <w:rPr>
-            <w:rFonts w:ascii="Cambria Math" w:eastAsiaTheme="minorEastAsia" w:hAnsi="Cambria Math"/>
-            <w:lang w:val="en-US"/>
-          </w:rPr>
-          <m:t>→∞</m:t>
-        </m:r>
-      </m:oMath>
-      <w:r>
-        <w:rPr>
-          <w:rFonts w:eastAsiaTheme="minorEastAsia"/>
-          <w:lang w:val="en-US"/>
-        </w:rPr>
-        <w:t>, the left term has a max limit:</w:t>
-      </w:r>
-    </w:p>
-    <w:p>
-      <w:pPr>
-        <w:rPr>
-          <w:rFonts w:eastAsiaTheme="minorEastAsia"/>
-          <w:lang w:val="en-US"/>
-        </w:rPr>
-      </w:pPr>
-      <m:oMathPara>
-        <m:oMath>
-          <m:f>
-            <m:fPr>
-              <m:ctrlPr>
-                <w:rPr>
-                  <w:rFonts w:ascii="Cambria Math" w:eastAsiaTheme="minorEastAsia" w:hAnsi="Cambria Math"/>
-                  <w:lang w:val="en-US"/>
-                </w:rPr>
-              </m:ctrlPr>
-            </m:fPr>
-            <m:num>
-              <m:r>
-                <w:rPr>
-                  <w:rFonts w:ascii="Cambria Math" w:eastAsiaTheme="minorEastAsia" w:hAnsi="Cambria Math"/>
-                  <w:lang w:val="en-US"/>
-                </w:rPr>
-                <m:t>1-</m:t>
-              </m:r>
-              <m:sSup>
-                <m:sSupPr>
-                  <m:ctrlPr>
-                    <w:rPr>
-                      <w:rFonts w:ascii="Cambria Math" w:eastAsiaTheme="minorEastAsia" w:hAnsi="Cambria Math"/>
-                      <w:i/>
-                      <w:lang w:val="en-US"/>
-                    </w:rPr>
-                  </m:ctrlPr>
-                </m:sSupPr>
-                <m:e>
-                  <m:d>
-                    <m:dPr>
-                      <m:begChr m:val="|"/>
-                      <m:endChr m:val="|"/>
-                      <m:ctrlPr>
-                        <w:rPr>
-                          <w:rFonts w:ascii="Cambria Math" w:eastAsiaTheme="minorEastAsia" w:hAnsi="Cambria Math"/>
-                          <w:i/>
-                          <w:lang w:val="en-US"/>
-                        </w:rPr>
-                      </m:ctrlPr>
-                    </m:dPr>
-                    <m:e>
-                      <m:r>
-                        <w:rPr>
-                          <w:rFonts w:ascii="Cambria Math" w:eastAsiaTheme="minorEastAsia" w:hAnsi="Cambria Math"/>
-                          <w:lang w:val="en-US"/>
-                        </w:rPr>
-                        <m:t>q</m:t>
-                      </m:r>
-                    </m:e>
-                  </m:d>
-                </m:e>
-                <m:sup>
-                  <m:r>
-                    <w:rPr>
-                      <w:rFonts w:ascii="Cambria Math" w:eastAsiaTheme="minorEastAsia" w:hAnsi="Cambria Math"/>
-                      <w:lang w:val="en-US"/>
-                    </w:rPr>
-                    <m:t>k</m:t>
-                  </m:r>
-                </m:sup>
-              </m:sSup>
-              <m:ctrlPr>
-                <w:rPr>
-                  <w:rFonts w:ascii="Cambria Math" w:eastAsiaTheme="minorEastAsia" w:hAnsi="Cambria Math"/>
-                  <w:i/>
-                  <w:lang w:val="en-US"/>
-                </w:rPr>
-              </m:ctrlPr>
-            </m:num>
-            <m:den>
-              <m:r>
-                <w:rPr>
-                  <w:rFonts w:ascii="Cambria Math" w:eastAsiaTheme="minorEastAsia" w:hAnsi="Cambria Math"/>
-                  <w:lang w:val="en-US"/>
-                </w:rPr>
-                <m:t>1-</m:t>
-              </m:r>
-              <m:d>
-                <m:dPr>
-                  <m:begChr m:val="|"/>
-                  <m:endChr m:val="|"/>
-                  <m:ctrlPr>
-                    <w:rPr>
-                      <w:rFonts w:ascii="Cambria Math" w:eastAsiaTheme="minorEastAsia" w:hAnsi="Cambria Math"/>
-                      <w:i/>
-                      <w:lang w:val="en-US"/>
-                    </w:rPr>
-                  </m:ctrlPr>
-                </m:dPr>
-                <m:e>
-                  <m:r>
-                    <w:rPr>
-                      <w:rFonts w:ascii="Cambria Math" w:eastAsiaTheme="minorEastAsia" w:hAnsi="Cambria Math"/>
-                      <w:lang w:val="en-US"/>
-                    </w:rPr>
-                    <m:t>q</m:t>
-                  </m:r>
-                </m:e>
-              </m:d>
-              <m:ctrlPr>
-                <w:rPr>
-                  <w:rFonts w:ascii="Cambria Math" w:eastAsiaTheme="minorEastAsia" w:hAnsi="Cambria Math"/>
-                  <w:i/>
-                  <w:lang w:val="en-US"/>
-                </w:rPr>
-              </m:ctrlPr>
-            </m:den>
-          </m:f>
-          <m:r>
-            <m:rPr>
-              <m:sty m:val="p"/>
-            </m:rPr>
-            <w:rPr>
-              <w:rFonts w:ascii="Cambria Math" w:eastAsiaTheme="minorEastAsia" w:hAnsi="Cambria Math"/>
-              <w:lang w:val="en-US"/>
-            </w:rPr>
-            <m:t>≤</m:t>
-          </m:r>
-          <m:f>
-            <m:fPr>
-              <m:ctrlPr>
-                <w:rPr>
-                  <w:rFonts w:ascii="Cambria Math" w:eastAsiaTheme="minorEastAsia" w:hAnsi="Cambria Math"/>
-                  <w:lang w:val="en-US"/>
-                </w:rPr>
-              </m:ctrlPr>
-            </m:fPr>
-            <m:num>
-              <m:r>
-                <w:rPr>
-                  <w:rFonts w:ascii="Cambria Math" w:eastAsiaTheme="minorEastAsia" w:hAnsi="Cambria Math"/>
-                  <w:lang w:val="en-US"/>
-                </w:rPr>
-                <m:t>1</m:t>
-              </m:r>
-              <m:ctrlPr>
-                <w:rPr>
-                  <w:rFonts w:ascii="Cambria Math" w:eastAsiaTheme="minorEastAsia" w:hAnsi="Cambria Math"/>
-                  <w:i/>
-                  <w:lang w:val="en-US"/>
-                </w:rPr>
-              </m:ctrlPr>
-            </m:num>
-            <m:den>
-              <m:r>
-                <w:rPr>
-                  <w:rFonts w:ascii="Cambria Math" w:eastAsiaTheme="minorEastAsia" w:hAnsi="Cambria Math"/>
-                  <w:lang w:val="en-US"/>
-                </w:rPr>
-                <m:t>1-</m:t>
-              </m:r>
-              <m:d>
-                <m:dPr>
-                  <m:begChr m:val="|"/>
-                  <m:endChr m:val="|"/>
-                  <m:ctrlPr>
-                    <w:rPr>
-                      <w:rFonts w:ascii="Cambria Math" w:eastAsiaTheme="minorEastAsia" w:hAnsi="Cambria Math"/>
-                      <w:i/>
-                      <w:lang w:val="en-US"/>
-                    </w:rPr>
-                  </m:ctrlPr>
-                </m:dPr>
-                <m:e>
-                  <m:r>
-                    <w:rPr>
-                      <w:rFonts w:ascii="Cambria Math" w:eastAsiaTheme="minorEastAsia" w:hAnsi="Cambria Math"/>
-                      <w:lang w:val="en-US"/>
-                    </w:rPr>
-                    <m:t>q</m:t>
-                  </m:r>
-                </m:e>
-              </m:d>
-              <m:ctrlPr>
-                <w:rPr>
-                  <w:rFonts w:ascii="Cambria Math" w:eastAsiaTheme="minorEastAsia" w:hAnsi="Cambria Math"/>
-                  <w:i/>
-                  <w:lang w:val="en-US"/>
-                </w:rPr>
-              </m:ctrlPr>
-            </m:den>
-          </m:f>
-        </m:oMath>
-      </m:oMathPara>
-    </w:p>
-    <w:p>
-      <w:pPr>
-        <w:rPr>
-          <w:rFonts w:eastAsiaTheme="minorEastAsia"/>
-          <w:lang w:val="en-US"/>
-        </w:rPr>
-      </w:pPr>
-      <w:r>
-        <w:rPr>
-          <w:rFonts w:eastAsiaTheme="minorEastAsia"/>
-          <w:lang w:val="en-US"/>
-        </w:rPr>
-        <w:t>Therefore, the inequality simplifies to the classical Lyapunov contraction bound</w:t>
-      </w:r>
-      <w:r>
-        <w:rPr>
-          <w:rFonts w:eastAsiaTheme="minorEastAsia"/>
-          <w:lang w:val="en-US"/>
-        </w:rPr>
-        <w:t xml:space="preserve"> using the max error</w:t>
-      </w:r>
-      <w:r>
-        <w:rPr>
-          <w:rFonts w:eastAsiaTheme="minorEastAsia"/>
-          <w:lang w:val="en-US"/>
-        </w:rPr>
-        <w:t>:</w:t>
-      </w:r>
-    </w:p>
-    <w:p>
-      <w:pPr>
-        <w:rPr>
-          <w:rFonts w:eastAsiaTheme="minorEastAsia"/>
-          <w:lang w:val="en-US"/>
-        </w:rPr>
-      </w:pPr>
-      <m:oMathPara>
-        <m:oMath>
-          <m:d>
-            <m:dPr>
-              <m:begChr m:val="|"/>
-              <m:endChr m:val="|"/>
-              <m:ctrlPr>
-                <w:rPr>
-                  <w:rFonts w:ascii="Cambria Math" w:eastAsiaTheme="minorEastAsia" w:hAnsi="Cambria Math"/>
-                  <w:i/>
-                  <w:lang w:val="en-US"/>
-                </w:rPr>
-              </m:ctrlPr>
-            </m:dPr>
-            <m:e>
-              <m:sSub>
-                <m:sSubPr>
-                  <m:ctrlPr>
-                    <w:rPr>
-                      <w:rFonts w:ascii="Cambria Math" w:eastAsiaTheme="minorEastAsia" w:hAnsi="Cambria Math"/>
-                      <w:i/>
-                      <w:lang w:val="en-US"/>
-                    </w:rPr>
-                  </m:ctrlPr>
-                </m:sSubPr>
-                <m:e>
-                  <m:r>
-                    <w:rPr>
-                      <w:rFonts w:ascii="Cambria Math" w:eastAsiaTheme="minorEastAsia" w:hAnsi="Cambria Math"/>
-                      <w:lang w:val="en-US"/>
-                    </w:rPr>
-                    <m:t>e</m:t>
-                  </m:r>
-                </m:e>
-                <m:sub>
-                  <m:r>
-                    <w:rPr>
-                      <w:rFonts w:ascii="Cambria Math" w:eastAsiaTheme="minorEastAsia" w:hAnsi="Cambria Math"/>
-                      <w:lang w:val="en-US"/>
-                    </w:rPr>
-                    <m:t>k</m:t>
-                  </m:r>
-                </m:sub>
-              </m:sSub>
-            </m:e>
-          </m:d>
-          <m:r>
-            <m:rPr>
-              <m:sty m:val="p"/>
-            </m:rPr>
-            <w:rPr>
-              <w:rFonts w:ascii="Cambria Math" w:eastAsiaTheme="minorEastAsia" w:hAnsi="Cambria Math"/>
-              <w:lang w:val="en-US"/>
-            </w:rPr>
-            <m:t>≤</m:t>
-          </m:r>
-          <m:sSup>
-            <m:sSupPr>
-              <m:ctrlPr>
-                <w:rPr>
-                  <w:rFonts w:ascii="Cambria Math" w:eastAsiaTheme="minorEastAsia" w:hAnsi="Cambria Math"/>
-                  <w:i/>
-                  <w:lang w:val="en-US"/>
-                </w:rPr>
-              </m:ctrlPr>
-            </m:sSupPr>
-            <m:e>
-              <m:d>
-                <m:dPr>
-                  <m:begChr m:val="|"/>
-                  <m:endChr m:val="|"/>
-                  <m:ctrlPr>
-                    <w:rPr>
-                      <w:rFonts w:ascii="Cambria Math" w:eastAsiaTheme="minorEastAsia" w:hAnsi="Cambria Math"/>
-                      <w:i/>
-                      <w:lang w:val="en-US"/>
-                    </w:rPr>
-                  </m:ctrlPr>
-                </m:dPr>
-                <m:e>
-                  <m:r>
-                    <w:rPr>
-                      <w:rFonts w:ascii="Cambria Math" w:eastAsiaTheme="minorEastAsia" w:hAnsi="Cambria Math"/>
-                      <w:lang w:val="en-US"/>
-                    </w:rPr>
-                    <m:t>q</m:t>
-                  </m:r>
-                </m:e>
-              </m:d>
-              <m:ctrlPr>
-                <w:rPr>
-                  <w:rFonts w:ascii="Cambria Math" w:eastAsiaTheme="minorEastAsia" w:hAnsi="Cambria Math"/>
-                  <w:lang w:val="en-US"/>
-                </w:rPr>
-              </m:ctrlPr>
-            </m:e>
-            <m:sup>
-              <m:r>
-                <w:rPr>
-                  <w:rFonts w:ascii="Cambria Math" w:eastAsiaTheme="minorEastAsia" w:hAnsi="Cambria Math"/>
-                  <w:lang w:val="en-US"/>
-                </w:rPr>
-                <m:t>k</m:t>
-              </m:r>
-            </m:sup>
-          </m:sSup>
-          <m:d>
-            <m:dPr>
-              <m:begChr m:val="|"/>
-              <m:endChr m:val="|"/>
-              <m:ctrlPr>
-                <w:rPr>
-                  <w:rFonts w:ascii="Cambria Math" w:eastAsiaTheme="minorEastAsia" w:hAnsi="Cambria Math"/>
-                  <w:i/>
-                  <w:lang w:val="en-US"/>
-                </w:rPr>
-              </m:ctrlPr>
-            </m:dPr>
-            <m:e>
-              <m:sSub>
-                <m:sSubPr>
-                  <m:ctrlPr>
-                    <w:rPr>
-                      <w:rFonts w:ascii="Cambria Math" w:eastAsiaTheme="minorEastAsia" w:hAnsi="Cambria Math"/>
-                      <w:i/>
-                      <w:lang w:val="en-US"/>
-                    </w:rPr>
-                  </m:ctrlPr>
-                </m:sSubPr>
-                <m:e>
-                  <m:r>
-                    <w:rPr>
-                      <w:rFonts w:ascii="Cambria Math" w:eastAsiaTheme="minorEastAsia" w:hAnsi="Cambria Math"/>
-                      <w:lang w:val="en-US"/>
-                    </w:rPr>
-                    <m:t>e</m:t>
-                  </m:r>
-                </m:e>
-                <m:sub>
-                  <m:r>
-                    <w:rPr>
-                      <w:rFonts w:ascii="Cambria Math" w:eastAsiaTheme="minorEastAsia" w:hAnsi="Cambria Math"/>
-                      <w:lang w:val="en-US"/>
-                    </w:rPr>
-                    <m:t>0</m:t>
-                  </m:r>
-                </m:sub>
-              </m:sSub>
-            </m:e>
-          </m:d>
-          <m:r>
-            <w:rPr>
-              <w:rFonts w:ascii="Cambria Math" w:eastAsiaTheme="minorEastAsia" w:hAnsi="Cambria Math"/>
-              <w:lang w:val="en-US"/>
-            </w:rPr>
-            <m:t>+</m:t>
-          </m:r>
-          <m:func>
-            <m:funcPr>
-              <m:ctrlPr>
-                <w:rPr>
-                  <w:rFonts w:ascii="Cambria Math" w:eastAsiaTheme="minorEastAsia" w:hAnsi="Cambria Math"/>
-                  <w:lang w:val="en-US"/>
-                </w:rPr>
-              </m:ctrlPr>
-            </m:funcPr>
-            <m:fName>
-              <m:limLow>
-                <m:limLowPr>
-                  <m:ctrlPr>
-                    <w:rPr>
-                      <w:rFonts w:ascii="Cambria Math" w:eastAsiaTheme="minorEastAsia" w:hAnsi="Cambria Math"/>
-                      <w:i/>
-                      <w:lang w:val="en-US"/>
-                    </w:rPr>
-                  </m:ctrlPr>
-                </m:limLowPr>
-                <m:e>
-                  <m:r>
-                    <m:rPr>
-                      <m:sty m:val="p"/>
-                    </m:rPr>
-                    <w:rPr>
-                      <w:rFonts w:ascii="Cambria Math" w:eastAsiaTheme="minorEastAsia" w:hAnsi="Cambria Math"/>
-                      <w:lang w:val="en-US"/>
-                    </w:rPr>
-                    <m:t>max</m:t>
-                  </m:r>
-                </m:e>
-                <m:lim>
-                  <m:r>
-                    <w:rPr>
-                      <w:rFonts w:ascii="Cambria Math" w:eastAsiaTheme="minorEastAsia" w:hAnsi="Cambria Math"/>
-                      <w:lang w:val="en-US"/>
-                    </w:rPr>
-                    <m:t>0</m:t>
-                  </m:r>
-                  <m:r>
-                    <m:rPr>
-                      <m:sty m:val="p"/>
-                    </m:rPr>
-                    <w:rPr>
-                      <w:rFonts w:ascii="Cambria Math" w:eastAsiaTheme="minorEastAsia" w:hAnsi="Cambria Math"/>
-                      <w:lang w:val="en-US"/>
-                    </w:rPr>
-                    <m:t>≤</m:t>
-                  </m:r>
-                  <m:r>
-                    <w:rPr>
-                      <w:rFonts w:ascii="Cambria Math" w:eastAsiaTheme="minorEastAsia" w:hAnsi="Cambria Math"/>
-                      <w:lang w:val="en-US"/>
-                    </w:rPr>
-                    <m:t>i&lt;k</m:t>
-                  </m:r>
-                  <m:ctrlPr>
-                    <w:rPr>
-                      <w:rFonts w:ascii="Cambria Math" w:eastAsiaTheme="minorEastAsia" w:hAnsi="Cambria Math"/>
-                      <w:lang w:val="en-US"/>
-                    </w:rPr>
-                  </m:ctrlPr>
-                </m:lim>
-              </m:limLow>
-              <m:ctrlPr>
-                <w:rPr>
-                  <w:rFonts w:ascii="Cambria Math" w:eastAsiaTheme="minorEastAsia" w:hAnsi="Cambria Math"/>
-                  <w:i/>
-                  <w:lang w:val="en-US"/>
-                </w:rPr>
-              </m:ctrlPr>
-            </m:fName>
-            <m:e>
-              <m:d>
-                <m:dPr>
-                  <m:begChr m:val="|"/>
-                  <m:endChr m:val="|"/>
-                  <m:ctrlPr>
-                    <w:rPr>
-                      <w:rFonts w:ascii="Cambria Math" w:eastAsiaTheme="minorEastAsia" w:hAnsi="Cambria Math"/>
-                      <w:i/>
-                      <w:lang w:val="en-US"/>
-                    </w:rPr>
-                  </m:ctrlPr>
-                </m:dPr>
-                <m:e>
-                  <m:sSub>
-                    <m:sSubPr>
-                      <m:ctrlPr>
-                        <w:rPr>
-                          <w:rFonts w:ascii="Cambria Math" w:eastAsiaTheme="minorEastAsia" w:hAnsi="Cambria Math"/>
-                          <w:i/>
-                          <w:lang w:val="en-US"/>
-                        </w:rPr>
-                      </m:ctrlPr>
-                    </m:sSubPr>
-                    <m:e>
-                      <m:r>
-                        <m:rPr>
-                          <m:sty m:val="p"/>
-                        </m:rPr>
-                        <w:rPr>
-                          <w:rFonts w:ascii="Cambria Math" w:eastAsiaTheme="minorEastAsia" w:hAnsi="Cambria Math"/>
-                          <w:lang w:val="en-US"/>
-                        </w:rPr>
-                        <m:t>ζ</m:t>
-                      </m:r>
-                    </m:e>
-                    <m:sub>
-                      <m:r>
-                        <w:rPr>
-                          <w:rFonts w:ascii="Cambria Math" w:eastAsiaTheme="minorEastAsia" w:hAnsi="Cambria Math"/>
-                          <w:lang w:val="en-US"/>
-                        </w:rPr>
-                        <m:t>i</m:t>
-                      </m:r>
-                    </m:sub>
-                  </m:sSub>
-                </m:e>
-              </m:d>
-              <m:ctrlPr>
-                <w:rPr>
-                  <w:rFonts w:ascii="Cambria Math" w:eastAsiaTheme="minorEastAsia" w:hAnsi="Cambria Math"/>
-                  <w:i/>
-                  <w:lang w:val="en-US"/>
-                </w:rPr>
-              </m:ctrlPr>
-            </m:e>
-          </m:func>
-          <m:f>
-            <m:fPr>
-              <m:ctrlPr>
-                <w:rPr>
-                  <w:rFonts w:ascii="Cambria Math" w:eastAsiaTheme="minorEastAsia" w:hAnsi="Cambria Math"/>
-                  <w:lang w:val="en-US"/>
-                </w:rPr>
-              </m:ctrlPr>
-            </m:fPr>
-            <m:num>
-              <m:r>
-                <w:rPr>
-                  <w:rFonts w:ascii="Cambria Math" w:eastAsiaTheme="minorEastAsia" w:hAnsi="Cambria Math"/>
-                  <w:lang w:val="en-US"/>
-                </w:rPr>
-                <m:t>1</m:t>
-              </m:r>
-              <m:ctrlPr>
-                <w:rPr>
-                  <w:rFonts w:ascii="Cambria Math" w:eastAsiaTheme="minorEastAsia" w:hAnsi="Cambria Math"/>
-                  <w:i/>
-                  <w:lang w:val="en-US"/>
-                </w:rPr>
-              </m:ctrlPr>
-            </m:num>
-            <m:den>
-              <m:r>
-                <w:rPr>
-                  <w:rFonts w:ascii="Cambria Math" w:eastAsiaTheme="minorEastAsia" w:hAnsi="Cambria Math"/>
-                  <w:lang w:val="en-US"/>
-                </w:rPr>
-                <m:t>1-</m:t>
-              </m:r>
-              <m:d>
-                <m:dPr>
-                  <m:begChr m:val="|"/>
-                  <m:endChr m:val="|"/>
-                  <m:ctrlPr>
-                    <w:rPr>
-                      <w:rFonts w:ascii="Cambria Math" w:eastAsiaTheme="minorEastAsia" w:hAnsi="Cambria Math"/>
-                      <w:i/>
-                      <w:lang w:val="en-US"/>
-                    </w:rPr>
-                  </m:ctrlPr>
-                </m:dPr>
-                <m:e>
-                  <m:r>
-                    <w:rPr>
-                      <w:rFonts w:ascii="Cambria Math" w:eastAsiaTheme="minorEastAsia" w:hAnsi="Cambria Math"/>
-                      <w:lang w:val="en-US"/>
-                    </w:rPr>
-                    <m:t>q</m:t>
-                  </m:r>
-                </m:e>
-              </m:d>
-              <m:ctrlPr>
-                <w:rPr>
-                  <w:rFonts w:ascii="Cambria Math" w:eastAsiaTheme="minorEastAsia" w:hAnsi="Cambria Math"/>
-                  <w:i/>
+                  <w:highlight w:val="red"/>
                   <w:lang w:val="en-US"/>
                 </w:rPr>
               </m:ctrlPr>
@@ -30654,6 +30839,7 @@
           <m:r>
             <w:rPr>
               <w:rFonts w:ascii="Cambria Math" w:eastAsiaTheme="minorEastAsia" w:hAnsi="Cambria Math"/>
+              <w:highlight w:val="red"/>
               <w:lang w:val="en-US"/>
             </w:rPr>
             <m:t> </m:t>
@@ -30672,7 +30858,7 @@
 </file>
 
 <file path=word/numbering.xml><?xml version="1.0" encoding="utf-8"?>
-<w:numbering xmlns:wpc="http://schemas.microsoft.com/office/word/2010/wordprocessingCanvas" xmlns:cx="http://schemas.microsoft.com/office/drawing/2014/chartex" xmlns:cx1="http://schemas.microsoft.com/office/drawing/2015/9/8/chartex" xmlns:cx2="http://schemas.microsoft.com/office/drawing/2015/10/21/chartex" xmlns:cx3="http://schemas.microsoft.com/office/drawing/2016/5/9/chartex" xmlns:cx4="http://schemas.microsoft.com/office/drawing/2016/5/10/chartex" xmlns:cx5="http://schemas.microsoft.com/office/drawing/2016/5/11/chartex" xmlns:cx6="http://schemas.microsoft.com/office/drawing/2016/5/12/chartex" xmlns:cx7="http://schemas.microsoft.com/office/drawing/2016/5/13/chartex" xmlns:cx8="http://schemas.microsoft.com/office/drawing/2016/5/14/chartex" xmlns:mc="http://schemas.openxmlformats.org/markup-compatibility/2006" xmlns:aink="http://schemas.microsoft.com/office/drawing/2016/ink" xmlns:am3d="http://schemas.microsoft.com/office/drawing/2017/model3d" xmlns:o="urn:schemas-microsoft-com:office:office" xmlns:oel="http://schemas.microsoft.com/office/2019/extlst" xmlns:r="http://schemas.openxmlformats.org/officeDocument/2006/relationships" xmlns:m="http://schemas.openxmlformats.org/officeDocument/2006/math" xmlns:v="urn:schemas-microsoft-com:vml" xmlns:wp14="http://schemas.microsoft.com/office/word/2010/wordprocessingDrawing" xmlns:wp="http://schemas.openxmlformats.org/drawingml/2006/wordprocessingDrawing" xmlns:w10="urn:schemas-microsoft-com:office:word" xmlns:w="http://schemas.openxmlformats.org/wordprocessingml/2006/main" xmlns:w14="http://schemas.microsoft.com/office/word/2010/wordml" xmlns:w15="http://schemas.microsoft.com/office/word/2012/wordml" xmlns:w16cei="http://schemas.microsoft.com/office/word/2026/wordml/cei" xmlns:w16cex="http://schemas.microsoft.com/office/word/2018/wordml/cex" xmlns:w16cid="http://schemas.microsoft.com/office/word/2016/wordml/cid" xmlns:w16="http://schemas.microsoft.com/office/word/2018/wordml" xmlns:w16du="http://schemas.microsoft.com/office/word/2023/wordml/word16du" xmlns:w16sdtdh="http://schemas.microsoft.com/office/word/2020/wordml/sdtdatahash" xmlns:w16sdtfl="http://schemas.microsoft.com/office/word/2024/wordml/sdtformatlock" xmlns:w16se="http://schemas.microsoft.com/office/word/2015/wordml/symex" xmlns:wpg="http://schemas.microsoft.com/office/word/2010/wordprocessingGroup" xmlns:wpi="http://schemas.microsoft.com/office/word/2010/wordprocessingInk" xmlns:wne="http://schemas.microsoft.com/office/word/2006/wordml" xmlns:wps="http://schemas.microsoft.com/office/word/2010/wordprocessingShape" mc:Ignorable="w14 w15 w16se w16cid w16 w16cex w16sdtdh w16sdtfl w16du wp14">
+<w:numbering xmlns:wpc="http://schemas.microsoft.com/office/word/2010/wordprocessingCanvas" xmlns:cx="http://schemas.microsoft.com/office/drawing/2014/chartex" xmlns:cx1="http://schemas.microsoft.com/office/drawing/2015/9/8/chartex" xmlns:cx2="http://schemas.microsoft.com/office/drawing/2015/10/21/chartex" xmlns:cx3="http://schemas.microsoft.com/office/drawing/2016/5/9/chartex" xmlns:cx4="http://schemas.microsoft.com/office/drawing/2016/5/10/chartex" xmlns:cx5="http://schemas.microsoft.com/office/drawing/2016/5/11/chartex" xmlns:cx6="http://schemas.microsoft.com/office/drawing/2016/5/12/chartex" xmlns:cx7="http://schemas.microsoft.com/office/drawing/2016/5/13/chartex" xmlns:cx8="http://schemas.microsoft.com/office/drawing/2016/5/14/chartex" xmlns:mc="http://schemas.openxmlformats.org/markup-compatibility/2006" xmlns:aink="http://schemas.microsoft.com/office/drawing/2016/ink" xmlns:am3d="http://schemas.microsoft.com/office/drawing/2017/model3d" xmlns:o="urn:schemas-microsoft-com:office:office" xmlns:oel="http://schemas.microsoft.com/office/2019/extlst" xmlns:r="http://schemas.openxmlformats.org/officeDocument/2006/relationships" xmlns:m="http://schemas.openxmlformats.org/officeDocument/2006/math" xmlns:v="urn:schemas-microsoft-com:vml" xmlns:wp14="http://schemas.microsoft.com/office/word/2010/wordprocessingDrawing" xmlns:wp="http://schemas.openxmlformats.org/drawingml/2006/wordprocessingDrawing" xmlns:w10="urn:schemas-microsoft-com:office:word" xmlns:w="http://schemas.openxmlformats.org/wordprocessingml/2006/main" xmlns:w14="http://schemas.microsoft.com/office/word/2010/wordml" xmlns:w15="http://schemas.microsoft.com/office/word/2012/wordml" xmlns:w16cex="http://schemas.microsoft.com/office/word/2018/wordml/cex" xmlns:w16cid="http://schemas.microsoft.com/office/word/2016/wordml/cid" xmlns:w16="http://schemas.microsoft.com/office/word/2018/wordml" xmlns:w16du="http://schemas.microsoft.com/office/word/2023/wordml/word16du" xmlns:w16sdtdh="http://schemas.microsoft.com/office/word/2020/wordml/sdtdatahash" xmlns:w16sdtfl="http://schemas.microsoft.com/office/word/2024/wordml/sdtformatlock" xmlns:w16se="http://schemas.microsoft.com/office/word/2015/wordml/symex" xmlns:wpg="http://schemas.microsoft.com/office/word/2010/wordprocessingGroup" xmlns:wpi="http://schemas.microsoft.com/office/word/2010/wordprocessingInk" xmlns:wne="http://schemas.microsoft.com/office/word/2006/wordml" xmlns:wps="http://schemas.microsoft.com/office/word/2010/wordprocessingShape" mc:Ignorable="w14 w15 w16se w16cid w16 w16cex w16sdtdh w16sdtfl w16du wp14">
   <w:abstractNum w:abstractNumId="0" w15:restartNumberingAfterBreak="0">
     <w:nsid w:val="02AF2C32"/>
     <w:multiLevelType w:val="multilevel"/>

--- a/Appendix.docx
+++ b/Appendix.docx
@@ -27342,6 +27342,4195 @@
     </w:p>
     <w:p>
       <w:r>
+        <w:br w:type="page"/>
+      </w:r>
+    </w:p>
+    <w:p>
+      <w:pPr>
+        <w:rPr>
+          <w:u w:val="single"/>
+          <w:lang w:val="en-US"/>
+        </w:rPr>
+      </w:pPr>
+      <w:r>
+        <w:rPr>
+          <w:u w:val="single"/>
+          <w:lang w:val="en-US"/>
+        </w:rPr>
+        <w:lastRenderedPageBreak/>
+        <w:t>L</w:t>
+      </w:r>
+      <w:r>
+        <w:rPr>
+          <w:u w:val="single"/>
+          <w:lang w:val="en-US"/>
+        </w:rPr>
+        <w:t xml:space="preserve">inear </w:t>
+      </w:r>
+      <w:r>
+        <w:rPr>
+          <w:u w:val="single"/>
+          <w:lang w:val="en-US"/>
+        </w:rPr>
+        <w:t>F</w:t>
+      </w:r>
+      <w:r>
+        <w:rPr>
+          <w:u w:val="single"/>
+          <w:lang w:val="en-US"/>
+        </w:rPr>
+        <w:t xml:space="preserve">irst-order </w:t>
+      </w:r>
+      <w:r>
+        <w:rPr>
+          <w:u w:val="single"/>
+          <w:lang w:val="en-US"/>
+        </w:rPr>
+        <w:t>D</w:t>
+      </w:r>
+      <w:r>
+        <w:rPr>
+          <w:u w:val="single"/>
+          <w:lang w:val="en-US"/>
+        </w:rPr>
+        <w:t xml:space="preserve">ifference </w:t>
+      </w:r>
+      <w:r>
+        <w:rPr>
+          <w:u w:val="single"/>
+          <w:lang w:val="en-US"/>
+        </w:rPr>
+        <w:t>E</w:t>
+      </w:r>
+      <w:r>
+        <w:rPr>
+          <w:u w:val="single"/>
+          <w:lang w:val="en-US"/>
+        </w:rPr>
+        <w:t xml:space="preserve">quation </w:t>
+      </w:r>
+      <w:r>
+        <w:rPr>
+          <w:u w:val="single"/>
+          <w:lang w:val="en-US"/>
+        </w:rPr>
+        <w:t>S</w:t>
+      </w:r>
+      <w:r>
+        <w:rPr>
+          <w:u w:val="single"/>
+          <w:lang w:val="en-US"/>
+        </w:rPr>
+        <w:t>olution</w:t>
+      </w:r>
+    </w:p>
+    <w:p>
+      <w:pPr>
+        <w:rPr>
+          <w:lang w:val="en-US"/>
+        </w:rPr>
+      </w:pPr>
+      <w:r>
+        <w:rPr>
+          <w:lang w:val="en-US"/>
+        </w:rPr>
+        <w:t>The recursive equation provided in the manuscript is:</w:t>
+      </w:r>
+    </w:p>
+    <w:p>
+      <w:pPr>
+        <w:rPr>
+          <w:rFonts w:eastAsiaTheme="minorEastAsia"/>
+          <w:lang w:val="en-US"/>
+        </w:rPr>
+      </w:pPr>
+      <m:oMathPara>
+        <m:oMath>
+          <m:sSub>
+            <m:sSubPr>
+              <m:ctrlPr>
+                <w:rPr>
+                  <w:rFonts w:ascii="Cambria Math" w:hAnsi="Cambria Math"/>
+                  <w:i/>
+                  <w:lang w:val="en-US"/>
+                </w:rPr>
+              </m:ctrlPr>
+            </m:sSubPr>
+            <m:e>
+              <m:r>
+                <w:rPr>
+                  <w:rFonts w:ascii="Cambria Math" w:hAnsi="Cambria Math"/>
+                  <w:lang w:val="en-US"/>
+                </w:rPr>
+                <m:t>e</m:t>
+              </m:r>
+            </m:e>
+            <m:sub>
+              <m:r>
+                <w:rPr>
+                  <w:rFonts w:ascii="Cambria Math" w:hAnsi="Cambria Math"/>
+                  <w:lang w:val="en-US"/>
+                </w:rPr>
+                <m:t>k+1</m:t>
+              </m:r>
+            </m:sub>
+          </m:sSub>
+          <m:r>
+            <w:rPr>
+              <w:rFonts w:ascii="Cambria Math" w:hAnsi="Cambria Math"/>
+              <w:lang w:val="en-US"/>
+            </w:rPr>
+            <m:t>≅</m:t>
+          </m:r>
+          <m:d>
+            <m:dPr>
+              <m:ctrlPr>
+                <w:rPr>
+                  <w:rFonts w:ascii="Cambria Math" w:hAnsi="Cambria Math"/>
+                  <w:i/>
+                  <w:lang w:val="en-US"/>
+                </w:rPr>
+              </m:ctrlPr>
+            </m:dPr>
+            <m:e>
+              <m:r>
+                <w:rPr>
+                  <w:rFonts w:ascii="Cambria Math" w:hAnsi="Cambria Math"/>
+                  <w:lang w:val="en-US"/>
+                </w:rPr>
+                <m:t>1-4</m:t>
+              </m:r>
+              <m:sSub>
+                <m:sSubPr>
+                  <m:ctrlPr>
+                    <w:rPr>
+                      <w:rFonts w:ascii="Cambria Math" w:hAnsi="Cambria Math"/>
+                      <w:i/>
+                      <w:lang w:val="en-US"/>
+                    </w:rPr>
+                  </m:ctrlPr>
+                </m:sSubPr>
+                <m:e>
+                  <m:r>
+                    <w:rPr>
+                      <w:rFonts w:ascii="Cambria Math" w:hAnsi="Cambria Math"/>
+                      <w:lang w:val="en-US"/>
+                    </w:rPr>
+                    <m:t>γ</m:t>
+                  </m:r>
+                </m:e>
+                <m:sub>
+                  <m:r>
+                    <w:rPr>
+                      <w:rFonts w:ascii="Cambria Math" w:hAnsi="Cambria Math"/>
+                      <w:lang w:val="en-US"/>
+                    </w:rPr>
+                    <m:t>k</m:t>
+                  </m:r>
+                </m:sub>
+              </m:sSub>
+              <m:sSup>
+                <m:sSupPr>
+                  <m:ctrlPr>
+                    <w:rPr>
+                      <w:rFonts w:ascii="Cambria Math" w:hAnsi="Cambria Math"/>
+                      <w:i/>
+                      <w:lang w:val="en-US"/>
+                    </w:rPr>
+                  </m:ctrlPr>
+                </m:sSupPr>
+                <m:e>
+                  <m:sSub>
+                    <m:sSubPr>
+                      <m:ctrlPr>
+                        <w:rPr>
+                          <w:rFonts w:ascii="Cambria Math" w:hAnsi="Cambria Math"/>
+                          <w:i/>
+                          <w:lang w:val="en-US"/>
+                        </w:rPr>
+                      </m:ctrlPr>
+                    </m:sSubPr>
+                    <m:e>
+                      <m:r>
+                        <w:rPr>
+                          <w:rFonts w:ascii="Cambria Math" w:hAnsi="Cambria Math"/>
+                          <w:lang w:val="en-US"/>
+                        </w:rPr>
+                        <m:t>m</m:t>
+                      </m:r>
+                    </m:e>
+                    <m:sub>
+                      <m:r>
+                        <w:rPr>
+                          <w:rFonts w:ascii="Cambria Math" w:hAnsi="Cambria Math"/>
+                          <w:lang w:val="en-US"/>
+                        </w:rPr>
+                        <m:t>k</m:t>
+                      </m:r>
+                    </m:sub>
+                  </m:sSub>
+                </m:e>
+                <m:sup>
+                  <m:r>
+                    <w:rPr>
+                      <w:rFonts w:ascii="Cambria Math" w:hAnsi="Cambria Math"/>
+                      <w:lang w:val="en-US"/>
+                    </w:rPr>
+                    <m:t>2</m:t>
+                  </m:r>
+                </m:sup>
+              </m:sSup>
+            </m:e>
+          </m:d>
+          <m:sSub>
+            <m:sSubPr>
+              <m:ctrlPr>
+                <w:rPr>
+                  <w:rFonts w:ascii="Cambria Math" w:hAnsi="Cambria Math"/>
+                  <w:i/>
+                  <w:lang w:val="en-US"/>
+                </w:rPr>
+              </m:ctrlPr>
+            </m:sSubPr>
+            <m:e>
+              <m:r>
+                <w:rPr>
+                  <w:rFonts w:ascii="Cambria Math" w:hAnsi="Cambria Math"/>
+                  <w:lang w:val="en-US"/>
+                </w:rPr>
+                <m:t>e</m:t>
+              </m:r>
+            </m:e>
+            <m:sub>
+              <m:r>
+                <w:rPr>
+                  <w:rFonts w:ascii="Cambria Math" w:hAnsi="Cambria Math"/>
+                  <w:lang w:val="en-US"/>
+                </w:rPr>
+                <m:t>k</m:t>
+              </m:r>
+            </m:sub>
+          </m:sSub>
+          <m:r>
+            <w:rPr>
+              <w:rFonts w:ascii="Cambria Math" w:hAnsi="Cambria Math"/>
+              <w:lang w:val="en-US"/>
+            </w:rPr>
+            <m:t>+</m:t>
+          </m:r>
+          <m:sSub>
+            <m:sSubPr>
+              <m:ctrlPr>
+                <w:rPr>
+                  <w:rFonts w:ascii="Cambria Math" w:eastAsiaTheme="minorEastAsia" w:hAnsi="Cambria Math"/>
+                  <w:i/>
+                  <w:lang w:val="en-US"/>
+                </w:rPr>
+              </m:ctrlPr>
+            </m:sSubPr>
+            <m:e>
+              <m:r>
+                <w:rPr>
+                  <w:rFonts w:ascii="Cambria Math" w:hAnsi="Cambria Math"/>
+                  <w:lang w:val="en-US"/>
+                </w:rPr>
+                <m:t>ζ</m:t>
+              </m:r>
+            </m:e>
+            <m:sub>
+              <m:r>
+                <w:rPr>
+                  <w:rFonts w:ascii="Cambria Math" w:eastAsiaTheme="minorEastAsia" w:hAnsi="Cambria Math"/>
+                  <w:lang w:val="en-US"/>
+                </w:rPr>
+                <m:t>k</m:t>
+              </m:r>
+            </m:sub>
+          </m:sSub>
+          <m:d>
+            <m:dPr>
+              <m:ctrlPr>
+                <w:rPr>
+                  <w:rFonts w:ascii="Cambria Math" w:hAnsi="Cambria Math"/>
+                  <w:i/>
+                  <w:lang w:val="en-US"/>
+                </w:rPr>
+              </m:ctrlPr>
+            </m:dPr>
+            <m:e>
+              <m:r>
+                <w:rPr>
+                  <w:rFonts w:ascii="Cambria Math" w:hAnsi="Cambria Math"/>
+                  <w:lang w:val="en-US"/>
+                </w:rPr>
+                <m:t>α,</m:t>
+              </m:r>
+              <m:sSub>
+                <m:sSubPr>
+                  <m:ctrlPr>
+                    <w:rPr>
+                      <w:rFonts w:ascii="Cambria Math" w:hAnsi="Cambria Math"/>
+                      <w:i/>
+                      <w:lang w:val="en-US"/>
+                    </w:rPr>
+                  </m:ctrlPr>
+                </m:sSubPr>
+                <m:e>
+                  <m:r>
+                    <w:rPr>
+                      <w:rFonts w:ascii="Cambria Math" w:hAnsi="Cambria Math"/>
+                      <w:lang w:val="en-US"/>
+                    </w:rPr>
+                    <m:t>γ</m:t>
+                  </m:r>
+                </m:e>
+                <m:sub>
+                  <m:r>
+                    <w:rPr>
+                      <w:rFonts w:ascii="Cambria Math" w:hAnsi="Cambria Math"/>
+                      <w:lang w:val="en-US"/>
+                    </w:rPr>
+                    <m:t>k</m:t>
+                  </m:r>
+                </m:sub>
+              </m:sSub>
+              <m:r>
+                <w:rPr>
+                  <w:rFonts w:ascii="Cambria Math" w:hAnsi="Cambria Math"/>
+                  <w:lang w:val="en-US"/>
+                </w:rPr>
+                <m:t>,</m:t>
+              </m:r>
+              <m:sSub>
+                <m:sSubPr>
+                  <m:ctrlPr>
+                    <w:rPr>
+                      <w:rFonts w:ascii="Cambria Math" w:hAnsi="Cambria Math"/>
+                      <w:i/>
+                      <w:lang w:val="en-US"/>
+                    </w:rPr>
+                  </m:ctrlPr>
+                </m:sSubPr>
+                <m:e>
+                  <m:r>
+                    <w:rPr>
+                      <w:rFonts w:ascii="Cambria Math" w:hAnsi="Cambria Math"/>
+                      <w:lang w:val="en-US"/>
+                    </w:rPr>
+                    <m:t>m</m:t>
+                  </m:r>
+                </m:e>
+                <m:sub>
+                  <m:r>
+                    <w:rPr>
+                      <w:rFonts w:ascii="Cambria Math" w:hAnsi="Cambria Math"/>
+                      <w:lang w:val="en-US"/>
+                    </w:rPr>
+                    <m:t>k</m:t>
+                  </m:r>
+                </m:sub>
+              </m:sSub>
+            </m:e>
+          </m:d>
+        </m:oMath>
+      </m:oMathPara>
+    </w:p>
+    <w:p>
+      <w:pPr>
+        <w:rPr>
+          <w:rFonts w:eastAsiaTheme="minorEastAsia"/>
+        </w:rPr>
+      </w:pPr>
+      <w:r>
+        <w:rPr>
+          <w:rFonts w:eastAsiaTheme="minorEastAsia"/>
+          <w:lang w:val="en-US"/>
+        </w:rPr>
+        <w:t xml:space="preserve">This matches </w:t>
+      </w:r>
+      <w:r>
+        <w:rPr>
+          <w:rFonts w:eastAsiaTheme="minorEastAsia"/>
+        </w:rPr>
+        <w:t>t</w:t>
+      </w:r>
+      <w:r>
+        <w:rPr>
+          <w:rFonts w:eastAsiaTheme="minorEastAsia"/>
+        </w:rPr>
+        <w:t>he following difference equation</w:t>
+      </w:r>
+      <w:r>
+        <w:rPr>
+          <w:rFonts w:eastAsiaTheme="minorEastAsia"/>
+        </w:rPr>
+        <w:t xml:space="preserve"> (1) from the article </w:t>
+      </w:r>
+      <w:sdt>
+        <w:sdtPr>
+          <w:rPr>
+            <w:rFonts w:eastAsiaTheme="minorEastAsia"/>
+          </w:rPr>
+          <w:id w:val="340893956"/>
+          <w:citation/>
+        </w:sdtPr>
+        <w:sdtContent>
+          <w:r>
+            <w:rPr>
+              <w:rFonts w:eastAsiaTheme="minorEastAsia"/>
+            </w:rPr>
+            <w:fldChar w:fldCharType="begin"/>
+          </w:r>
+          <w:r>
+            <w:rPr>
+              <w:rFonts w:eastAsiaTheme="minorEastAsia"/>
+              <w:lang w:val="en-US"/>
+            </w:rPr>
+            <w:instrText xml:space="preserve"> CITATION Ste17 \l 1033 </w:instrText>
+          </w:r>
+          <w:r>
+            <w:rPr>
+              <w:rFonts w:eastAsiaTheme="minorEastAsia"/>
+            </w:rPr>
+            <w:fldChar w:fldCharType="separate"/>
+          </w:r>
+          <w:r>
+            <w:rPr>
+              <w:rFonts w:eastAsiaTheme="minorEastAsia"/>
+              <w:noProof/>
+              <w:lang w:val="en-US"/>
+            </w:rPr>
+            <w:t>[1]</w:t>
+          </w:r>
+          <w:r>
+            <w:rPr>
+              <w:rFonts w:eastAsiaTheme="minorEastAsia"/>
+            </w:rPr>
+            <w:fldChar w:fldCharType="end"/>
+          </w:r>
+        </w:sdtContent>
+      </w:sdt>
+      <w:r>
+        <w:rPr>
+          <w:rFonts w:eastAsiaTheme="minorEastAsia"/>
+        </w:rPr>
+        <w:t>:</w:t>
+      </w:r>
+    </w:p>
+    <w:p>
+      <w:pPr>
+        <w:rPr>
+          <w:lang w:val="en-US"/>
+        </w:rPr>
+      </w:pPr>
+      <m:oMathPara>
+        <m:oMath>
+          <m:sSub>
+            <m:sSubPr>
+              <m:ctrlPr>
+                <w:rPr>
+                  <w:rFonts w:ascii="Cambria Math" w:hAnsi="Cambria Math"/>
+                  <w:i/>
+                  <w:lang w:val="en-US"/>
+                </w:rPr>
+              </m:ctrlPr>
+            </m:sSubPr>
+            <m:e>
+              <m:r>
+                <w:rPr>
+                  <w:rFonts w:ascii="Cambria Math" w:hAnsi="Cambria Math"/>
+                  <w:lang w:val="en-US"/>
+                </w:rPr>
+                <m:t>e</m:t>
+              </m:r>
+            </m:e>
+            <m:sub>
+              <m:r>
+                <w:rPr>
+                  <w:rFonts w:ascii="Cambria Math" w:hAnsi="Cambria Math"/>
+                  <w:lang w:val="en-US"/>
+                </w:rPr>
+                <m:t>k+1</m:t>
+              </m:r>
+            </m:sub>
+          </m:sSub>
+          <m:r>
+            <w:rPr>
+              <w:rFonts w:ascii="Cambria Math" w:hAnsi="Cambria Math"/>
+              <w:lang w:val="en-US"/>
+            </w:rPr>
+            <m:t>=</m:t>
+          </m:r>
+          <m:sSub>
+            <m:sSubPr>
+              <m:ctrlPr>
+                <w:rPr>
+                  <w:rFonts w:ascii="Cambria Math" w:hAnsi="Cambria Math"/>
+                  <w:i/>
+                  <w:lang w:val="en-US"/>
+                </w:rPr>
+              </m:ctrlPr>
+            </m:sSubPr>
+            <m:e>
+              <m:r>
+                <w:rPr>
+                  <w:rFonts w:ascii="Cambria Math" w:hAnsi="Cambria Math"/>
+                  <w:lang w:val="en-US"/>
+                </w:rPr>
+                <m:t>q</m:t>
+              </m:r>
+            </m:e>
+            <m:sub>
+              <m:r>
+                <w:rPr>
+                  <w:rFonts w:ascii="Cambria Math" w:hAnsi="Cambria Math"/>
+                  <w:lang w:val="en-US"/>
+                </w:rPr>
+                <m:t>k</m:t>
+              </m:r>
+            </m:sub>
+          </m:sSub>
+          <m:sSub>
+            <m:sSubPr>
+              <m:ctrlPr>
+                <w:rPr>
+                  <w:rFonts w:ascii="Cambria Math" w:hAnsi="Cambria Math"/>
+                  <w:i/>
+                  <w:lang w:val="en-US"/>
+                </w:rPr>
+              </m:ctrlPr>
+            </m:sSubPr>
+            <m:e>
+              <m:r>
+                <w:rPr>
+                  <w:rFonts w:ascii="Cambria Math" w:hAnsi="Cambria Math"/>
+                  <w:lang w:val="en-US"/>
+                </w:rPr>
+                <m:t>e</m:t>
+              </m:r>
+            </m:e>
+            <m:sub>
+              <m:r>
+                <w:rPr>
+                  <w:rFonts w:ascii="Cambria Math" w:hAnsi="Cambria Math"/>
+                  <w:lang w:val="en-US"/>
+                </w:rPr>
+                <m:t>k</m:t>
+              </m:r>
+            </m:sub>
+          </m:sSub>
+          <m:r>
+            <w:rPr>
+              <w:rFonts w:ascii="Cambria Math" w:eastAsiaTheme="minorEastAsia" w:hAnsi="Cambria Math"/>
+              <w:lang w:val="en-US"/>
+            </w:rPr>
+            <m:t>+</m:t>
+          </m:r>
+          <m:sSub>
+            <m:sSubPr>
+              <m:ctrlPr>
+                <w:rPr>
+                  <w:rFonts w:ascii="Cambria Math" w:eastAsiaTheme="minorEastAsia" w:hAnsi="Cambria Math"/>
+                  <w:i/>
+                  <w:lang w:val="en-US"/>
+                </w:rPr>
+              </m:ctrlPr>
+            </m:sSubPr>
+            <m:e>
+              <m:r>
+                <w:rPr>
+                  <w:rFonts w:ascii="Cambria Math" w:hAnsi="Cambria Math"/>
+                  <w:lang w:val="en-US"/>
+                </w:rPr>
+                <m:t>ζ</m:t>
+              </m:r>
+            </m:e>
+            <m:sub>
+              <m:r>
+                <w:rPr>
+                  <w:rFonts w:ascii="Cambria Math" w:eastAsiaTheme="minorEastAsia" w:hAnsi="Cambria Math"/>
+                  <w:lang w:val="en-US"/>
+                </w:rPr>
+                <m:t>k</m:t>
+              </m:r>
+            </m:sub>
+          </m:sSub>
+        </m:oMath>
+      </m:oMathPara>
+    </w:p>
+    <w:p>
+      <w:pPr>
+        <w:rPr>
+          <w:lang w:val="en-US"/>
+        </w:rPr>
+      </w:pPr>
+      <w:r>
+        <w:rPr>
+          <w:lang w:val="en-US"/>
+        </w:rPr>
+        <w:t xml:space="preserve">Using the general solution from the article by </w:t>
+      </w:r>
+      <w:r>
+        <w:rPr>
+          <w:lang w:val="en-US"/>
+        </w:rPr>
+        <w:t>Stevo Stevic</w:t>
+      </w:r>
+      <w:r>
+        <w:rPr>
+          <w:lang w:val="en-US"/>
+        </w:rPr>
+        <w:t xml:space="preserve"> </w:t>
+      </w:r>
+      <w:sdt>
+        <w:sdtPr>
+          <w:rPr>
+            <w:lang w:val="en-US"/>
+          </w:rPr>
+          <w:id w:val="1685092968"/>
+          <w:citation/>
+        </w:sdtPr>
+        <w:sdtContent>
+          <w:r>
+            <w:rPr>
+              <w:lang w:val="en-US"/>
+            </w:rPr>
+            <w:fldChar w:fldCharType="begin"/>
+          </w:r>
+          <w:r>
+            <w:rPr>
+              <w:lang w:val="en-US"/>
+            </w:rPr>
+            <w:instrText xml:space="preserve"> CITATION Ste17 \l 1033 </w:instrText>
+          </w:r>
+          <w:r>
+            <w:rPr>
+              <w:lang w:val="en-US"/>
+            </w:rPr>
+            <w:fldChar w:fldCharType="separate"/>
+          </w:r>
+          <w:r>
+            <w:rPr>
+              <w:noProof/>
+              <w:lang w:val="en-US"/>
+            </w:rPr>
+            <w:t>[1]</w:t>
+          </w:r>
+          <w:r>
+            <w:rPr>
+              <w:lang w:val="en-US"/>
+            </w:rPr>
+            <w:fldChar w:fldCharType="end"/>
+          </w:r>
+        </w:sdtContent>
+      </w:sdt>
+      <w:r>
+        <w:rPr>
+          <w:lang w:val="en-US"/>
+        </w:rPr>
+        <w:t>:</w:t>
+      </w:r>
+    </w:p>
+    <w:p>
+      <w:pPr>
+        <w:rPr>
+          <w:rFonts w:eastAsiaTheme="minorEastAsia"/>
+          <w:lang w:val="en-US"/>
+        </w:rPr>
+      </w:pPr>
+      <m:oMathPara>
+        <m:oMath>
+          <m:sSub>
+            <m:sSubPr>
+              <m:ctrlPr>
+                <w:rPr>
+                  <w:rFonts w:ascii="Cambria Math" w:hAnsi="Cambria Math"/>
+                  <w:i/>
+                  <w:lang w:val="en-US"/>
+                </w:rPr>
+              </m:ctrlPr>
+            </m:sSubPr>
+            <m:e>
+              <m:r>
+                <w:rPr>
+                  <w:rFonts w:ascii="Cambria Math" w:hAnsi="Cambria Math"/>
+                  <w:lang w:val="en-US"/>
+                </w:rPr>
+                <m:t>e</m:t>
+              </m:r>
+            </m:e>
+            <m:sub>
+              <m:r>
+                <w:rPr>
+                  <w:rFonts w:ascii="Cambria Math" w:hAnsi="Cambria Math"/>
+                  <w:lang w:val="en-US"/>
+                </w:rPr>
+                <m:t>k</m:t>
+              </m:r>
+            </m:sub>
+          </m:sSub>
+          <m:r>
+            <w:rPr>
+              <w:rFonts w:ascii="Cambria Math" w:hAnsi="Cambria Math"/>
+              <w:lang w:val="en-US"/>
+            </w:rPr>
+            <m:t>=</m:t>
+          </m:r>
+          <m:sSub>
+            <m:sSubPr>
+              <m:ctrlPr>
+                <w:rPr>
+                  <w:rFonts w:ascii="Cambria Math" w:eastAsiaTheme="minorEastAsia" w:hAnsi="Cambria Math"/>
+                  <w:i/>
+                  <w:lang w:val="en-US"/>
+                </w:rPr>
+              </m:ctrlPr>
+            </m:sSubPr>
+            <m:e>
+              <m:r>
+                <w:rPr>
+                  <w:rFonts w:ascii="Cambria Math" w:eastAsiaTheme="minorEastAsia" w:hAnsi="Cambria Math"/>
+                  <w:lang w:val="en-US"/>
+                </w:rPr>
+                <m:t>e</m:t>
+              </m:r>
+            </m:e>
+            <m:sub>
+              <m:r>
+                <w:rPr>
+                  <w:rFonts w:ascii="Cambria Math" w:eastAsiaTheme="minorEastAsia" w:hAnsi="Cambria Math"/>
+                  <w:lang w:val="en-US"/>
+                </w:rPr>
+                <m:t>0</m:t>
+              </m:r>
+            </m:sub>
+          </m:sSub>
+          <m:nary>
+            <m:naryPr>
+              <m:chr m:val="∏"/>
+              <m:limLoc m:val="undOvr"/>
+              <m:ctrlPr>
+                <w:rPr>
+                  <w:rFonts w:ascii="Cambria Math" w:eastAsiaTheme="minorEastAsia" w:hAnsi="Cambria Math"/>
+                  <w:i/>
+                  <w:lang w:val="en-US"/>
+                </w:rPr>
+              </m:ctrlPr>
+            </m:naryPr>
+            <m:sub>
+              <m:r>
+                <w:rPr>
+                  <w:rFonts w:ascii="Cambria Math" w:eastAsiaTheme="minorEastAsia" w:hAnsi="Cambria Math"/>
+                  <w:lang w:val="en-US"/>
+                </w:rPr>
+                <m:t>j=0</m:t>
+              </m:r>
+            </m:sub>
+            <m:sup>
+              <m:r>
+                <w:rPr>
+                  <w:rFonts w:ascii="Cambria Math" w:eastAsiaTheme="minorEastAsia" w:hAnsi="Cambria Math"/>
+                  <w:lang w:val="en-US"/>
+                </w:rPr>
+                <m:t>k-1</m:t>
+              </m:r>
+            </m:sup>
+            <m:e>
+              <m:sSub>
+                <m:sSubPr>
+                  <m:ctrlPr>
+                    <w:rPr>
+                      <w:rFonts w:ascii="Cambria Math" w:eastAsiaTheme="minorEastAsia" w:hAnsi="Cambria Math"/>
+                      <w:i/>
+                      <w:lang w:val="en-US"/>
+                    </w:rPr>
+                  </m:ctrlPr>
+                </m:sSubPr>
+                <m:e>
+                  <m:r>
+                    <w:rPr>
+                      <w:rFonts w:ascii="Cambria Math" w:eastAsiaTheme="minorEastAsia" w:hAnsi="Cambria Math"/>
+                      <w:lang w:val="en-US"/>
+                    </w:rPr>
+                    <m:t>q</m:t>
+                  </m:r>
+                </m:e>
+                <m:sub>
+                  <m:r>
+                    <w:rPr>
+                      <w:rFonts w:ascii="Cambria Math" w:eastAsiaTheme="minorEastAsia" w:hAnsi="Cambria Math"/>
+                      <w:lang w:val="en-US"/>
+                    </w:rPr>
+                    <m:t>j</m:t>
+                  </m:r>
+                </m:sub>
+              </m:sSub>
+            </m:e>
+          </m:nary>
+          <m:r>
+            <w:rPr>
+              <w:rFonts w:ascii="Cambria Math" w:eastAsiaTheme="minorEastAsia" w:hAnsi="Cambria Math"/>
+              <w:lang w:val="en-US"/>
+            </w:rPr>
+            <m:t>+</m:t>
+          </m:r>
+          <m:nary>
+            <m:naryPr>
+              <m:chr m:val="∑"/>
+              <m:limLoc m:val="undOvr"/>
+              <m:ctrlPr>
+                <w:rPr>
+                  <w:rFonts w:ascii="Cambria Math" w:eastAsiaTheme="minorEastAsia" w:hAnsi="Cambria Math"/>
+                  <w:i/>
+                  <w:lang w:val="en-US"/>
+                </w:rPr>
+              </m:ctrlPr>
+            </m:naryPr>
+            <m:sub>
+              <m:r>
+                <w:rPr>
+                  <w:rFonts w:ascii="Cambria Math" w:eastAsiaTheme="minorEastAsia" w:hAnsi="Cambria Math"/>
+                  <w:lang w:val="en-US"/>
+                </w:rPr>
+                <m:t>i=0</m:t>
+              </m:r>
+            </m:sub>
+            <m:sup>
+              <m:r>
+                <w:rPr>
+                  <w:rFonts w:ascii="Cambria Math" w:eastAsiaTheme="minorEastAsia" w:hAnsi="Cambria Math"/>
+                  <w:lang w:val="en-US"/>
+                </w:rPr>
+                <m:t>k-1</m:t>
+              </m:r>
+            </m:sup>
+            <m:e>
+              <m:sSub>
+                <m:sSubPr>
+                  <m:ctrlPr>
+                    <w:rPr>
+                      <w:rFonts w:ascii="Cambria Math" w:eastAsiaTheme="minorEastAsia" w:hAnsi="Cambria Math"/>
+                      <w:i/>
+                      <w:lang w:val="en-US"/>
+                    </w:rPr>
+                  </m:ctrlPr>
+                </m:sSubPr>
+                <m:e>
+                  <m:r>
+                    <w:rPr>
+                      <w:rFonts w:ascii="Cambria Math" w:hAnsi="Cambria Math"/>
+                      <w:lang w:val="en-US"/>
+                    </w:rPr>
+                    <m:t>ζ</m:t>
+                  </m:r>
+                </m:e>
+                <m:sub>
+                  <m:r>
+                    <w:rPr>
+                      <w:rFonts w:ascii="Cambria Math" w:eastAsiaTheme="minorEastAsia" w:hAnsi="Cambria Math"/>
+                      <w:lang w:val="en-US"/>
+                    </w:rPr>
+                    <m:t>i</m:t>
+                  </m:r>
+                </m:sub>
+              </m:sSub>
+            </m:e>
+          </m:nary>
+          <m:nary>
+            <m:naryPr>
+              <m:chr m:val="∏"/>
+              <m:limLoc m:val="undOvr"/>
+              <m:ctrlPr>
+                <w:rPr>
+                  <w:rFonts w:ascii="Cambria Math" w:eastAsiaTheme="minorEastAsia" w:hAnsi="Cambria Math"/>
+                  <w:i/>
+                  <w:lang w:val="en-US"/>
+                </w:rPr>
+              </m:ctrlPr>
+            </m:naryPr>
+            <m:sub>
+              <m:r>
+                <w:rPr>
+                  <w:rFonts w:ascii="Cambria Math" w:eastAsiaTheme="minorEastAsia" w:hAnsi="Cambria Math"/>
+                  <w:lang w:val="en-US"/>
+                </w:rPr>
+                <m:t>j=i+1</m:t>
+              </m:r>
+            </m:sub>
+            <m:sup>
+              <m:r>
+                <w:rPr>
+                  <w:rFonts w:ascii="Cambria Math" w:eastAsiaTheme="minorEastAsia" w:hAnsi="Cambria Math"/>
+                  <w:lang w:val="en-US"/>
+                </w:rPr>
+                <m:t>k-1</m:t>
+              </m:r>
+            </m:sup>
+            <m:e>
+              <m:sSub>
+                <m:sSubPr>
+                  <m:ctrlPr>
+                    <w:rPr>
+                      <w:rFonts w:ascii="Cambria Math" w:eastAsiaTheme="minorEastAsia" w:hAnsi="Cambria Math"/>
+                      <w:i/>
+                      <w:lang w:val="en-US"/>
+                    </w:rPr>
+                  </m:ctrlPr>
+                </m:sSubPr>
+                <m:e>
+                  <m:r>
+                    <w:rPr>
+                      <w:rFonts w:ascii="Cambria Math" w:eastAsiaTheme="minorEastAsia" w:hAnsi="Cambria Math"/>
+                      <w:lang w:val="en-US"/>
+                    </w:rPr>
+                    <m:t>q</m:t>
+                  </m:r>
+                </m:e>
+                <m:sub>
+                  <m:r>
+                    <w:rPr>
+                      <w:rFonts w:ascii="Cambria Math" w:eastAsiaTheme="minorEastAsia" w:hAnsi="Cambria Math"/>
+                      <w:lang w:val="en-US"/>
+                    </w:rPr>
+                    <m:t>j</m:t>
+                  </m:r>
+                </m:sub>
+              </m:sSub>
+            </m:e>
+          </m:nary>
+        </m:oMath>
+      </m:oMathPara>
+    </w:p>
+    <w:p>
+      <w:pPr>
+        <w:rPr>
+          <w:rFonts w:eastAsiaTheme="minorEastAsia"/>
+          <w:lang w:val="en-US"/>
+        </w:rPr>
+      </w:pPr>
+      <w:r>
+        <w:rPr>
+          <w:rFonts w:eastAsiaTheme="minorEastAsia"/>
+          <w:lang w:val="en-US"/>
+        </w:rPr>
+        <w:t xml:space="preserve">Where </w:t>
+      </w:r>
+      <m:oMath>
+        <m:r>
+          <w:rPr>
+            <w:rFonts w:ascii="Cambria Math" w:eastAsiaTheme="minorEastAsia" w:hAnsi="Cambria Math"/>
+            <w:lang w:val="en-US"/>
+          </w:rPr>
+          <m:t>j=0, 1, 2, …, k-1</m:t>
+        </m:r>
+      </m:oMath>
+      <w:r>
+        <w:rPr>
+          <w:rFonts w:eastAsiaTheme="minorEastAsia"/>
+          <w:lang w:val="en-US"/>
+        </w:rPr>
+        <w:t xml:space="preserve">, and </w:t>
+      </w:r>
+      <m:oMath>
+        <m:sSub>
+          <m:sSubPr>
+            <m:ctrlPr>
+              <w:rPr>
+                <w:rFonts w:ascii="Cambria Math" w:eastAsiaTheme="minorEastAsia" w:hAnsi="Cambria Math"/>
+                <w:i/>
+                <w:lang w:val="en-US"/>
+              </w:rPr>
+            </m:ctrlPr>
+          </m:sSubPr>
+          <m:e>
+            <m:r>
+              <w:rPr>
+                <w:rFonts w:ascii="Cambria Math" w:hAnsi="Cambria Math"/>
+                <w:lang w:val="en-US"/>
+              </w:rPr>
+              <m:t>q</m:t>
+            </m:r>
+          </m:e>
+          <m:sub>
+            <m:r>
+              <w:rPr>
+                <w:rFonts w:ascii="Cambria Math" w:eastAsiaTheme="minorEastAsia" w:hAnsi="Cambria Math"/>
+                <w:lang w:val="en-US"/>
+              </w:rPr>
+              <m:t>j</m:t>
+            </m:r>
+          </m:sub>
+        </m:sSub>
+        <m:r>
+          <w:rPr>
+            <w:rFonts w:ascii="Cambria Math" w:eastAsiaTheme="minorEastAsia" w:hAnsi="Cambria Math"/>
+            <w:lang w:val="en-US"/>
+          </w:rPr>
+          <m:t>=</m:t>
+        </m:r>
+        <m:r>
+          <w:rPr>
+            <w:rFonts w:ascii="Cambria Math" w:hAnsi="Cambria Math"/>
+            <w:lang w:val="en-US"/>
+          </w:rPr>
+          <m:t>1-4</m:t>
+        </m:r>
+        <m:sSub>
+          <m:sSubPr>
+            <m:ctrlPr>
+              <w:rPr>
+                <w:rFonts w:ascii="Cambria Math" w:hAnsi="Cambria Math"/>
+                <w:i/>
+                <w:lang w:val="en-US"/>
+              </w:rPr>
+            </m:ctrlPr>
+          </m:sSubPr>
+          <m:e>
+            <m:r>
+              <w:rPr>
+                <w:rFonts w:ascii="Cambria Math" w:hAnsi="Cambria Math"/>
+                <w:lang w:val="en-US"/>
+              </w:rPr>
+              <m:t>γ</m:t>
+            </m:r>
+          </m:e>
+          <m:sub>
+            <m:r>
+              <w:rPr>
+                <w:rFonts w:ascii="Cambria Math" w:hAnsi="Cambria Math"/>
+                <w:lang w:val="en-US"/>
+              </w:rPr>
+              <m:t>j</m:t>
+            </m:r>
+          </m:sub>
+        </m:sSub>
+        <m:sSup>
+          <m:sSupPr>
+            <m:ctrlPr>
+              <w:rPr>
+                <w:rFonts w:ascii="Cambria Math" w:hAnsi="Cambria Math"/>
+                <w:i/>
+                <w:lang w:val="en-US"/>
+              </w:rPr>
+            </m:ctrlPr>
+          </m:sSupPr>
+          <m:e>
+            <m:sSub>
+              <m:sSubPr>
+                <m:ctrlPr>
+                  <w:rPr>
+                    <w:rFonts w:ascii="Cambria Math" w:hAnsi="Cambria Math"/>
+                    <w:i/>
+                    <w:lang w:val="en-US"/>
+                  </w:rPr>
+                </m:ctrlPr>
+              </m:sSubPr>
+              <m:e>
+                <m:r>
+                  <w:rPr>
+                    <w:rFonts w:ascii="Cambria Math" w:hAnsi="Cambria Math"/>
+                    <w:lang w:val="en-US"/>
+                  </w:rPr>
+                  <m:t>m</m:t>
+                </m:r>
+              </m:e>
+              <m:sub>
+                <m:r>
+                  <w:rPr>
+                    <w:rFonts w:ascii="Cambria Math" w:hAnsi="Cambria Math"/>
+                    <w:lang w:val="en-US"/>
+                  </w:rPr>
+                  <m:t>j</m:t>
+                </m:r>
+              </m:sub>
+            </m:sSub>
+          </m:e>
+          <m:sup>
+            <m:r>
+              <w:rPr>
+                <w:rFonts w:ascii="Cambria Math" w:hAnsi="Cambria Math"/>
+                <w:lang w:val="en-US"/>
+              </w:rPr>
+              <m:t>2</m:t>
+            </m:r>
+          </m:sup>
+        </m:sSup>
+      </m:oMath>
+      <w:r>
+        <w:rPr>
+          <w:rFonts w:eastAsiaTheme="minorEastAsia"/>
+          <w:lang w:val="en-US"/>
+        </w:rPr>
+        <w:t xml:space="preserve">. These iterations from 0 to </w:t>
+      </w:r>
+      <m:oMath>
+        <m:r>
+          <w:rPr>
+            <w:rFonts w:ascii="Cambria Math" w:eastAsiaTheme="minorEastAsia" w:hAnsi="Cambria Math"/>
+            <w:lang w:val="en-US"/>
+          </w:rPr>
+          <m:t>k</m:t>
+        </m:r>
+      </m:oMath>
+      <w:r>
+        <w:rPr>
+          <w:rFonts w:eastAsiaTheme="minorEastAsia"/>
+          <w:lang w:val="en-US"/>
+        </w:rPr>
+        <w:t xml:space="preserve"> occur a</w:t>
+      </w:r>
+      <w:proofErr w:type="spellStart"/>
+      <w:r>
+        <w:rPr>
+          <w:rFonts w:eastAsiaTheme="minorEastAsia"/>
+          <w:lang w:val="en-US"/>
+        </w:rPr>
+        <w:t>fter</w:t>
+      </w:r>
+      <w:proofErr w:type="spellEnd"/>
+      <w:r>
+        <w:rPr>
+          <w:rFonts w:eastAsiaTheme="minorEastAsia"/>
+          <w:lang w:val="en-US"/>
+        </w:rPr>
+        <w:t xml:space="preserve"> the </w:t>
+      </w:r>
+      <w:r>
+        <w:rPr>
+          <w:rFonts w:eastAsiaTheme="minorEastAsia"/>
+          <w:lang w:val="en-US"/>
+        </w:rPr>
+        <w:t>checks in Section 5</w:t>
+      </w:r>
+      <w:r>
+        <w:rPr>
+          <w:rFonts w:eastAsiaTheme="minorEastAsia"/>
+          <w:lang w:val="en-US"/>
+        </w:rPr>
+        <w:t xml:space="preserve"> of the manuscript</w:t>
+      </w:r>
+      <w:r>
+        <w:rPr>
+          <w:rFonts w:eastAsiaTheme="minorEastAsia"/>
+          <w:lang w:val="en-US"/>
+        </w:rPr>
+        <w:t xml:space="preserve"> are satisfied</w:t>
+      </w:r>
+      <w:r>
+        <w:rPr>
+          <w:rFonts w:eastAsiaTheme="minorEastAsia"/>
+          <w:lang w:val="en-US"/>
+        </w:rPr>
+        <w:t xml:space="preserve"> and the secant slope has stabilized. It can be assumed that the values of the secant can still change every iteration (</w:t>
+      </w:r>
+      <m:oMath>
+        <m:sSub>
+          <m:sSubPr>
+            <m:ctrlPr>
+              <w:rPr>
+                <w:rFonts w:ascii="Cambria Math" w:eastAsiaTheme="minorEastAsia" w:hAnsi="Cambria Math"/>
+                <w:i/>
+                <w:lang w:val="en-US"/>
+              </w:rPr>
+            </m:ctrlPr>
+          </m:sSubPr>
+          <m:e>
+            <m:r>
+              <w:rPr>
+                <w:rFonts w:ascii="Cambria Math" w:eastAsiaTheme="minorEastAsia" w:hAnsi="Cambria Math"/>
+                <w:lang w:val="en-US"/>
+              </w:rPr>
+              <m:t>m</m:t>
+            </m:r>
+          </m:e>
+          <m:sub>
+            <m:r>
+              <w:rPr>
+                <w:rFonts w:ascii="Cambria Math" w:eastAsiaTheme="minorEastAsia" w:hAnsi="Cambria Math"/>
+                <w:lang w:val="en-US"/>
+              </w:rPr>
+              <m:t>j</m:t>
+            </m:r>
+          </m:sub>
+        </m:sSub>
+        <m:r>
+          <w:rPr>
+            <w:rFonts w:ascii="Cambria Math" w:eastAsiaTheme="minorEastAsia" w:hAnsi="Cambria Math"/>
+            <w:lang w:val="en-US"/>
+          </w:rPr>
+          <m:t>≠</m:t>
+        </m:r>
+        <m:sSub>
+          <m:sSubPr>
+            <m:ctrlPr>
+              <w:rPr>
+                <w:rFonts w:ascii="Cambria Math" w:eastAsiaTheme="minorEastAsia" w:hAnsi="Cambria Math"/>
+                <w:i/>
+                <w:lang w:val="en-US"/>
+              </w:rPr>
+            </m:ctrlPr>
+          </m:sSubPr>
+          <m:e>
+            <m:r>
+              <w:rPr>
+                <w:rFonts w:ascii="Cambria Math" w:eastAsiaTheme="minorEastAsia" w:hAnsi="Cambria Math"/>
+                <w:lang w:val="en-US"/>
+              </w:rPr>
+              <m:t>m</m:t>
+            </m:r>
+          </m:e>
+          <m:sub>
+            <m:r>
+              <w:rPr>
+                <w:rFonts w:ascii="Cambria Math" w:eastAsiaTheme="minorEastAsia" w:hAnsi="Cambria Math"/>
+                <w:lang w:val="en-US"/>
+              </w:rPr>
+              <m:t>j+1</m:t>
+            </m:r>
+          </m:sub>
+        </m:sSub>
+      </m:oMath>
+      <w:r>
+        <w:rPr>
+          <w:rFonts w:eastAsiaTheme="minorEastAsia"/>
+          <w:lang w:val="en-US"/>
+        </w:rPr>
+        <w:t>), although this is not always the case.</w:t>
+      </w:r>
+    </w:p>
+    <w:p>
+      <w:pPr>
+        <w:rPr>
+          <w:rFonts w:eastAsiaTheme="minorEastAsia"/>
+          <w:lang w:val="en-US"/>
+        </w:rPr>
+      </w:pPr>
+      <w:r>
+        <w:rPr>
+          <w:rFonts w:eastAsiaTheme="minorEastAsia"/>
+          <w:lang w:val="en-US"/>
+        </w:rPr>
+        <w:t xml:space="preserve">However, the proposed learning rate at every iteration in the program is set to </w:t>
+      </w:r>
+      <m:oMath>
+        <m:sSub>
+          <m:sSubPr>
+            <m:ctrlPr>
+              <w:rPr>
+                <w:rFonts w:ascii="Cambria Math" w:hAnsi="Cambria Math"/>
+                <w:i/>
+                <w:lang w:val="en-US"/>
+              </w:rPr>
+            </m:ctrlPr>
+          </m:sSubPr>
+          <m:e>
+            <m:r>
+              <w:rPr>
+                <w:rFonts w:ascii="Cambria Math" w:hAnsi="Cambria Math"/>
+                <w:lang w:val="en-US"/>
+              </w:rPr>
+              <m:t>γ</m:t>
+            </m:r>
+          </m:e>
+          <m:sub>
+            <m:r>
+              <w:rPr>
+                <w:rFonts w:ascii="Cambria Math" w:hAnsi="Cambria Math"/>
+                <w:lang w:val="en-US"/>
+              </w:rPr>
+              <m:t>j</m:t>
+            </m:r>
+          </m:sub>
+        </m:sSub>
+        <m:r>
+          <w:rPr>
+            <w:rFonts w:ascii="Cambria Math" w:hAnsi="Cambria Math"/>
+            <w:lang w:val="en-US"/>
+          </w:rPr>
+          <m:t>=</m:t>
+        </m:r>
+        <m:f>
+          <m:fPr>
+            <m:ctrlPr>
+              <w:rPr>
+                <w:rFonts w:ascii="Cambria Math" w:hAnsi="Cambria Math"/>
+                <w:i/>
+                <w:lang w:val="en-US"/>
+              </w:rPr>
+            </m:ctrlPr>
+          </m:fPr>
+          <m:num>
+            <m:r>
+              <w:rPr>
+                <w:rFonts w:ascii="Cambria Math" w:hAnsi="Cambria Math"/>
+                <w:lang w:val="en-US"/>
+              </w:rPr>
+              <m:t>1</m:t>
+            </m:r>
+          </m:num>
+          <m:den>
+            <m:r>
+              <w:rPr>
+                <w:rFonts w:ascii="Cambria Math" w:hAnsi="Cambria Math"/>
+                <w:lang w:val="en-US"/>
+              </w:rPr>
+              <m:t>4</m:t>
+            </m:r>
+            <m:sSup>
+              <m:sSupPr>
+                <m:ctrlPr>
+                  <w:rPr>
+                    <w:rFonts w:ascii="Cambria Math" w:hAnsi="Cambria Math"/>
+                    <w:i/>
+                    <w:lang w:val="en-US"/>
+                  </w:rPr>
+                </m:ctrlPr>
+              </m:sSupPr>
+              <m:e>
+                <m:sSub>
+                  <m:sSubPr>
+                    <m:ctrlPr>
+                      <w:rPr>
+                        <w:rFonts w:ascii="Cambria Math" w:hAnsi="Cambria Math"/>
+                        <w:i/>
+                        <w:lang w:val="en-US"/>
+                      </w:rPr>
+                    </m:ctrlPr>
+                  </m:sSubPr>
+                  <m:e>
+                    <m:r>
+                      <w:rPr>
+                        <w:rFonts w:ascii="Cambria Math" w:hAnsi="Cambria Math"/>
+                        <w:lang w:val="en-US"/>
+                      </w:rPr>
+                      <m:t>m</m:t>
+                    </m:r>
+                  </m:e>
+                  <m:sub>
+                    <m:r>
+                      <w:rPr>
+                        <w:rFonts w:ascii="Cambria Math" w:hAnsi="Cambria Math"/>
+                        <w:lang w:val="en-US"/>
+                      </w:rPr>
+                      <m:t>j</m:t>
+                    </m:r>
+                  </m:sub>
+                </m:sSub>
+              </m:e>
+              <m:sup>
+                <m:r>
+                  <w:rPr>
+                    <w:rFonts w:ascii="Cambria Math" w:hAnsi="Cambria Math"/>
+                    <w:lang w:val="en-US"/>
+                  </w:rPr>
+                  <m:t>2</m:t>
+                </m:r>
+              </m:sup>
+            </m:sSup>
+          </m:den>
+        </m:f>
+      </m:oMath>
+      <w:r>
+        <w:rPr>
+          <w:rFonts w:eastAsiaTheme="minorEastAsia"/>
+          <w:lang w:val="en-US"/>
+        </w:rPr>
+        <w:t xml:space="preserve">. Therefore, for every iteration this implies </w:t>
+      </w:r>
+      <m:oMath>
+        <m:sSub>
+          <m:sSubPr>
+            <m:ctrlPr>
+              <w:rPr>
+                <w:rFonts w:ascii="Cambria Math" w:hAnsi="Cambria Math"/>
+                <w:i/>
+                <w:lang w:val="en-US"/>
+              </w:rPr>
+            </m:ctrlPr>
+          </m:sSubPr>
+          <m:e>
+            <m:r>
+              <w:rPr>
+                <w:rFonts w:ascii="Cambria Math" w:hAnsi="Cambria Math"/>
+                <w:lang w:val="en-US"/>
+              </w:rPr>
+              <m:t>q</m:t>
+            </m:r>
+          </m:e>
+          <m:sub>
+            <m:r>
+              <w:rPr>
+                <w:rFonts w:ascii="Cambria Math" w:hAnsi="Cambria Math"/>
+                <w:lang w:val="en-US"/>
+              </w:rPr>
+              <m:t>j</m:t>
+            </m:r>
+          </m:sub>
+        </m:sSub>
+        <m:r>
+          <w:rPr>
+            <w:rFonts w:ascii="Cambria Math" w:hAnsi="Cambria Math"/>
+            <w:lang w:val="en-US"/>
+          </w:rPr>
+          <m:t>=1-4</m:t>
+        </m:r>
+        <m:d>
+          <m:dPr>
+            <m:ctrlPr>
+              <w:rPr>
+                <w:rFonts w:ascii="Cambria Math" w:hAnsi="Cambria Math"/>
+                <w:i/>
+                <w:lang w:val="en-US"/>
+              </w:rPr>
+            </m:ctrlPr>
+          </m:dPr>
+          <m:e>
+            <m:f>
+              <m:fPr>
+                <m:ctrlPr>
+                  <w:rPr>
+                    <w:rFonts w:ascii="Cambria Math" w:hAnsi="Cambria Math"/>
+                    <w:i/>
+                    <w:lang w:val="en-US"/>
+                  </w:rPr>
+                </m:ctrlPr>
+              </m:fPr>
+              <m:num>
+                <m:r>
+                  <w:rPr>
+                    <w:rFonts w:ascii="Cambria Math" w:hAnsi="Cambria Math"/>
+                    <w:lang w:val="en-US"/>
+                  </w:rPr>
+                  <m:t>1</m:t>
+                </m:r>
+              </m:num>
+              <m:den>
+                <m:r>
+                  <w:rPr>
+                    <w:rFonts w:ascii="Cambria Math" w:hAnsi="Cambria Math"/>
+                    <w:lang w:val="en-US"/>
+                  </w:rPr>
+                  <m:t>4</m:t>
+                </m:r>
+                <m:sSup>
+                  <m:sSupPr>
+                    <m:ctrlPr>
+                      <w:rPr>
+                        <w:rFonts w:ascii="Cambria Math" w:hAnsi="Cambria Math"/>
+                        <w:i/>
+                        <w:lang w:val="en-US"/>
+                      </w:rPr>
+                    </m:ctrlPr>
+                  </m:sSupPr>
+                  <m:e>
+                    <m:sSub>
+                      <m:sSubPr>
+                        <m:ctrlPr>
+                          <w:rPr>
+                            <w:rFonts w:ascii="Cambria Math" w:hAnsi="Cambria Math"/>
+                            <w:i/>
+                            <w:lang w:val="en-US"/>
+                          </w:rPr>
+                        </m:ctrlPr>
+                      </m:sSubPr>
+                      <m:e>
+                        <m:r>
+                          <w:rPr>
+                            <w:rFonts w:ascii="Cambria Math" w:hAnsi="Cambria Math"/>
+                            <w:lang w:val="en-US"/>
+                          </w:rPr>
+                          <m:t>m</m:t>
+                        </m:r>
+                      </m:e>
+                      <m:sub>
+                        <m:r>
+                          <w:rPr>
+                            <w:rFonts w:ascii="Cambria Math" w:hAnsi="Cambria Math"/>
+                            <w:lang w:val="en-US"/>
+                          </w:rPr>
+                          <m:t>j</m:t>
+                        </m:r>
+                      </m:sub>
+                    </m:sSub>
+                  </m:e>
+                  <m:sup>
+                    <m:r>
+                      <w:rPr>
+                        <w:rFonts w:ascii="Cambria Math" w:hAnsi="Cambria Math"/>
+                        <w:lang w:val="en-US"/>
+                      </w:rPr>
+                      <m:t>2</m:t>
+                    </m:r>
+                  </m:sup>
+                </m:sSup>
+              </m:den>
+            </m:f>
+          </m:e>
+        </m:d>
+        <m:sSup>
+          <m:sSupPr>
+            <m:ctrlPr>
+              <w:rPr>
+                <w:rFonts w:ascii="Cambria Math" w:hAnsi="Cambria Math"/>
+                <w:i/>
+                <w:lang w:val="en-US"/>
+              </w:rPr>
+            </m:ctrlPr>
+          </m:sSupPr>
+          <m:e>
+            <m:sSub>
+              <m:sSubPr>
+                <m:ctrlPr>
+                  <w:rPr>
+                    <w:rFonts w:ascii="Cambria Math" w:hAnsi="Cambria Math"/>
+                    <w:i/>
+                    <w:lang w:val="en-US"/>
+                  </w:rPr>
+                </m:ctrlPr>
+              </m:sSubPr>
+              <m:e>
+                <m:r>
+                  <w:rPr>
+                    <w:rFonts w:ascii="Cambria Math" w:hAnsi="Cambria Math"/>
+                    <w:lang w:val="en-US"/>
+                  </w:rPr>
+                  <m:t>m</m:t>
+                </m:r>
+              </m:e>
+              <m:sub>
+                <m:r>
+                  <w:rPr>
+                    <w:rFonts w:ascii="Cambria Math" w:hAnsi="Cambria Math"/>
+                    <w:lang w:val="en-US"/>
+                  </w:rPr>
+                  <m:t>j</m:t>
+                </m:r>
+              </m:sub>
+            </m:sSub>
+          </m:e>
+          <m:sup>
+            <m:r>
+              <w:rPr>
+                <w:rFonts w:ascii="Cambria Math" w:hAnsi="Cambria Math"/>
+                <w:lang w:val="en-US"/>
+              </w:rPr>
+              <m:t>2</m:t>
+            </m:r>
+          </m:sup>
+        </m:sSup>
+        <m:r>
+          <w:rPr>
+            <w:rFonts w:ascii="Cambria Math" w:eastAsiaTheme="minorEastAsia" w:hAnsi="Cambria Math"/>
+            <w:lang w:val="en-US"/>
+          </w:rPr>
+          <m:t>=0</m:t>
+        </m:r>
+      </m:oMath>
+      <w:r>
+        <w:rPr>
+          <w:rFonts w:eastAsiaTheme="minorEastAsia"/>
+          <w:lang w:val="en-US"/>
+        </w:rPr>
+        <w:t xml:space="preserve"> for every </w:t>
+      </w:r>
+      <m:oMath>
+        <m:r>
+          <w:rPr>
+            <w:rFonts w:ascii="Cambria Math" w:eastAsiaTheme="minorEastAsia" w:hAnsi="Cambria Math"/>
+            <w:lang w:val="en-US"/>
+          </w:rPr>
+          <m:t>j</m:t>
+        </m:r>
+      </m:oMath>
+      <w:r>
+        <w:rPr>
+          <w:rFonts w:eastAsiaTheme="minorEastAsia"/>
+          <w:lang w:val="en-US"/>
+        </w:rPr>
+        <w:t>.</w:t>
+      </w:r>
+    </w:p>
+    <w:p>
+      <w:pPr>
+        <w:rPr>
+          <w:rFonts w:eastAsiaTheme="minorEastAsia"/>
+          <w:lang w:val="en-US"/>
+        </w:rPr>
+      </w:pPr>
+      <w:r>
+        <w:rPr>
+          <w:rFonts w:eastAsiaTheme="minorEastAsia"/>
+          <w:lang w:val="en-US"/>
+        </w:rPr>
+        <w:t>Taking the first part in the RHS of the general solution:</w:t>
+      </w:r>
+      <w:r>
+        <w:rPr>
+          <w:rFonts w:eastAsiaTheme="minorEastAsia"/>
+          <w:lang w:val="en-US"/>
+        </w:rPr>
+        <w:br/>
+      </w:r>
+      <m:oMathPara>
+        <m:oMath>
+          <m:sSub>
+            <m:sSubPr>
+              <m:ctrlPr>
+                <w:rPr>
+                  <w:rFonts w:ascii="Cambria Math" w:eastAsiaTheme="minorEastAsia" w:hAnsi="Cambria Math"/>
+                  <w:i/>
+                  <w:lang w:val="en-US"/>
+                </w:rPr>
+              </m:ctrlPr>
+            </m:sSubPr>
+            <m:e>
+              <m:r>
+                <w:rPr>
+                  <w:rFonts w:ascii="Cambria Math" w:eastAsiaTheme="minorEastAsia" w:hAnsi="Cambria Math"/>
+                  <w:lang w:val="en-US"/>
+                </w:rPr>
+                <m:t>e</m:t>
+              </m:r>
+            </m:e>
+            <m:sub>
+              <m:r>
+                <w:rPr>
+                  <w:rFonts w:ascii="Cambria Math" w:eastAsiaTheme="minorEastAsia" w:hAnsi="Cambria Math"/>
+                  <w:lang w:val="en-US"/>
+                </w:rPr>
+                <m:t>0</m:t>
+              </m:r>
+            </m:sub>
+          </m:sSub>
+          <m:nary>
+            <m:naryPr>
+              <m:chr m:val="∏"/>
+              <m:limLoc m:val="undOvr"/>
+              <m:ctrlPr>
+                <w:rPr>
+                  <w:rFonts w:ascii="Cambria Math" w:eastAsiaTheme="minorEastAsia" w:hAnsi="Cambria Math"/>
+                  <w:i/>
+                  <w:lang w:val="en-US"/>
+                </w:rPr>
+              </m:ctrlPr>
+            </m:naryPr>
+            <m:sub>
+              <m:r>
+                <w:rPr>
+                  <w:rFonts w:ascii="Cambria Math" w:eastAsiaTheme="minorEastAsia" w:hAnsi="Cambria Math"/>
+                  <w:lang w:val="en-US"/>
+                </w:rPr>
+                <m:t>j=0</m:t>
+              </m:r>
+            </m:sub>
+            <m:sup>
+              <m:r>
+                <w:rPr>
+                  <w:rFonts w:ascii="Cambria Math" w:eastAsiaTheme="minorEastAsia" w:hAnsi="Cambria Math"/>
+                  <w:lang w:val="en-US"/>
+                </w:rPr>
+                <m:t>k-1</m:t>
+              </m:r>
+            </m:sup>
+            <m:e>
+              <m:sSub>
+                <m:sSubPr>
+                  <m:ctrlPr>
+                    <w:rPr>
+                      <w:rFonts w:ascii="Cambria Math" w:eastAsiaTheme="minorEastAsia" w:hAnsi="Cambria Math"/>
+                      <w:i/>
+                      <w:lang w:val="en-US"/>
+                    </w:rPr>
+                  </m:ctrlPr>
+                </m:sSubPr>
+                <m:e>
+                  <m:r>
+                    <w:rPr>
+                      <w:rFonts w:ascii="Cambria Math" w:eastAsiaTheme="minorEastAsia" w:hAnsi="Cambria Math"/>
+                      <w:lang w:val="en-US"/>
+                    </w:rPr>
+                    <m:t>q</m:t>
+                  </m:r>
+                </m:e>
+                <m:sub>
+                  <m:r>
+                    <w:rPr>
+                      <w:rFonts w:ascii="Cambria Math" w:eastAsiaTheme="minorEastAsia" w:hAnsi="Cambria Math"/>
+                      <w:lang w:val="en-US"/>
+                    </w:rPr>
+                    <m:t>j</m:t>
+                  </m:r>
+                </m:sub>
+              </m:sSub>
+            </m:e>
+          </m:nary>
+          <m:r>
+            <w:rPr>
+              <w:rFonts w:ascii="Cambria Math" w:eastAsiaTheme="minorEastAsia" w:hAnsi="Cambria Math"/>
+              <w:lang w:val="en-US"/>
+            </w:rPr>
+            <m:t>=</m:t>
+          </m:r>
+          <m:sSub>
+            <m:sSubPr>
+              <m:ctrlPr>
+                <w:rPr>
+                  <w:rFonts w:ascii="Cambria Math" w:eastAsiaTheme="minorEastAsia" w:hAnsi="Cambria Math"/>
+                  <w:i/>
+                  <w:lang w:val="en-US"/>
+                </w:rPr>
+              </m:ctrlPr>
+            </m:sSubPr>
+            <m:e>
+              <m:r>
+                <w:rPr>
+                  <w:rFonts w:ascii="Cambria Math" w:eastAsiaTheme="minorEastAsia" w:hAnsi="Cambria Math"/>
+                  <w:lang w:val="en-US"/>
+                </w:rPr>
+                <m:t>e</m:t>
+              </m:r>
+            </m:e>
+            <m:sub>
+              <m:r>
+                <w:rPr>
+                  <w:rFonts w:ascii="Cambria Math" w:eastAsiaTheme="minorEastAsia" w:hAnsi="Cambria Math"/>
+                  <w:lang w:val="en-US"/>
+                </w:rPr>
+                <m:t>0</m:t>
+              </m:r>
+            </m:sub>
+          </m:sSub>
+          <m:nary>
+            <m:naryPr>
+              <m:chr m:val="∏"/>
+              <m:limLoc m:val="undOvr"/>
+              <m:ctrlPr>
+                <w:rPr>
+                  <w:rFonts w:ascii="Cambria Math" w:eastAsiaTheme="minorEastAsia" w:hAnsi="Cambria Math"/>
+                  <w:i/>
+                  <w:lang w:val="en-US"/>
+                </w:rPr>
+              </m:ctrlPr>
+            </m:naryPr>
+            <m:sub>
+              <m:r>
+                <w:rPr>
+                  <w:rFonts w:ascii="Cambria Math" w:eastAsiaTheme="minorEastAsia" w:hAnsi="Cambria Math"/>
+                  <w:lang w:val="en-US"/>
+                </w:rPr>
+                <m:t>j=0</m:t>
+              </m:r>
+            </m:sub>
+            <m:sup>
+              <m:r>
+                <w:rPr>
+                  <w:rFonts w:ascii="Cambria Math" w:eastAsiaTheme="minorEastAsia" w:hAnsi="Cambria Math"/>
+                  <w:lang w:val="en-US"/>
+                </w:rPr>
+                <m:t>k-1</m:t>
+              </m:r>
+            </m:sup>
+            <m:e>
+              <m:d>
+                <m:dPr>
+                  <m:begChr m:val="["/>
+                  <m:endChr m:val="]"/>
+                  <m:ctrlPr>
+                    <w:rPr>
+                      <w:rFonts w:ascii="Cambria Math" w:eastAsiaTheme="minorEastAsia" w:hAnsi="Cambria Math"/>
+                      <w:i/>
+                      <w:lang w:val="en-US"/>
+                    </w:rPr>
+                  </m:ctrlPr>
+                </m:dPr>
+                <m:e>
+                  <m:r>
+                    <w:rPr>
+                      <w:rFonts w:ascii="Cambria Math" w:eastAsiaTheme="minorEastAsia" w:hAnsi="Cambria Math"/>
+                      <w:lang w:val="en-US"/>
+                    </w:rPr>
+                    <m:t>0</m:t>
+                  </m:r>
+                </m:e>
+              </m:d>
+            </m:e>
+          </m:nary>
+          <m:r>
+            <w:rPr>
+              <w:rFonts w:ascii="Cambria Math" w:eastAsiaTheme="minorEastAsia" w:hAnsi="Cambria Math"/>
+              <w:lang w:val="en-US"/>
+            </w:rPr>
+            <m:t>=0</m:t>
+          </m:r>
+        </m:oMath>
+      </m:oMathPara>
+    </w:p>
+    <w:p>
+      <w:pPr>
+        <w:rPr>
+          <w:rFonts w:eastAsiaTheme="minorEastAsia"/>
+          <w:lang w:val="en-US"/>
+        </w:rPr>
+      </w:pPr>
+      <w:r>
+        <w:rPr>
+          <w:rFonts w:eastAsiaTheme="minorEastAsia"/>
+          <w:lang w:val="en-US"/>
+        </w:rPr>
+        <w:t>Taking the second part in the RHS of the general solution:</w:t>
+      </w:r>
+      <w:r>
+        <w:rPr>
+          <w:rFonts w:eastAsiaTheme="minorEastAsia"/>
+          <w:lang w:val="en-US"/>
+        </w:rPr>
+        <w:br/>
+      </w:r>
+      <m:oMathPara>
+        <m:oMath>
+          <m:nary>
+            <m:naryPr>
+              <m:chr m:val="∑"/>
+              <m:limLoc m:val="undOvr"/>
+              <m:ctrlPr>
+                <w:rPr>
+                  <w:rFonts w:ascii="Cambria Math" w:eastAsiaTheme="minorEastAsia" w:hAnsi="Cambria Math"/>
+                  <w:i/>
+                  <w:lang w:val="en-US"/>
+                </w:rPr>
+              </m:ctrlPr>
+            </m:naryPr>
+            <m:sub>
+              <m:r>
+                <w:rPr>
+                  <w:rFonts w:ascii="Cambria Math" w:eastAsiaTheme="minorEastAsia" w:hAnsi="Cambria Math"/>
+                  <w:lang w:val="en-US"/>
+                </w:rPr>
+                <m:t>i=0</m:t>
+              </m:r>
+            </m:sub>
+            <m:sup>
+              <m:r>
+                <w:rPr>
+                  <w:rFonts w:ascii="Cambria Math" w:eastAsiaTheme="minorEastAsia" w:hAnsi="Cambria Math"/>
+                  <w:lang w:val="en-US"/>
+                </w:rPr>
+                <m:t>k-1</m:t>
+              </m:r>
+            </m:sup>
+            <m:e>
+              <m:sSub>
+                <m:sSubPr>
+                  <m:ctrlPr>
+                    <w:rPr>
+                      <w:rFonts w:ascii="Cambria Math" w:eastAsiaTheme="minorEastAsia" w:hAnsi="Cambria Math"/>
+                      <w:i/>
+                      <w:lang w:val="en-US"/>
+                    </w:rPr>
+                  </m:ctrlPr>
+                </m:sSubPr>
+                <m:e>
+                  <m:r>
+                    <w:rPr>
+                      <w:rFonts w:ascii="Cambria Math" w:hAnsi="Cambria Math"/>
+                      <w:lang w:val="en-US"/>
+                    </w:rPr>
+                    <m:t>ζ</m:t>
+                  </m:r>
+                </m:e>
+                <m:sub>
+                  <m:r>
+                    <w:rPr>
+                      <w:rFonts w:ascii="Cambria Math" w:eastAsiaTheme="minorEastAsia" w:hAnsi="Cambria Math"/>
+                      <w:lang w:val="en-US"/>
+                    </w:rPr>
+                    <m:t>i</m:t>
+                  </m:r>
+                </m:sub>
+              </m:sSub>
+            </m:e>
+          </m:nary>
+          <m:nary>
+            <m:naryPr>
+              <m:chr m:val="∏"/>
+              <m:limLoc m:val="undOvr"/>
+              <m:ctrlPr>
+                <w:rPr>
+                  <w:rFonts w:ascii="Cambria Math" w:eastAsiaTheme="minorEastAsia" w:hAnsi="Cambria Math"/>
+                  <w:i/>
+                  <w:lang w:val="en-US"/>
+                </w:rPr>
+              </m:ctrlPr>
+            </m:naryPr>
+            <m:sub>
+              <m:r>
+                <w:rPr>
+                  <w:rFonts w:ascii="Cambria Math" w:eastAsiaTheme="minorEastAsia" w:hAnsi="Cambria Math"/>
+                  <w:lang w:val="en-US"/>
+                </w:rPr>
+                <m:t>j=i+1</m:t>
+              </m:r>
+            </m:sub>
+            <m:sup>
+              <m:r>
+                <w:rPr>
+                  <w:rFonts w:ascii="Cambria Math" w:eastAsiaTheme="minorEastAsia" w:hAnsi="Cambria Math"/>
+                  <w:lang w:val="en-US"/>
+                </w:rPr>
+                <m:t>k-1</m:t>
+              </m:r>
+            </m:sup>
+            <m:e>
+              <m:sSub>
+                <m:sSubPr>
+                  <m:ctrlPr>
+                    <w:rPr>
+                      <w:rFonts w:ascii="Cambria Math" w:eastAsiaTheme="minorEastAsia" w:hAnsi="Cambria Math"/>
+                      <w:i/>
+                      <w:lang w:val="en-US"/>
+                    </w:rPr>
+                  </m:ctrlPr>
+                </m:sSubPr>
+                <m:e>
+                  <m:r>
+                    <w:rPr>
+                      <w:rFonts w:ascii="Cambria Math" w:eastAsiaTheme="minorEastAsia" w:hAnsi="Cambria Math"/>
+                      <w:lang w:val="en-US"/>
+                    </w:rPr>
+                    <m:t>q</m:t>
+                  </m:r>
+                </m:e>
+                <m:sub>
+                  <m:r>
+                    <w:rPr>
+                      <w:rFonts w:ascii="Cambria Math" w:eastAsiaTheme="minorEastAsia" w:hAnsi="Cambria Math"/>
+                      <w:lang w:val="en-US"/>
+                    </w:rPr>
+                    <m:t>j</m:t>
+                  </m:r>
+                </m:sub>
+              </m:sSub>
+            </m:e>
+          </m:nary>
+          <m:r>
+            <w:rPr>
+              <w:rFonts w:ascii="Cambria Math" w:eastAsiaTheme="minorEastAsia" w:hAnsi="Cambria Math"/>
+              <w:lang w:val="en-US"/>
+            </w:rPr>
+            <m:t>=</m:t>
+          </m:r>
+          <m:sSub>
+            <m:sSubPr>
+              <m:ctrlPr>
+                <w:rPr>
+                  <w:rFonts w:ascii="Cambria Math" w:eastAsiaTheme="minorEastAsia" w:hAnsi="Cambria Math"/>
+                  <w:i/>
+                  <w:lang w:val="en-US"/>
+                </w:rPr>
+              </m:ctrlPr>
+            </m:sSubPr>
+            <m:e>
+              <m:r>
+                <w:rPr>
+                  <w:rFonts w:ascii="Cambria Math" w:hAnsi="Cambria Math"/>
+                  <w:lang w:val="en-US"/>
+                </w:rPr>
+                <m:t>ζ</m:t>
+              </m:r>
+            </m:e>
+            <m:sub>
+              <m:r>
+                <w:rPr>
+                  <w:rFonts w:ascii="Cambria Math" w:eastAsiaTheme="minorEastAsia" w:hAnsi="Cambria Math"/>
+                  <w:lang w:val="en-US"/>
+                </w:rPr>
+                <m:t>0</m:t>
+              </m:r>
+            </m:sub>
+          </m:sSub>
+          <m:nary>
+            <m:naryPr>
+              <m:chr m:val="∏"/>
+              <m:limLoc m:val="undOvr"/>
+              <m:ctrlPr>
+                <w:rPr>
+                  <w:rFonts w:ascii="Cambria Math" w:eastAsiaTheme="minorEastAsia" w:hAnsi="Cambria Math"/>
+                  <w:i/>
+                  <w:lang w:val="en-US"/>
+                </w:rPr>
+              </m:ctrlPr>
+            </m:naryPr>
+            <m:sub>
+              <m:r>
+                <w:rPr>
+                  <w:rFonts w:ascii="Cambria Math" w:eastAsiaTheme="minorEastAsia" w:hAnsi="Cambria Math"/>
+                  <w:lang w:val="en-US"/>
+                </w:rPr>
+                <m:t>j=1</m:t>
+              </m:r>
+            </m:sub>
+            <m:sup>
+              <m:r>
+                <w:rPr>
+                  <w:rFonts w:ascii="Cambria Math" w:eastAsiaTheme="minorEastAsia" w:hAnsi="Cambria Math"/>
+                  <w:lang w:val="en-US"/>
+                </w:rPr>
+                <m:t>k-1</m:t>
+              </m:r>
+            </m:sup>
+            <m:e>
+              <m:sSub>
+                <m:sSubPr>
+                  <m:ctrlPr>
+                    <w:rPr>
+                      <w:rFonts w:ascii="Cambria Math" w:eastAsiaTheme="minorEastAsia" w:hAnsi="Cambria Math"/>
+                      <w:i/>
+                      <w:lang w:val="en-US"/>
+                    </w:rPr>
+                  </m:ctrlPr>
+                </m:sSubPr>
+                <m:e>
+                  <m:r>
+                    <w:rPr>
+                      <w:rFonts w:ascii="Cambria Math" w:eastAsiaTheme="minorEastAsia" w:hAnsi="Cambria Math"/>
+                      <w:lang w:val="en-US"/>
+                    </w:rPr>
+                    <m:t>q</m:t>
+                  </m:r>
+                </m:e>
+                <m:sub>
+                  <m:r>
+                    <w:rPr>
+                      <w:rFonts w:ascii="Cambria Math" w:eastAsiaTheme="minorEastAsia" w:hAnsi="Cambria Math"/>
+                      <w:lang w:val="en-US"/>
+                    </w:rPr>
+                    <m:t>j</m:t>
+                  </m:r>
+                </m:sub>
+              </m:sSub>
+            </m:e>
+          </m:nary>
+          <m:r>
+            <w:rPr>
+              <w:rFonts w:ascii="Cambria Math" w:eastAsiaTheme="minorEastAsia" w:hAnsi="Cambria Math"/>
+              <w:lang w:val="en-US"/>
+            </w:rPr>
+            <m:t>+</m:t>
+          </m:r>
+          <m:sSub>
+            <m:sSubPr>
+              <m:ctrlPr>
+                <w:rPr>
+                  <w:rFonts w:ascii="Cambria Math" w:eastAsiaTheme="minorEastAsia" w:hAnsi="Cambria Math"/>
+                  <w:i/>
+                  <w:lang w:val="en-US"/>
+                </w:rPr>
+              </m:ctrlPr>
+            </m:sSubPr>
+            <m:e>
+              <m:r>
+                <w:rPr>
+                  <w:rFonts w:ascii="Cambria Math" w:hAnsi="Cambria Math"/>
+                  <w:lang w:val="en-US"/>
+                </w:rPr>
+                <m:t>ζ</m:t>
+              </m:r>
+            </m:e>
+            <m:sub>
+              <m:r>
+                <w:rPr>
+                  <w:rFonts w:ascii="Cambria Math" w:eastAsiaTheme="minorEastAsia" w:hAnsi="Cambria Math"/>
+                  <w:lang w:val="en-US"/>
+                </w:rPr>
+                <m:t>1</m:t>
+              </m:r>
+            </m:sub>
+          </m:sSub>
+          <m:nary>
+            <m:naryPr>
+              <m:chr m:val="∏"/>
+              <m:limLoc m:val="undOvr"/>
+              <m:ctrlPr>
+                <w:rPr>
+                  <w:rFonts w:ascii="Cambria Math" w:eastAsiaTheme="minorEastAsia" w:hAnsi="Cambria Math"/>
+                  <w:i/>
+                  <w:lang w:val="en-US"/>
+                </w:rPr>
+              </m:ctrlPr>
+            </m:naryPr>
+            <m:sub>
+              <m:r>
+                <w:rPr>
+                  <w:rFonts w:ascii="Cambria Math" w:eastAsiaTheme="minorEastAsia" w:hAnsi="Cambria Math"/>
+                  <w:lang w:val="en-US"/>
+                </w:rPr>
+                <m:t>j=2</m:t>
+              </m:r>
+            </m:sub>
+            <m:sup>
+              <m:r>
+                <w:rPr>
+                  <w:rFonts w:ascii="Cambria Math" w:eastAsiaTheme="minorEastAsia" w:hAnsi="Cambria Math"/>
+                  <w:lang w:val="en-US"/>
+                </w:rPr>
+                <m:t>k-1</m:t>
+              </m:r>
+            </m:sup>
+            <m:e>
+              <m:sSub>
+                <m:sSubPr>
+                  <m:ctrlPr>
+                    <w:rPr>
+                      <w:rFonts w:ascii="Cambria Math" w:eastAsiaTheme="minorEastAsia" w:hAnsi="Cambria Math"/>
+                      <w:i/>
+                      <w:lang w:val="en-US"/>
+                    </w:rPr>
+                  </m:ctrlPr>
+                </m:sSubPr>
+                <m:e>
+                  <m:r>
+                    <w:rPr>
+                      <w:rFonts w:ascii="Cambria Math" w:eastAsiaTheme="minorEastAsia" w:hAnsi="Cambria Math"/>
+                      <w:lang w:val="en-US"/>
+                    </w:rPr>
+                    <m:t>q</m:t>
+                  </m:r>
+                </m:e>
+                <m:sub>
+                  <m:r>
+                    <w:rPr>
+                      <w:rFonts w:ascii="Cambria Math" w:eastAsiaTheme="minorEastAsia" w:hAnsi="Cambria Math"/>
+                      <w:lang w:val="en-US"/>
+                    </w:rPr>
+                    <m:t>j</m:t>
+                  </m:r>
+                </m:sub>
+              </m:sSub>
+            </m:e>
+          </m:nary>
+          <m:r>
+            <w:rPr>
+              <w:rFonts w:ascii="Cambria Math" w:eastAsiaTheme="minorEastAsia" w:hAnsi="Cambria Math"/>
+              <w:lang w:val="en-US"/>
+            </w:rPr>
+            <m:t>+…+</m:t>
+          </m:r>
+          <m:sSub>
+            <m:sSubPr>
+              <m:ctrlPr>
+                <w:rPr>
+                  <w:rFonts w:ascii="Cambria Math" w:eastAsiaTheme="minorEastAsia" w:hAnsi="Cambria Math"/>
+                  <w:i/>
+                  <w:lang w:val="en-US"/>
+                </w:rPr>
+              </m:ctrlPr>
+            </m:sSubPr>
+            <m:e>
+              <m:r>
+                <w:rPr>
+                  <w:rFonts w:ascii="Cambria Math" w:hAnsi="Cambria Math"/>
+                  <w:lang w:val="en-US"/>
+                </w:rPr>
+                <m:t>ζ</m:t>
+              </m:r>
+            </m:e>
+            <m:sub>
+              <m:r>
+                <w:rPr>
+                  <w:rFonts w:ascii="Cambria Math" w:eastAsiaTheme="minorEastAsia" w:hAnsi="Cambria Math"/>
+                  <w:lang w:val="en-US"/>
+                </w:rPr>
+                <m:t>k-2</m:t>
+              </m:r>
+            </m:sub>
+          </m:sSub>
+          <m:nary>
+            <m:naryPr>
+              <m:chr m:val="∏"/>
+              <m:limLoc m:val="undOvr"/>
+              <m:ctrlPr>
+                <w:rPr>
+                  <w:rFonts w:ascii="Cambria Math" w:eastAsiaTheme="minorEastAsia" w:hAnsi="Cambria Math"/>
+                  <w:i/>
+                  <w:lang w:val="en-US"/>
+                </w:rPr>
+              </m:ctrlPr>
+            </m:naryPr>
+            <m:sub>
+              <m:r>
+                <w:rPr>
+                  <w:rFonts w:ascii="Cambria Math" w:eastAsiaTheme="minorEastAsia" w:hAnsi="Cambria Math"/>
+                  <w:lang w:val="en-US"/>
+                </w:rPr>
+                <m:t>j=k-1</m:t>
+              </m:r>
+            </m:sub>
+            <m:sup>
+              <m:r>
+                <w:rPr>
+                  <w:rFonts w:ascii="Cambria Math" w:eastAsiaTheme="minorEastAsia" w:hAnsi="Cambria Math"/>
+                  <w:lang w:val="en-US"/>
+                </w:rPr>
+                <m:t>k-1</m:t>
+              </m:r>
+            </m:sup>
+            <m:e>
+              <m:sSub>
+                <m:sSubPr>
+                  <m:ctrlPr>
+                    <w:rPr>
+                      <w:rFonts w:ascii="Cambria Math" w:eastAsiaTheme="minorEastAsia" w:hAnsi="Cambria Math"/>
+                      <w:i/>
+                      <w:lang w:val="en-US"/>
+                    </w:rPr>
+                  </m:ctrlPr>
+                </m:sSubPr>
+                <m:e>
+                  <m:r>
+                    <w:rPr>
+                      <w:rFonts w:ascii="Cambria Math" w:eastAsiaTheme="minorEastAsia" w:hAnsi="Cambria Math"/>
+                      <w:lang w:val="en-US"/>
+                    </w:rPr>
+                    <m:t>q</m:t>
+                  </m:r>
+                </m:e>
+                <m:sub>
+                  <m:r>
+                    <w:rPr>
+                      <w:rFonts w:ascii="Cambria Math" w:eastAsiaTheme="minorEastAsia" w:hAnsi="Cambria Math"/>
+                      <w:lang w:val="en-US"/>
+                    </w:rPr>
+                    <m:t>j</m:t>
+                  </m:r>
+                </m:sub>
+              </m:sSub>
+            </m:e>
+          </m:nary>
+          <m:r>
+            <w:rPr>
+              <w:rFonts w:ascii="Cambria Math" w:eastAsiaTheme="minorEastAsia" w:hAnsi="Cambria Math"/>
+              <w:lang w:val="en-US"/>
+            </w:rPr>
+            <m:t>+</m:t>
+          </m:r>
+          <m:sSub>
+            <m:sSubPr>
+              <m:ctrlPr>
+                <w:rPr>
+                  <w:rFonts w:ascii="Cambria Math" w:eastAsiaTheme="minorEastAsia" w:hAnsi="Cambria Math"/>
+                  <w:i/>
+                  <w:lang w:val="en-US"/>
+                </w:rPr>
+              </m:ctrlPr>
+            </m:sSubPr>
+            <m:e>
+              <m:r>
+                <w:rPr>
+                  <w:rFonts w:ascii="Cambria Math" w:hAnsi="Cambria Math"/>
+                  <w:lang w:val="en-US"/>
+                </w:rPr>
+                <m:t>ζ</m:t>
+              </m:r>
+            </m:e>
+            <m:sub>
+              <m:r>
+                <w:rPr>
+                  <w:rFonts w:ascii="Cambria Math" w:eastAsiaTheme="minorEastAsia" w:hAnsi="Cambria Math"/>
+                  <w:lang w:val="en-US"/>
+                </w:rPr>
+                <m:t>k-1</m:t>
+              </m:r>
+            </m:sub>
+          </m:sSub>
+          <m:nary>
+            <m:naryPr>
+              <m:chr m:val="∏"/>
+              <m:limLoc m:val="undOvr"/>
+              <m:ctrlPr>
+                <w:rPr>
+                  <w:rFonts w:ascii="Cambria Math" w:eastAsiaTheme="minorEastAsia" w:hAnsi="Cambria Math"/>
+                  <w:i/>
+                  <w:lang w:val="en-US"/>
+                </w:rPr>
+              </m:ctrlPr>
+            </m:naryPr>
+            <m:sub>
+              <m:r>
+                <w:rPr>
+                  <w:rFonts w:ascii="Cambria Math" w:eastAsiaTheme="minorEastAsia" w:hAnsi="Cambria Math"/>
+                  <w:lang w:val="en-US"/>
+                </w:rPr>
+                <m:t>j=k</m:t>
+              </m:r>
+            </m:sub>
+            <m:sup>
+              <m:r>
+                <w:rPr>
+                  <w:rFonts w:ascii="Cambria Math" w:eastAsiaTheme="minorEastAsia" w:hAnsi="Cambria Math"/>
+                  <w:lang w:val="en-US"/>
+                </w:rPr>
+                <m:t>k-1</m:t>
+              </m:r>
+            </m:sup>
+            <m:e>
+              <m:sSub>
+                <m:sSubPr>
+                  <m:ctrlPr>
+                    <w:rPr>
+                      <w:rFonts w:ascii="Cambria Math" w:eastAsiaTheme="minorEastAsia" w:hAnsi="Cambria Math"/>
+                      <w:i/>
+                      <w:lang w:val="en-US"/>
+                    </w:rPr>
+                  </m:ctrlPr>
+                </m:sSubPr>
+                <m:e>
+                  <m:r>
+                    <w:rPr>
+                      <w:rFonts w:ascii="Cambria Math" w:eastAsiaTheme="minorEastAsia" w:hAnsi="Cambria Math"/>
+                      <w:lang w:val="en-US"/>
+                    </w:rPr>
+                    <m:t>q</m:t>
+                  </m:r>
+                </m:e>
+                <m:sub>
+                  <m:r>
+                    <w:rPr>
+                      <w:rFonts w:ascii="Cambria Math" w:eastAsiaTheme="minorEastAsia" w:hAnsi="Cambria Math"/>
+                      <w:lang w:val="en-US"/>
+                    </w:rPr>
+                    <m:t>j</m:t>
+                  </m:r>
+                </m:sub>
+              </m:sSub>
+            </m:e>
+          </m:nary>
+        </m:oMath>
+      </m:oMathPara>
+    </w:p>
+    <w:p>
+      <w:pPr>
+        <w:rPr>
+          <w:rFonts w:eastAsiaTheme="minorEastAsia"/>
+          <w:lang w:val="en-US"/>
+        </w:rPr>
+      </w:pPr>
+      <w:r>
+        <w:rPr>
+          <w:rFonts w:eastAsiaTheme="minorEastAsia"/>
+          <w:lang w:val="en-US"/>
+        </w:rPr>
+        <w:t xml:space="preserve">After looking at the article’s </w:t>
+      </w:r>
+      <w:r>
+        <w:rPr>
+          <w:rFonts w:eastAsiaTheme="minorEastAsia"/>
+          <w:lang w:val="en-US"/>
+        </w:rPr>
+        <w:t xml:space="preserve">Theorem </w:t>
+      </w:r>
+      <w:r>
+        <w:rPr>
+          <w:rFonts w:eastAsiaTheme="minorEastAsia"/>
+          <w:lang w:val="en-US"/>
+        </w:rPr>
+        <w:t xml:space="preserve">1 from equation (7) </w:t>
+      </w:r>
+      <w:sdt>
+        <w:sdtPr>
+          <w:rPr>
+            <w:rFonts w:eastAsiaTheme="minorEastAsia"/>
+            <w:lang w:val="en-US"/>
+          </w:rPr>
+          <w:id w:val="733282570"/>
+          <w:citation/>
+        </w:sdtPr>
+        <w:sdtContent>
+          <w:r>
+            <w:rPr>
+              <w:rFonts w:eastAsiaTheme="minorEastAsia"/>
+              <w:lang w:val="en-US"/>
+            </w:rPr>
+            <w:fldChar w:fldCharType="begin"/>
+          </w:r>
+          <w:r>
+            <w:rPr>
+              <w:rFonts w:eastAsiaTheme="minorEastAsia"/>
+              <w:lang w:val="en-US"/>
+            </w:rPr>
+            <w:instrText xml:space="preserve"> CITATION Ste17 \l 1033 </w:instrText>
+          </w:r>
+          <w:r>
+            <w:rPr>
+              <w:rFonts w:eastAsiaTheme="minorEastAsia"/>
+              <w:lang w:val="en-US"/>
+            </w:rPr>
+            <w:fldChar w:fldCharType="separate"/>
+          </w:r>
+          <w:r>
+            <w:rPr>
+              <w:rFonts w:eastAsiaTheme="minorEastAsia"/>
+              <w:noProof/>
+              <w:lang w:val="en-US"/>
+            </w:rPr>
+            <w:t>[1]</w:t>
+          </w:r>
+          <w:r>
+            <w:rPr>
+              <w:rFonts w:eastAsiaTheme="minorEastAsia"/>
+              <w:lang w:val="en-US"/>
+            </w:rPr>
+            <w:fldChar w:fldCharType="end"/>
+          </w:r>
+        </w:sdtContent>
+      </w:sdt>
+      <w:r>
+        <w:rPr>
+          <w:rFonts w:eastAsiaTheme="minorEastAsia"/>
+          <w:lang w:val="en-US"/>
+        </w:rPr>
+        <w:t>, the last term of the RHS of the general solution can be separated off:</w:t>
+      </w:r>
+      <w:r>
+        <w:rPr>
+          <w:rFonts w:eastAsiaTheme="minorEastAsia"/>
+          <w:lang w:val="en-US"/>
+        </w:rPr>
+        <w:br/>
+      </w:r>
+      <m:oMathPara>
+        <m:oMath>
+          <m:nary>
+            <m:naryPr>
+              <m:chr m:val="∑"/>
+              <m:limLoc m:val="undOvr"/>
+              <m:ctrlPr>
+                <w:rPr>
+                  <w:rFonts w:ascii="Cambria Math" w:eastAsiaTheme="minorEastAsia" w:hAnsi="Cambria Math"/>
+                  <w:i/>
+                  <w:lang w:val="en-US"/>
+                </w:rPr>
+              </m:ctrlPr>
+            </m:naryPr>
+            <m:sub>
+              <m:r>
+                <w:rPr>
+                  <w:rFonts w:ascii="Cambria Math" w:eastAsiaTheme="minorEastAsia" w:hAnsi="Cambria Math"/>
+                  <w:lang w:val="en-US"/>
+                </w:rPr>
+                <m:t>i=0</m:t>
+              </m:r>
+            </m:sub>
+            <m:sup>
+              <m:r>
+                <w:rPr>
+                  <w:rFonts w:ascii="Cambria Math" w:eastAsiaTheme="minorEastAsia" w:hAnsi="Cambria Math"/>
+                  <w:lang w:val="en-US"/>
+                </w:rPr>
+                <m:t>k-1</m:t>
+              </m:r>
+            </m:sup>
+            <m:e>
+              <m:sSub>
+                <m:sSubPr>
+                  <m:ctrlPr>
+                    <w:rPr>
+                      <w:rFonts w:ascii="Cambria Math" w:eastAsiaTheme="minorEastAsia" w:hAnsi="Cambria Math"/>
+                      <w:i/>
+                      <w:lang w:val="en-US"/>
+                    </w:rPr>
+                  </m:ctrlPr>
+                </m:sSubPr>
+                <m:e>
+                  <m:r>
+                    <w:rPr>
+                      <w:rFonts w:ascii="Cambria Math" w:hAnsi="Cambria Math"/>
+                      <w:lang w:val="en-US"/>
+                    </w:rPr>
+                    <m:t>ζ</m:t>
+                  </m:r>
+                </m:e>
+                <m:sub>
+                  <m:r>
+                    <w:rPr>
+                      <w:rFonts w:ascii="Cambria Math" w:eastAsiaTheme="minorEastAsia" w:hAnsi="Cambria Math"/>
+                      <w:lang w:val="en-US"/>
+                    </w:rPr>
+                    <m:t>i</m:t>
+                  </m:r>
+                </m:sub>
+              </m:sSub>
+            </m:e>
+          </m:nary>
+          <m:nary>
+            <m:naryPr>
+              <m:chr m:val="∏"/>
+              <m:limLoc m:val="undOvr"/>
+              <m:ctrlPr>
+                <w:rPr>
+                  <w:rFonts w:ascii="Cambria Math" w:eastAsiaTheme="minorEastAsia" w:hAnsi="Cambria Math"/>
+                  <w:i/>
+                  <w:lang w:val="en-US"/>
+                </w:rPr>
+              </m:ctrlPr>
+            </m:naryPr>
+            <m:sub>
+              <m:r>
+                <w:rPr>
+                  <w:rFonts w:ascii="Cambria Math" w:eastAsiaTheme="minorEastAsia" w:hAnsi="Cambria Math"/>
+                  <w:lang w:val="en-US"/>
+                </w:rPr>
+                <m:t>j=i+1</m:t>
+              </m:r>
+            </m:sub>
+            <m:sup>
+              <m:r>
+                <w:rPr>
+                  <w:rFonts w:ascii="Cambria Math" w:eastAsiaTheme="minorEastAsia" w:hAnsi="Cambria Math"/>
+                  <w:lang w:val="en-US"/>
+                </w:rPr>
+                <m:t>k-1</m:t>
+              </m:r>
+            </m:sup>
+            <m:e>
+              <m:sSub>
+                <m:sSubPr>
+                  <m:ctrlPr>
+                    <w:rPr>
+                      <w:rFonts w:ascii="Cambria Math" w:eastAsiaTheme="minorEastAsia" w:hAnsi="Cambria Math"/>
+                      <w:i/>
+                      <w:lang w:val="en-US"/>
+                    </w:rPr>
+                  </m:ctrlPr>
+                </m:sSubPr>
+                <m:e>
+                  <m:r>
+                    <w:rPr>
+                      <w:rFonts w:ascii="Cambria Math" w:eastAsiaTheme="minorEastAsia" w:hAnsi="Cambria Math"/>
+                      <w:lang w:val="en-US"/>
+                    </w:rPr>
+                    <m:t>q</m:t>
+                  </m:r>
+                </m:e>
+                <m:sub>
+                  <m:r>
+                    <w:rPr>
+                      <w:rFonts w:ascii="Cambria Math" w:eastAsiaTheme="minorEastAsia" w:hAnsi="Cambria Math"/>
+                      <w:lang w:val="en-US"/>
+                    </w:rPr>
+                    <m:t>j</m:t>
+                  </m:r>
+                </m:sub>
+              </m:sSub>
+            </m:e>
+          </m:nary>
+          <m:r>
+            <w:rPr>
+              <w:rFonts w:ascii="Cambria Math" w:eastAsiaTheme="minorEastAsia" w:hAnsi="Cambria Math"/>
+              <w:lang w:val="en-US"/>
+            </w:rPr>
+            <m:t>=</m:t>
+          </m:r>
+          <m:nary>
+            <m:naryPr>
+              <m:chr m:val="∑"/>
+              <m:limLoc m:val="undOvr"/>
+              <m:ctrlPr>
+                <w:rPr>
+                  <w:rFonts w:ascii="Cambria Math" w:eastAsiaTheme="minorEastAsia" w:hAnsi="Cambria Math"/>
+                  <w:i/>
+                  <w:lang w:val="en-US"/>
+                </w:rPr>
+              </m:ctrlPr>
+            </m:naryPr>
+            <m:sub>
+              <m:r>
+                <w:rPr>
+                  <w:rFonts w:ascii="Cambria Math" w:eastAsiaTheme="minorEastAsia" w:hAnsi="Cambria Math"/>
+                  <w:lang w:val="en-US"/>
+                </w:rPr>
+                <m:t>i=0</m:t>
+              </m:r>
+            </m:sub>
+            <m:sup>
+              <m:r>
+                <w:rPr>
+                  <w:rFonts w:ascii="Cambria Math" w:eastAsiaTheme="minorEastAsia" w:hAnsi="Cambria Math"/>
+                  <w:lang w:val="en-US"/>
+                </w:rPr>
+                <m:t>k-2</m:t>
+              </m:r>
+            </m:sup>
+            <m:e>
+              <m:sSub>
+                <m:sSubPr>
+                  <m:ctrlPr>
+                    <w:rPr>
+                      <w:rFonts w:ascii="Cambria Math" w:eastAsiaTheme="minorEastAsia" w:hAnsi="Cambria Math"/>
+                      <w:i/>
+                      <w:lang w:val="en-US"/>
+                    </w:rPr>
+                  </m:ctrlPr>
+                </m:sSubPr>
+                <m:e>
+                  <m:r>
+                    <w:rPr>
+                      <w:rFonts w:ascii="Cambria Math" w:hAnsi="Cambria Math"/>
+                      <w:lang w:val="en-US"/>
+                    </w:rPr>
+                    <m:t>ζ</m:t>
+                  </m:r>
+                </m:e>
+                <m:sub>
+                  <m:r>
+                    <w:rPr>
+                      <w:rFonts w:ascii="Cambria Math" w:eastAsiaTheme="minorEastAsia" w:hAnsi="Cambria Math"/>
+                      <w:lang w:val="en-US"/>
+                    </w:rPr>
+                    <m:t>i</m:t>
+                  </m:r>
+                </m:sub>
+              </m:sSub>
+            </m:e>
+          </m:nary>
+          <m:nary>
+            <m:naryPr>
+              <m:chr m:val="∏"/>
+              <m:limLoc m:val="undOvr"/>
+              <m:ctrlPr>
+                <w:rPr>
+                  <w:rFonts w:ascii="Cambria Math" w:eastAsiaTheme="minorEastAsia" w:hAnsi="Cambria Math"/>
+                  <w:i/>
+                  <w:lang w:val="en-US"/>
+                </w:rPr>
+              </m:ctrlPr>
+            </m:naryPr>
+            <m:sub>
+              <m:r>
+                <w:rPr>
+                  <w:rFonts w:ascii="Cambria Math" w:eastAsiaTheme="minorEastAsia" w:hAnsi="Cambria Math"/>
+                  <w:lang w:val="en-US"/>
+                </w:rPr>
+                <m:t>j=i+1</m:t>
+              </m:r>
+            </m:sub>
+            <m:sup>
+              <m:r>
+                <w:rPr>
+                  <w:rFonts w:ascii="Cambria Math" w:eastAsiaTheme="minorEastAsia" w:hAnsi="Cambria Math"/>
+                  <w:lang w:val="en-US"/>
+                </w:rPr>
+                <m:t>k-1</m:t>
+              </m:r>
+            </m:sup>
+            <m:e>
+              <m:sSub>
+                <m:sSubPr>
+                  <m:ctrlPr>
+                    <w:rPr>
+                      <w:rFonts w:ascii="Cambria Math" w:eastAsiaTheme="minorEastAsia" w:hAnsi="Cambria Math"/>
+                      <w:i/>
+                      <w:lang w:val="en-US"/>
+                    </w:rPr>
+                  </m:ctrlPr>
+                </m:sSubPr>
+                <m:e>
+                  <m:r>
+                    <w:rPr>
+                      <w:rFonts w:ascii="Cambria Math" w:eastAsiaTheme="minorEastAsia" w:hAnsi="Cambria Math"/>
+                      <w:lang w:val="en-US"/>
+                    </w:rPr>
+                    <m:t>q</m:t>
+                  </m:r>
+                </m:e>
+                <m:sub>
+                  <m:r>
+                    <w:rPr>
+                      <w:rFonts w:ascii="Cambria Math" w:eastAsiaTheme="minorEastAsia" w:hAnsi="Cambria Math"/>
+                      <w:lang w:val="en-US"/>
+                    </w:rPr>
+                    <m:t>j</m:t>
+                  </m:r>
+                </m:sub>
+              </m:sSub>
+            </m:e>
+          </m:nary>
+          <m:r>
+            <w:rPr>
+              <w:rFonts w:ascii="Cambria Math" w:eastAsiaTheme="minorEastAsia" w:hAnsi="Cambria Math"/>
+              <w:lang w:val="en-US"/>
+            </w:rPr>
+            <m:t>+</m:t>
+          </m:r>
+          <m:nary>
+            <m:naryPr>
+              <m:chr m:val="∑"/>
+              <m:limLoc m:val="undOvr"/>
+              <m:ctrlPr>
+                <w:rPr>
+                  <w:rFonts w:ascii="Cambria Math" w:eastAsiaTheme="minorEastAsia" w:hAnsi="Cambria Math"/>
+                  <w:i/>
+                  <w:lang w:val="en-US"/>
+                </w:rPr>
+              </m:ctrlPr>
+            </m:naryPr>
+            <m:sub>
+              <m:r>
+                <w:rPr>
+                  <w:rFonts w:ascii="Cambria Math" w:eastAsiaTheme="minorEastAsia" w:hAnsi="Cambria Math"/>
+                  <w:lang w:val="en-US"/>
+                </w:rPr>
+                <m:t>i=k-1</m:t>
+              </m:r>
+            </m:sub>
+            <m:sup>
+              <m:r>
+                <w:rPr>
+                  <w:rFonts w:ascii="Cambria Math" w:eastAsiaTheme="minorEastAsia" w:hAnsi="Cambria Math"/>
+                  <w:lang w:val="en-US"/>
+                </w:rPr>
+                <m:t>k-1</m:t>
+              </m:r>
+            </m:sup>
+            <m:e>
+              <m:sSub>
+                <m:sSubPr>
+                  <m:ctrlPr>
+                    <w:rPr>
+                      <w:rFonts w:ascii="Cambria Math" w:eastAsiaTheme="minorEastAsia" w:hAnsi="Cambria Math"/>
+                      <w:i/>
+                      <w:lang w:val="en-US"/>
+                    </w:rPr>
+                  </m:ctrlPr>
+                </m:sSubPr>
+                <m:e>
+                  <m:r>
+                    <w:rPr>
+                      <w:rFonts w:ascii="Cambria Math" w:hAnsi="Cambria Math"/>
+                      <w:lang w:val="en-US"/>
+                    </w:rPr>
+                    <m:t>ζ</m:t>
+                  </m:r>
+                </m:e>
+                <m:sub>
+                  <m:r>
+                    <w:rPr>
+                      <w:rFonts w:ascii="Cambria Math" w:eastAsiaTheme="minorEastAsia" w:hAnsi="Cambria Math"/>
+                      <w:lang w:val="en-US"/>
+                    </w:rPr>
+                    <m:t>i</m:t>
+                  </m:r>
+                </m:sub>
+              </m:sSub>
+            </m:e>
+          </m:nary>
+          <m:nary>
+            <m:naryPr>
+              <m:chr m:val="∏"/>
+              <m:limLoc m:val="undOvr"/>
+              <m:ctrlPr>
+                <w:rPr>
+                  <w:rFonts w:ascii="Cambria Math" w:eastAsiaTheme="minorEastAsia" w:hAnsi="Cambria Math"/>
+                  <w:i/>
+                  <w:lang w:val="en-US"/>
+                </w:rPr>
+              </m:ctrlPr>
+            </m:naryPr>
+            <m:sub>
+              <m:r>
+                <w:rPr>
+                  <w:rFonts w:ascii="Cambria Math" w:eastAsiaTheme="minorEastAsia" w:hAnsi="Cambria Math"/>
+                  <w:lang w:val="en-US"/>
+                </w:rPr>
+                <m:t>j=k</m:t>
+              </m:r>
+            </m:sub>
+            <m:sup>
+              <m:r>
+                <w:rPr>
+                  <w:rFonts w:ascii="Cambria Math" w:eastAsiaTheme="minorEastAsia" w:hAnsi="Cambria Math"/>
+                  <w:lang w:val="en-US"/>
+                </w:rPr>
+                <m:t>k-1</m:t>
+              </m:r>
+            </m:sup>
+            <m:e>
+              <m:sSub>
+                <m:sSubPr>
+                  <m:ctrlPr>
+                    <w:rPr>
+                      <w:rFonts w:ascii="Cambria Math" w:eastAsiaTheme="minorEastAsia" w:hAnsi="Cambria Math"/>
+                      <w:i/>
+                      <w:lang w:val="en-US"/>
+                    </w:rPr>
+                  </m:ctrlPr>
+                </m:sSubPr>
+                <m:e>
+                  <m:r>
+                    <w:rPr>
+                      <w:rFonts w:ascii="Cambria Math" w:eastAsiaTheme="minorEastAsia" w:hAnsi="Cambria Math"/>
+                      <w:lang w:val="en-US"/>
+                    </w:rPr>
+                    <m:t>q</m:t>
+                  </m:r>
+                </m:e>
+                <m:sub>
+                  <m:r>
+                    <w:rPr>
+                      <w:rFonts w:ascii="Cambria Math" w:eastAsiaTheme="minorEastAsia" w:hAnsi="Cambria Math"/>
+                      <w:lang w:val="en-US"/>
+                    </w:rPr>
+                    <m:t>j</m:t>
+                  </m:r>
+                </m:sub>
+              </m:sSub>
+            </m:e>
+          </m:nary>
+          <m:r>
+            <w:rPr>
+              <w:rFonts w:ascii="Cambria Math" w:eastAsiaTheme="minorEastAsia" w:hAnsi="Cambria Math"/>
+              <w:lang w:val="en-US"/>
+            </w:rPr>
+            <m:t>=</m:t>
+          </m:r>
+          <m:nary>
+            <m:naryPr>
+              <m:chr m:val="∑"/>
+              <m:limLoc m:val="undOvr"/>
+              <m:ctrlPr>
+                <w:rPr>
+                  <w:rFonts w:ascii="Cambria Math" w:eastAsiaTheme="minorEastAsia" w:hAnsi="Cambria Math"/>
+                  <w:i/>
+                  <w:lang w:val="en-US"/>
+                </w:rPr>
+              </m:ctrlPr>
+            </m:naryPr>
+            <m:sub>
+              <m:r>
+                <w:rPr>
+                  <w:rFonts w:ascii="Cambria Math" w:eastAsiaTheme="minorEastAsia" w:hAnsi="Cambria Math"/>
+                  <w:lang w:val="en-US"/>
+                </w:rPr>
+                <m:t>i=0</m:t>
+              </m:r>
+            </m:sub>
+            <m:sup>
+              <m:r>
+                <w:rPr>
+                  <w:rFonts w:ascii="Cambria Math" w:eastAsiaTheme="minorEastAsia" w:hAnsi="Cambria Math"/>
+                  <w:lang w:val="en-US"/>
+                </w:rPr>
+                <m:t>k-2</m:t>
+              </m:r>
+            </m:sup>
+            <m:e>
+              <m:sSub>
+                <m:sSubPr>
+                  <m:ctrlPr>
+                    <w:rPr>
+                      <w:rFonts w:ascii="Cambria Math" w:eastAsiaTheme="minorEastAsia" w:hAnsi="Cambria Math"/>
+                      <w:i/>
+                      <w:lang w:val="en-US"/>
+                    </w:rPr>
+                  </m:ctrlPr>
+                </m:sSubPr>
+                <m:e>
+                  <m:r>
+                    <w:rPr>
+                      <w:rFonts w:ascii="Cambria Math" w:hAnsi="Cambria Math"/>
+                      <w:lang w:val="en-US"/>
+                    </w:rPr>
+                    <m:t>ζ</m:t>
+                  </m:r>
+                </m:e>
+                <m:sub>
+                  <m:r>
+                    <w:rPr>
+                      <w:rFonts w:ascii="Cambria Math" w:eastAsiaTheme="minorEastAsia" w:hAnsi="Cambria Math"/>
+                      <w:lang w:val="en-US"/>
+                    </w:rPr>
+                    <m:t>i</m:t>
+                  </m:r>
+                </m:sub>
+              </m:sSub>
+            </m:e>
+          </m:nary>
+          <m:nary>
+            <m:naryPr>
+              <m:chr m:val="∏"/>
+              <m:limLoc m:val="undOvr"/>
+              <m:ctrlPr>
+                <w:rPr>
+                  <w:rFonts w:ascii="Cambria Math" w:eastAsiaTheme="minorEastAsia" w:hAnsi="Cambria Math"/>
+                  <w:i/>
+                  <w:lang w:val="en-US"/>
+                </w:rPr>
+              </m:ctrlPr>
+            </m:naryPr>
+            <m:sub>
+              <m:r>
+                <w:rPr>
+                  <w:rFonts w:ascii="Cambria Math" w:eastAsiaTheme="minorEastAsia" w:hAnsi="Cambria Math"/>
+                  <w:lang w:val="en-US"/>
+                </w:rPr>
+                <m:t>j=i+1</m:t>
+              </m:r>
+            </m:sub>
+            <m:sup>
+              <m:r>
+                <w:rPr>
+                  <w:rFonts w:ascii="Cambria Math" w:eastAsiaTheme="minorEastAsia" w:hAnsi="Cambria Math"/>
+                  <w:lang w:val="en-US"/>
+                </w:rPr>
+                <m:t>k-1</m:t>
+              </m:r>
+            </m:sup>
+            <m:e>
+              <m:sSub>
+                <m:sSubPr>
+                  <m:ctrlPr>
+                    <w:rPr>
+                      <w:rFonts w:ascii="Cambria Math" w:eastAsiaTheme="minorEastAsia" w:hAnsi="Cambria Math"/>
+                      <w:i/>
+                      <w:lang w:val="en-US"/>
+                    </w:rPr>
+                  </m:ctrlPr>
+                </m:sSubPr>
+                <m:e>
+                  <m:r>
+                    <w:rPr>
+                      <w:rFonts w:ascii="Cambria Math" w:eastAsiaTheme="minorEastAsia" w:hAnsi="Cambria Math"/>
+                      <w:lang w:val="en-US"/>
+                    </w:rPr>
+                    <m:t>q</m:t>
+                  </m:r>
+                </m:e>
+                <m:sub>
+                  <m:r>
+                    <w:rPr>
+                      <w:rFonts w:ascii="Cambria Math" w:eastAsiaTheme="minorEastAsia" w:hAnsi="Cambria Math"/>
+                      <w:lang w:val="en-US"/>
+                    </w:rPr>
+                    <m:t>j</m:t>
+                  </m:r>
+                </m:sub>
+              </m:sSub>
+            </m:e>
+          </m:nary>
+          <m:r>
+            <w:rPr>
+              <w:rFonts w:ascii="Cambria Math" w:eastAsiaTheme="minorEastAsia" w:hAnsi="Cambria Math"/>
+              <w:lang w:val="en-US"/>
+            </w:rPr>
+            <m:t>+</m:t>
+          </m:r>
+          <m:sSub>
+            <m:sSubPr>
+              <m:ctrlPr>
+                <w:rPr>
+                  <w:rFonts w:ascii="Cambria Math" w:eastAsiaTheme="minorEastAsia" w:hAnsi="Cambria Math"/>
+                  <w:i/>
+                  <w:lang w:val="en-US"/>
+                </w:rPr>
+              </m:ctrlPr>
+            </m:sSubPr>
+            <m:e>
+              <m:r>
+                <w:rPr>
+                  <w:rFonts w:ascii="Cambria Math" w:hAnsi="Cambria Math"/>
+                  <w:lang w:val="en-US"/>
+                </w:rPr>
+                <m:t>ζ</m:t>
+              </m:r>
+            </m:e>
+            <m:sub>
+              <m:r>
+                <w:rPr>
+                  <w:rFonts w:ascii="Cambria Math" w:eastAsiaTheme="minorEastAsia" w:hAnsi="Cambria Math"/>
+                  <w:lang w:val="en-US"/>
+                </w:rPr>
+                <m:t>k-1</m:t>
+              </m:r>
+            </m:sub>
+          </m:sSub>
+          <m:nary>
+            <m:naryPr>
+              <m:chr m:val="∏"/>
+              <m:limLoc m:val="undOvr"/>
+              <m:ctrlPr>
+                <w:rPr>
+                  <w:rFonts w:ascii="Cambria Math" w:eastAsiaTheme="minorEastAsia" w:hAnsi="Cambria Math"/>
+                  <w:i/>
+                  <w:lang w:val="en-US"/>
+                </w:rPr>
+              </m:ctrlPr>
+            </m:naryPr>
+            <m:sub>
+              <m:r>
+                <w:rPr>
+                  <w:rFonts w:ascii="Cambria Math" w:eastAsiaTheme="minorEastAsia" w:hAnsi="Cambria Math"/>
+                  <w:lang w:val="en-US"/>
+                </w:rPr>
+                <m:t>j=k</m:t>
+              </m:r>
+            </m:sub>
+            <m:sup>
+              <m:r>
+                <w:rPr>
+                  <w:rFonts w:ascii="Cambria Math" w:eastAsiaTheme="minorEastAsia" w:hAnsi="Cambria Math"/>
+                  <w:lang w:val="en-US"/>
+                </w:rPr>
+                <m:t>k-1</m:t>
+              </m:r>
+            </m:sup>
+            <m:e>
+              <m:sSub>
+                <m:sSubPr>
+                  <m:ctrlPr>
+                    <w:rPr>
+                      <w:rFonts w:ascii="Cambria Math" w:eastAsiaTheme="minorEastAsia" w:hAnsi="Cambria Math"/>
+                      <w:i/>
+                      <w:lang w:val="en-US"/>
+                    </w:rPr>
+                  </m:ctrlPr>
+                </m:sSubPr>
+                <m:e>
+                  <m:r>
+                    <w:rPr>
+                      <w:rFonts w:ascii="Cambria Math" w:eastAsiaTheme="minorEastAsia" w:hAnsi="Cambria Math"/>
+                      <w:lang w:val="en-US"/>
+                    </w:rPr>
+                    <m:t>q</m:t>
+                  </m:r>
+                </m:e>
+                <m:sub>
+                  <m:r>
+                    <w:rPr>
+                      <w:rFonts w:ascii="Cambria Math" w:eastAsiaTheme="minorEastAsia" w:hAnsi="Cambria Math"/>
+                      <w:lang w:val="en-US"/>
+                    </w:rPr>
+                    <m:t>j</m:t>
+                  </m:r>
+                </m:sub>
+              </m:sSub>
+            </m:e>
+          </m:nary>
+        </m:oMath>
+      </m:oMathPara>
+    </w:p>
+    <w:p>
+      <w:pPr>
+        <w:rPr>
+          <w:rFonts w:eastAsiaTheme="minorEastAsia"/>
+          <w:lang w:val="en-US"/>
+        </w:rPr>
+      </w:pPr>
+      <w:r>
+        <w:rPr>
+          <w:rFonts w:eastAsiaTheme="minorEastAsia"/>
+          <w:lang w:val="en-US"/>
+        </w:rPr>
+        <w:t xml:space="preserve">For every </w:t>
+      </w:r>
+      <m:oMath>
+        <m:r>
+          <w:rPr>
+            <w:rFonts w:ascii="Cambria Math" w:eastAsiaTheme="minorEastAsia" w:hAnsi="Cambria Math"/>
+            <w:lang w:val="en-US"/>
+          </w:rPr>
+          <m:t>i=0,1,2,…,k-2</m:t>
+        </m:r>
+      </m:oMath>
+      <w:r>
+        <w:rPr>
+          <w:rFonts w:eastAsiaTheme="minorEastAsia"/>
+          <w:lang w:val="en-US"/>
+        </w:rPr>
+        <w:t>, it should follow that:</w:t>
+      </w:r>
+    </w:p>
+    <w:p>
+      <w:pPr>
+        <w:rPr>
+          <w:rFonts w:eastAsiaTheme="minorEastAsia"/>
+          <w:lang w:val="en-US"/>
+        </w:rPr>
+      </w:pPr>
+      <m:oMathPara>
+        <m:oMath>
+          <m:nary>
+            <m:naryPr>
+              <m:chr m:val="∑"/>
+              <m:limLoc m:val="undOvr"/>
+              <m:ctrlPr>
+                <w:rPr>
+                  <w:rFonts w:ascii="Cambria Math" w:eastAsiaTheme="minorEastAsia" w:hAnsi="Cambria Math"/>
+                  <w:i/>
+                  <w:lang w:val="en-US"/>
+                </w:rPr>
+              </m:ctrlPr>
+            </m:naryPr>
+            <m:sub>
+              <m:r>
+                <w:rPr>
+                  <w:rFonts w:ascii="Cambria Math" w:eastAsiaTheme="minorEastAsia" w:hAnsi="Cambria Math"/>
+                  <w:lang w:val="en-US"/>
+                </w:rPr>
+                <m:t>i=0</m:t>
+              </m:r>
+            </m:sub>
+            <m:sup>
+              <m:r>
+                <w:rPr>
+                  <w:rFonts w:ascii="Cambria Math" w:eastAsiaTheme="minorEastAsia" w:hAnsi="Cambria Math"/>
+                  <w:lang w:val="en-US"/>
+                </w:rPr>
+                <m:t>k-2</m:t>
+              </m:r>
+            </m:sup>
+            <m:e>
+              <m:sSub>
+                <m:sSubPr>
+                  <m:ctrlPr>
+                    <w:rPr>
+                      <w:rFonts w:ascii="Cambria Math" w:eastAsiaTheme="minorEastAsia" w:hAnsi="Cambria Math"/>
+                      <w:i/>
+                      <w:lang w:val="en-US"/>
+                    </w:rPr>
+                  </m:ctrlPr>
+                </m:sSubPr>
+                <m:e>
+                  <m:r>
+                    <w:rPr>
+                      <w:rFonts w:ascii="Cambria Math" w:hAnsi="Cambria Math"/>
+                      <w:lang w:val="en-US"/>
+                    </w:rPr>
+                    <m:t>ζ</m:t>
+                  </m:r>
+                </m:e>
+                <m:sub>
+                  <m:r>
+                    <w:rPr>
+                      <w:rFonts w:ascii="Cambria Math" w:eastAsiaTheme="minorEastAsia" w:hAnsi="Cambria Math"/>
+                      <w:lang w:val="en-US"/>
+                    </w:rPr>
+                    <m:t>i</m:t>
+                  </m:r>
+                </m:sub>
+              </m:sSub>
+            </m:e>
+          </m:nary>
+          <m:nary>
+            <m:naryPr>
+              <m:chr m:val="∏"/>
+              <m:limLoc m:val="undOvr"/>
+              <m:ctrlPr>
+                <w:rPr>
+                  <w:rFonts w:ascii="Cambria Math" w:eastAsiaTheme="minorEastAsia" w:hAnsi="Cambria Math"/>
+                  <w:i/>
+                  <w:lang w:val="en-US"/>
+                </w:rPr>
+              </m:ctrlPr>
+            </m:naryPr>
+            <m:sub>
+              <m:r>
+                <w:rPr>
+                  <w:rFonts w:ascii="Cambria Math" w:eastAsiaTheme="minorEastAsia" w:hAnsi="Cambria Math"/>
+                  <w:lang w:val="en-US"/>
+                </w:rPr>
+                <m:t>j=i+1</m:t>
+              </m:r>
+            </m:sub>
+            <m:sup>
+              <m:r>
+                <w:rPr>
+                  <w:rFonts w:ascii="Cambria Math" w:eastAsiaTheme="minorEastAsia" w:hAnsi="Cambria Math"/>
+                  <w:lang w:val="en-US"/>
+                </w:rPr>
+                <m:t>k-1</m:t>
+              </m:r>
+            </m:sup>
+            <m:e>
+              <m:sSub>
+                <m:sSubPr>
+                  <m:ctrlPr>
+                    <w:rPr>
+                      <w:rFonts w:ascii="Cambria Math" w:eastAsiaTheme="minorEastAsia" w:hAnsi="Cambria Math"/>
+                      <w:i/>
+                      <w:lang w:val="en-US"/>
+                    </w:rPr>
+                  </m:ctrlPr>
+                </m:sSubPr>
+                <m:e>
+                  <m:r>
+                    <w:rPr>
+                      <w:rFonts w:ascii="Cambria Math" w:eastAsiaTheme="minorEastAsia" w:hAnsi="Cambria Math"/>
+                      <w:lang w:val="en-US"/>
+                    </w:rPr>
+                    <m:t>q</m:t>
+                  </m:r>
+                </m:e>
+                <m:sub>
+                  <m:r>
+                    <w:rPr>
+                      <w:rFonts w:ascii="Cambria Math" w:eastAsiaTheme="minorEastAsia" w:hAnsi="Cambria Math"/>
+                      <w:lang w:val="en-US"/>
+                    </w:rPr>
+                    <m:t>j</m:t>
+                  </m:r>
+                </m:sub>
+              </m:sSub>
+            </m:e>
+          </m:nary>
+          <m:r>
+            <w:rPr>
+              <w:rFonts w:ascii="Cambria Math" w:eastAsiaTheme="minorEastAsia" w:hAnsi="Cambria Math"/>
+              <w:lang w:val="en-US"/>
+            </w:rPr>
+            <m:t>=</m:t>
+          </m:r>
+          <m:nary>
+            <m:naryPr>
+              <m:chr m:val="∑"/>
+              <m:limLoc m:val="undOvr"/>
+              <m:ctrlPr>
+                <w:rPr>
+                  <w:rFonts w:ascii="Cambria Math" w:eastAsiaTheme="minorEastAsia" w:hAnsi="Cambria Math"/>
+                  <w:i/>
+                  <w:lang w:val="en-US"/>
+                </w:rPr>
+              </m:ctrlPr>
+            </m:naryPr>
+            <m:sub>
+              <m:r>
+                <w:rPr>
+                  <w:rFonts w:ascii="Cambria Math" w:eastAsiaTheme="minorEastAsia" w:hAnsi="Cambria Math"/>
+                  <w:lang w:val="en-US"/>
+                </w:rPr>
+                <m:t>i=0</m:t>
+              </m:r>
+            </m:sub>
+            <m:sup>
+              <m:r>
+                <w:rPr>
+                  <w:rFonts w:ascii="Cambria Math" w:eastAsiaTheme="minorEastAsia" w:hAnsi="Cambria Math"/>
+                  <w:lang w:val="en-US"/>
+                </w:rPr>
+                <m:t>k-2</m:t>
+              </m:r>
+            </m:sup>
+            <m:e>
+              <m:sSub>
+                <m:sSubPr>
+                  <m:ctrlPr>
+                    <w:rPr>
+                      <w:rFonts w:ascii="Cambria Math" w:eastAsiaTheme="minorEastAsia" w:hAnsi="Cambria Math"/>
+                      <w:i/>
+                      <w:lang w:val="en-US"/>
+                    </w:rPr>
+                  </m:ctrlPr>
+                </m:sSubPr>
+                <m:e>
+                  <m:r>
+                    <w:rPr>
+                      <w:rFonts w:ascii="Cambria Math" w:hAnsi="Cambria Math"/>
+                      <w:lang w:val="en-US"/>
+                    </w:rPr>
+                    <m:t>ζ</m:t>
+                  </m:r>
+                </m:e>
+                <m:sub>
+                  <m:r>
+                    <w:rPr>
+                      <w:rFonts w:ascii="Cambria Math" w:eastAsiaTheme="minorEastAsia" w:hAnsi="Cambria Math"/>
+                      <w:lang w:val="en-US"/>
+                    </w:rPr>
+                    <m:t>i</m:t>
+                  </m:r>
+                </m:sub>
+              </m:sSub>
+            </m:e>
+          </m:nary>
+          <m:nary>
+            <m:naryPr>
+              <m:chr m:val="∏"/>
+              <m:limLoc m:val="undOvr"/>
+              <m:ctrlPr>
+                <w:rPr>
+                  <w:rFonts w:ascii="Cambria Math" w:eastAsiaTheme="minorEastAsia" w:hAnsi="Cambria Math"/>
+                  <w:i/>
+                  <w:lang w:val="en-US"/>
+                </w:rPr>
+              </m:ctrlPr>
+            </m:naryPr>
+            <m:sub>
+              <m:r>
+                <w:rPr>
+                  <w:rFonts w:ascii="Cambria Math" w:eastAsiaTheme="minorEastAsia" w:hAnsi="Cambria Math"/>
+                  <w:lang w:val="en-US"/>
+                </w:rPr>
+                <m:t>j=i+1</m:t>
+              </m:r>
+            </m:sub>
+            <m:sup>
+              <m:r>
+                <w:rPr>
+                  <w:rFonts w:ascii="Cambria Math" w:eastAsiaTheme="minorEastAsia" w:hAnsi="Cambria Math"/>
+                  <w:lang w:val="en-US"/>
+                </w:rPr>
+                <m:t>k-1</m:t>
+              </m:r>
+            </m:sup>
+            <m:e>
+              <m:d>
+                <m:dPr>
+                  <m:begChr m:val="["/>
+                  <m:endChr m:val="]"/>
+                  <m:ctrlPr>
+                    <w:rPr>
+                      <w:rFonts w:ascii="Cambria Math" w:eastAsiaTheme="minorEastAsia" w:hAnsi="Cambria Math"/>
+                      <w:i/>
+                      <w:lang w:val="en-US"/>
+                    </w:rPr>
+                  </m:ctrlPr>
+                </m:dPr>
+                <m:e>
+                  <m:r>
+                    <w:rPr>
+                      <w:rFonts w:ascii="Cambria Math" w:eastAsiaTheme="minorEastAsia" w:hAnsi="Cambria Math"/>
+                      <w:lang w:val="en-US"/>
+                    </w:rPr>
+                    <m:t>0</m:t>
+                  </m:r>
+                </m:e>
+              </m:d>
+            </m:e>
+          </m:nary>
+          <m:r>
+            <w:rPr>
+              <w:rFonts w:ascii="Cambria Math" w:eastAsiaTheme="minorEastAsia" w:hAnsi="Cambria Math"/>
+              <w:lang w:val="en-US"/>
+            </w:rPr>
+            <m:t>=0</m:t>
+          </m:r>
+        </m:oMath>
+      </m:oMathPara>
+    </w:p>
+    <w:p>
+      <w:pPr>
+        <w:rPr>
+          <w:rFonts w:eastAsiaTheme="minorEastAsia"/>
+          <w:lang w:val="en-US"/>
+        </w:rPr>
+      </w:pPr>
+      <w:r>
+        <w:rPr>
+          <w:rFonts w:eastAsiaTheme="minorEastAsia"/>
+          <w:lang w:val="en-US"/>
+        </w:rPr>
+        <w:br w:type="page"/>
+      </w:r>
+    </w:p>
+    <w:p>
+      <w:pPr>
+        <w:rPr>
+          <w:rFonts w:eastAsiaTheme="minorEastAsia"/>
+          <w:lang w:val="en-US"/>
+        </w:rPr>
+      </w:pPr>
+      <w:r>
+        <w:rPr>
+          <w:rFonts w:eastAsiaTheme="minorEastAsia"/>
+          <w:lang w:val="en-US"/>
+        </w:rPr>
+        <w:lastRenderedPageBreak/>
+        <w:t xml:space="preserve">The remaining term has a lower limit </w:t>
+      </w:r>
+      <m:oMath>
+        <m:r>
+          <w:rPr>
+            <w:rFonts w:ascii="Cambria Math" w:eastAsiaTheme="minorEastAsia" w:hAnsi="Cambria Math"/>
+            <w:lang w:val="en-US"/>
+          </w:rPr>
+          <m:t>k&gt;k+1</m:t>
+        </m:r>
+      </m:oMath>
+      <w:r>
+        <w:rPr>
+          <w:rFonts w:eastAsiaTheme="minorEastAsia"/>
+          <w:lang w:val="en-US"/>
+        </w:rPr>
+        <w:t xml:space="preserve">, and since there is no integer </w:t>
+      </w:r>
+      <m:oMath>
+        <m:r>
+          <w:rPr>
+            <w:rFonts w:ascii="Cambria Math" w:eastAsiaTheme="minorEastAsia" w:hAnsi="Cambria Math"/>
+            <w:lang w:val="en-US"/>
+          </w:rPr>
+          <m:t>j</m:t>
+        </m:r>
+      </m:oMath>
+      <w:r>
+        <w:rPr>
+          <w:rFonts w:eastAsiaTheme="minorEastAsia"/>
+          <w:lang w:val="en-US"/>
+        </w:rPr>
+        <w:t xml:space="preserve"> that satisfies </w:t>
+      </w:r>
+      <m:oMath>
+        <m:r>
+          <w:rPr>
+            <w:rFonts w:ascii="Cambria Math" w:eastAsiaTheme="minorEastAsia" w:hAnsi="Cambria Math"/>
+            <w:lang w:val="en-US"/>
+          </w:rPr>
+          <m:t>k≤j≤k-1</m:t>
+        </m:r>
+      </m:oMath>
+      <w:r>
+        <w:rPr>
+          <w:rFonts w:eastAsiaTheme="minorEastAsia"/>
+          <w:lang w:val="en-US"/>
+        </w:rPr>
+        <w:t xml:space="preserve">, the product contains no factors and is an empty product </w:t>
+      </w:r>
+      <w:sdt>
+        <w:sdtPr>
+          <w:rPr>
+            <w:rFonts w:eastAsiaTheme="minorEastAsia"/>
+            <w:lang w:val="en-US"/>
+          </w:rPr>
+          <w:id w:val="679703498"/>
+          <w:citation/>
+        </w:sdtPr>
+        <w:sdtContent>
+          <w:r>
+            <w:rPr>
+              <w:rFonts w:eastAsiaTheme="minorEastAsia"/>
+              <w:lang w:val="en-US"/>
+            </w:rPr>
+            <w:fldChar w:fldCharType="begin"/>
+          </w:r>
+          <w:r>
+            <w:rPr>
+              <w:rFonts w:eastAsiaTheme="minorEastAsia"/>
+              <w:lang w:val="en-US"/>
+            </w:rPr>
+            <w:instrText xml:space="preserve"> CITATION Gra94 \l 1033 </w:instrText>
+          </w:r>
+          <w:r>
+            <w:rPr>
+              <w:rFonts w:eastAsiaTheme="minorEastAsia"/>
+              <w:lang w:val="en-US"/>
+            </w:rPr>
+            <w:fldChar w:fldCharType="separate"/>
+          </w:r>
+          <w:r>
+            <w:rPr>
+              <w:rFonts w:eastAsiaTheme="minorEastAsia"/>
+              <w:noProof/>
+              <w:lang w:val="en-US"/>
+            </w:rPr>
+            <w:t>[2]</w:t>
+          </w:r>
+          <w:r>
+            <w:rPr>
+              <w:rFonts w:eastAsiaTheme="minorEastAsia"/>
+              <w:lang w:val="en-US"/>
+            </w:rPr>
+            <w:fldChar w:fldCharType="end"/>
+          </w:r>
+        </w:sdtContent>
+      </w:sdt>
+      <w:r>
+        <w:rPr>
+          <w:rFonts w:eastAsiaTheme="minorEastAsia"/>
+          <w:lang w:val="en-US"/>
+        </w:rPr>
+        <w:t>:</w:t>
+      </w:r>
+    </w:p>
+    <w:p>
+      <w:pPr>
+        <w:rPr>
+          <w:rFonts w:eastAsiaTheme="minorEastAsia"/>
+          <w:lang w:val="en-US"/>
+        </w:rPr>
+      </w:pPr>
+      <m:oMathPara>
+        <m:oMath>
+          <m:nary>
+            <m:naryPr>
+              <m:chr m:val="∏"/>
+              <m:limLoc m:val="undOvr"/>
+              <m:supHide m:val="1"/>
+              <m:ctrlPr>
+                <w:rPr>
+                  <w:rFonts w:ascii="Cambria Math" w:eastAsiaTheme="minorEastAsia" w:hAnsi="Cambria Math"/>
+                  <w:i/>
+                  <w:lang w:val="en-US"/>
+                </w:rPr>
+              </m:ctrlPr>
+            </m:naryPr>
+            <m:sub>
+              <m:r>
+                <w:rPr>
+                  <w:rFonts w:ascii="Cambria Math" w:eastAsiaTheme="minorEastAsia" w:hAnsi="Cambria Math"/>
+                  <w:lang w:val="en-US"/>
+                </w:rPr>
+                <m:t>j=</m:t>
+              </m:r>
+              <m:r>
+                <w:rPr>
+                  <w:rFonts w:ascii="Cambria Math" w:eastAsiaTheme="minorEastAsia" w:hAnsi="Cambria Math"/>
+                </w:rPr>
+                <m:t>∅</m:t>
+              </m:r>
+            </m:sub>
+            <m:sup/>
+            <m:e>
+              <m:sSub>
+                <m:sSubPr>
+                  <m:ctrlPr>
+                    <w:rPr>
+                      <w:rFonts w:ascii="Cambria Math" w:eastAsiaTheme="minorEastAsia" w:hAnsi="Cambria Math"/>
+                      <w:i/>
+                      <w:lang w:val="en-US"/>
+                    </w:rPr>
+                  </m:ctrlPr>
+                </m:sSubPr>
+                <m:e>
+                  <m:r>
+                    <w:rPr>
+                      <w:rFonts w:ascii="Cambria Math" w:eastAsiaTheme="minorEastAsia" w:hAnsi="Cambria Math"/>
+                      <w:lang w:val="en-US"/>
+                    </w:rPr>
+                    <m:t>q</m:t>
+                  </m:r>
+                </m:e>
+                <m:sub>
+                  <m:r>
+                    <w:rPr>
+                      <w:rFonts w:ascii="Cambria Math" w:eastAsiaTheme="minorEastAsia" w:hAnsi="Cambria Math"/>
+                      <w:lang w:val="en-US"/>
+                    </w:rPr>
+                    <m:t>j</m:t>
+                  </m:r>
+                </m:sub>
+              </m:sSub>
+            </m:e>
+          </m:nary>
+          <m:r>
+            <w:rPr>
+              <w:rFonts w:ascii="Cambria Math" w:eastAsiaTheme="minorEastAsia" w:hAnsi="Cambria Math"/>
+              <w:lang w:val="en-US"/>
+            </w:rPr>
+            <m:t>=1</m:t>
+          </m:r>
+        </m:oMath>
+      </m:oMathPara>
+    </w:p>
+    <w:p>
+      <w:pPr>
+        <w:rPr>
+          <w:rFonts w:eastAsiaTheme="minorEastAsia"/>
+          <w:lang w:val="en-US"/>
+        </w:rPr>
+      </w:pPr>
+      <w:r>
+        <w:rPr>
+          <w:rFonts w:eastAsiaTheme="minorEastAsia"/>
+          <w:lang w:val="en-US"/>
+        </w:rPr>
+        <w:t xml:space="preserve">Under the proposed learning rate value, the general solution for the recursive equation after the secant slope has been stabilized, and </w:t>
+      </w:r>
+      <w:r>
+        <w:rPr>
+          <w:rFonts w:eastAsiaTheme="minorEastAsia"/>
+          <w:lang w:val="en-US"/>
+        </w:rPr>
+        <w:t xml:space="preserve">after </w:t>
+      </w:r>
+      <m:oMath>
+        <m:r>
+          <w:rPr>
+            <w:rFonts w:ascii="Cambria Math" w:eastAsiaTheme="minorEastAsia" w:hAnsi="Cambria Math"/>
+            <w:lang w:val="en-US"/>
+          </w:rPr>
+          <m:t>k</m:t>
+        </m:r>
+      </m:oMath>
+      <w:r>
+        <w:rPr>
+          <w:rFonts w:eastAsiaTheme="minorEastAsia"/>
+          <w:lang w:val="en-US"/>
+        </w:rPr>
+        <w:t xml:space="preserve"> </w:t>
+      </w:r>
+      <w:r>
+        <w:rPr>
+          <w:rFonts w:eastAsiaTheme="minorEastAsia"/>
+          <w:lang w:val="en-US"/>
+        </w:rPr>
+        <w:t>iterations</w:t>
+      </w:r>
+      <w:r>
+        <w:rPr>
+          <w:rFonts w:eastAsiaTheme="minorEastAsia"/>
+          <w:lang w:val="en-US"/>
+        </w:rPr>
+        <w:t xml:space="preserve"> then give:</w:t>
+      </w:r>
+      <w:r>
+        <w:rPr>
+          <w:rFonts w:eastAsiaTheme="minorEastAsia"/>
+          <w:lang w:val="en-US"/>
+        </w:rPr>
+        <w:br/>
+      </w:r>
+      <m:oMathPara>
+        <m:oMath>
+          <m:sSub>
+            <m:sSubPr>
+              <m:ctrlPr>
+                <w:rPr>
+                  <w:rFonts w:ascii="Cambria Math" w:hAnsi="Cambria Math"/>
+                  <w:i/>
+                  <w:lang w:val="en-US"/>
+                </w:rPr>
+              </m:ctrlPr>
+            </m:sSubPr>
+            <m:e>
+              <m:r>
+                <w:rPr>
+                  <w:rFonts w:ascii="Cambria Math" w:hAnsi="Cambria Math"/>
+                  <w:lang w:val="en-US"/>
+                </w:rPr>
+                <m:t>e</m:t>
+              </m:r>
+            </m:e>
+            <m:sub>
+              <m:r>
+                <w:rPr>
+                  <w:rFonts w:ascii="Cambria Math" w:hAnsi="Cambria Math"/>
+                  <w:lang w:val="en-US"/>
+                </w:rPr>
+                <m:t>k</m:t>
+              </m:r>
+            </m:sub>
+          </m:sSub>
+          <m:r>
+            <w:rPr>
+              <w:rFonts w:ascii="Cambria Math" w:hAnsi="Cambria Math"/>
+              <w:lang w:val="en-US"/>
+            </w:rPr>
+            <m:t>=</m:t>
+          </m:r>
+          <m:sSub>
+            <m:sSubPr>
+              <m:ctrlPr>
+                <w:rPr>
+                  <w:rFonts w:ascii="Cambria Math" w:eastAsiaTheme="minorEastAsia" w:hAnsi="Cambria Math"/>
+                  <w:i/>
+                  <w:lang w:val="en-US"/>
+                </w:rPr>
+              </m:ctrlPr>
+            </m:sSubPr>
+            <m:e>
+              <m:r>
+                <w:rPr>
+                  <w:rFonts w:ascii="Cambria Math" w:eastAsiaTheme="minorEastAsia" w:hAnsi="Cambria Math"/>
+                  <w:lang w:val="en-US"/>
+                </w:rPr>
+                <m:t>e</m:t>
+              </m:r>
+            </m:e>
+            <m:sub>
+              <m:r>
+                <w:rPr>
+                  <w:rFonts w:ascii="Cambria Math" w:eastAsiaTheme="minorEastAsia" w:hAnsi="Cambria Math"/>
+                  <w:lang w:val="en-US"/>
+                </w:rPr>
+                <m:t>0</m:t>
+              </m:r>
+            </m:sub>
+          </m:sSub>
+          <m:nary>
+            <m:naryPr>
+              <m:chr m:val="∏"/>
+              <m:limLoc m:val="undOvr"/>
+              <m:ctrlPr>
+                <w:rPr>
+                  <w:rFonts w:ascii="Cambria Math" w:eastAsiaTheme="minorEastAsia" w:hAnsi="Cambria Math"/>
+                  <w:i/>
+                  <w:lang w:val="en-US"/>
+                </w:rPr>
+              </m:ctrlPr>
+            </m:naryPr>
+            <m:sub>
+              <m:r>
+                <w:rPr>
+                  <w:rFonts w:ascii="Cambria Math" w:eastAsiaTheme="minorEastAsia" w:hAnsi="Cambria Math"/>
+                  <w:lang w:val="en-US"/>
+                </w:rPr>
+                <m:t>j=0</m:t>
+              </m:r>
+            </m:sub>
+            <m:sup>
+              <m:r>
+                <w:rPr>
+                  <w:rFonts w:ascii="Cambria Math" w:eastAsiaTheme="minorEastAsia" w:hAnsi="Cambria Math"/>
+                  <w:lang w:val="en-US"/>
+                </w:rPr>
+                <m:t>k-1</m:t>
+              </m:r>
+            </m:sup>
+            <m:e>
+              <m:sSub>
+                <m:sSubPr>
+                  <m:ctrlPr>
+                    <w:rPr>
+                      <w:rFonts w:ascii="Cambria Math" w:eastAsiaTheme="minorEastAsia" w:hAnsi="Cambria Math"/>
+                      <w:i/>
+                      <w:lang w:val="en-US"/>
+                    </w:rPr>
+                  </m:ctrlPr>
+                </m:sSubPr>
+                <m:e>
+                  <m:r>
+                    <w:rPr>
+                      <w:rFonts w:ascii="Cambria Math" w:eastAsiaTheme="minorEastAsia" w:hAnsi="Cambria Math"/>
+                      <w:lang w:val="en-US"/>
+                    </w:rPr>
+                    <m:t>q</m:t>
+                  </m:r>
+                </m:e>
+                <m:sub>
+                  <m:r>
+                    <w:rPr>
+                      <w:rFonts w:ascii="Cambria Math" w:eastAsiaTheme="minorEastAsia" w:hAnsi="Cambria Math"/>
+                      <w:lang w:val="en-US"/>
+                    </w:rPr>
+                    <m:t>j</m:t>
+                  </m:r>
+                </m:sub>
+              </m:sSub>
+            </m:e>
+          </m:nary>
+          <m:r>
+            <w:rPr>
+              <w:rFonts w:ascii="Cambria Math" w:eastAsiaTheme="minorEastAsia" w:hAnsi="Cambria Math"/>
+              <w:lang w:val="en-US"/>
+            </w:rPr>
+            <m:t>+</m:t>
+          </m:r>
+          <m:nary>
+            <m:naryPr>
+              <m:chr m:val="∑"/>
+              <m:limLoc m:val="undOvr"/>
+              <m:ctrlPr>
+                <w:rPr>
+                  <w:rFonts w:ascii="Cambria Math" w:eastAsiaTheme="minorEastAsia" w:hAnsi="Cambria Math"/>
+                  <w:i/>
+                  <w:lang w:val="en-US"/>
+                </w:rPr>
+              </m:ctrlPr>
+            </m:naryPr>
+            <m:sub>
+              <m:r>
+                <w:rPr>
+                  <w:rFonts w:ascii="Cambria Math" w:eastAsiaTheme="minorEastAsia" w:hAnsi="Cambria Math"/>
+                  <w:lang w:val="en-US"/>
+                </w:rPr>
+                <m:t>i=0</m:t>
+              </m:r>
+            </m:sub>
+            <m:sup>
+              <m:r>
+                <w:rPr>
+                  <w:rFonts w:ascii="Cambria Math" w:eastAsiaTheme="minorEastAsia" w:hAnsi="Cambria Math"/>
+                  <w:lang w:val="en-US"/>
+                </w:rPr>
+                <m:t>k-1</m:t>
+              </m:r>
+            </m:sup>
+            <m:e>
+              <m:sSub>
+                <m:sSubPr>
+                  <m:ctrlPr>
+                    <w:rPr>
+                      <w:rFonts w:ascii="Cambria Math" w:eastAsiaTheme="minorEastAsia" w:hAnsi="Cambria Math"/>
+                      <w:i/>
+                      <w:lang w:val="en-US"/>
+                    </w:rPr>
+                  </m:ctrlPr>
+                </m:sSubPr>
+                <m:e>
+                  <m:r>
+                    <w:rPr>
+                      <w:rFonts w:ascii="Cambria Math" w:hAnsi="Cambria Math"/>
+                      <w:lang w:val="en-US"/>
+                    </w:rPr>
+                    <m:t>ζ</m:t>
+                  </m:r>
+                </m:e>
+                <m:sub>
+                  <m:r>
+                    <w:rPr>
+                      <w:rFonts w:ascii="Cambria Math" w:eastAsiaTheme="minorEastAsia" w:hAnsi="Cambria Math"/>
+                      <w:lang w:val="en-US"/>
+                    </w:rPr>
+                    <m:t>i</m:t>
+                  </m:r>
+                </m:sub>
+              </m:sSub>
+            </m:e>
+          </m:nary>
+          <m:nary>
+            <m:naryPr>
+              <m:chr m:val="∏"/>
+              <m:limLoc m:val="undOvr"/>
+              <m:ctrlPr>
+                <w:rPr>
+                  <w:rFonts w:ascii="Cambria Math" w:eastAsiaTheme="minorEastAsia" w:hAnsi="Cambria Math"/>
+                  <w:i/>
+                  <w:lang w:val="en-US"/>
+                </w:rPr>
+              </m:ctrlPr>
+            </m:naryPr>
+            <m:sub>
+              <m:r>
+                <w:rPr>
+                  <w:rFonts w:ascii="Cambria Math" w:eastAsiaTheme="minorEastAsia" w:hAnsi="Cambria Math"/>
+                  <w:lang w:val="en-US"/>
+                </w:rPr>
+                <m:t>j=i+1</m:t>
+              </m:r>
+            </m:sub>
+            <m:sup>
+              <m:r>
+                <w:rPr>
+                  <w:rFonts w:ascii="Cambria Math" w:eastAsiaTheme="minorEastAsia" w:hAnsi="Cambria Math"/>
+                  <w:lang w:val="en-US"/>
+                </w:rPr>
+                <m:t>k-1</m:t>
+              </m:r>
+            </m:sup>
+            <m:e>
+              <m:sSub>
+                <m:sSubPr>
+                  <m:ctrlPr>
+                    <w:rPr>
+                      <w:rFonts w:ascii="Cambria Math" w:eastAsiaTheme="minorEastAsia" w:hAnsi="Cambria Math"/>
+                      <w:i/>
+                      <w:lang w:val="en-US"/>
+                    </w:rPr>
+                  </m:ctrlPr>
+                </m:sSubPr>
+                <m:e>
+                  <m:r>
+                    <w:rPr>
+                      <w:rFonts w:ascii="Cambria Math" w:eastAsiaTheme="minorEastAsia" w:hAnsi="Cambria Math"/>
+                      <w:lang w:val="en-US"/>
+                    </w:rPr>
+                    <m:t>q</m:t>
+                  </m:r>
+                </m:e>
+                <m:sub>
+                  <m:r>
+                    <w:rPr>
+                      <w:rFonts w:ascii="Cambria Math" w:eastAsiaTheme="minorEastAsia" w:hAnsi="Cambria Math"/>
+                      <w:lang w:val="en-US"/>
+                    </w:rPr>
+                    <m:t>j</m:t>
+                  </m:r>
+                </m:sub>
+              </m:sSub>
+            </m:e>
+          </m:nary>
+          <m:r>
+            <w:rPr>
+              <w:rFonts w:ascii="Cambria Math" w:eastAsiaTheme="minorEastAsia" w:hAnsi="Cambria Math"/>
+              <w:lang w:val="en-US"/>
+            </w:rPr>
+            <m:t>=</m:t>
+          </m:r>
+          <m:sSub>
+            <m:sSubPr>
+              <m:ctrlPr>
+                <w:rPr>
+                  <w:rFonts w:ascii="Cambria Math" w:eastAsiaTheme="minorEastAsia" w:hAnsi="Cambria Math"/>
+                  <w:i/>
+                  <w:lang w:val="en-US"/>
+                </w:rPr>
+              </m:ctrlPr>
+            </m:sSubPr>
+            <m:e>
+              <m:r>
+                <w:rPr>
+                  <w:rFonts w:ascii="Cambria Math" w:hAnsi="Cambria Math"/>
+                  <w:lang w:val="en-US"/>
+                </w:rPr>
+                <m:t>ζ</m:t>
+              </m:r>
+            </m:e>
+            <m:sub>
+              <m:r>
+                <w:rPr>
+                  <w:rFonts w:ascii="Cambria Math" w:eastAsiaTheme="minorEastAsia" w:hAnsi="Cambria Math"/>
+                  <w:lang w:val="en-US"/>
+                </w:rPr>
+                <m:t>k-1</m:t>
+              </m:r>
+            </m:sub>
+          </m:sSub>
+        </m:oMath>
+      </m:oMathPara>
+    </w:p>
+    <w:p>
+      <w:pPr>
+        <w:rPr>
+          <w:rFonts w:eastAsiaTheme="minorEastAsia"/>
+          <w:lang w:val="en-US"/>
+        </w:rPr>
+      </w:pPr>
+      <w:r>
+        <w:rPr>
+          <w:rFonts w:eastAsiaTheme="minorEastAsia"/>
+          <w:lang w:val="en-US"/>
+        </w:rPr>
+        <w:t xml:space="preserve">We cannot calculate what </w:t>
+      </w:r>
+      <m:oMath>
+        <m:sSub>
+          <m:sSubPr>
+            <m:ctrlPr>
+              <w:rPr>
+                <w:rFonts w:ascii="Cambria Math" w:eastAsiaTheme="minorEastAsia" w:hAnsi="Cambria Math"/>
+                <w:i/>
+                <w:lang w:val="en-US"/>
+              </w:rPr>
+            </m:ctrlPr>
+          </m:sSubPr>
+          <m:e>
+            <m:r>
+              <w:rPr>
+                <w:rFonts w:ascii="Cambria Math" w:hAnsi="Cambria Math"/>
+                <w:lang w:val="en-US"/>
+              </w:rPr>
+              <m:t>ζ</m:t>
+            </m:r>
+          </m:e>
+          <m:sub>
+            <m:r>
+              <w:rPr>
+                <w:rFonts w:ascii="Cambria Math" w:eastAsiaTheme="minorEastAsia" w:hAnsi="Cambria Math"/>
+                <w:lang w:val="en-US"/>
+              </w:rPr>
+              <m:t>k-1</m:t>
+            </m:r>
+          </m:sub>
+        </m:sSub>
+      </m:oMath>
+      <w:r>
+        <w:rPr>
+          <w:rFonts w:eastAsiaTheme="minorEastAsia"/>
+          <w:lang w:val="en-US"/>
+        </w:rPr>
+        <w:t xml:space="preserve"> is, but we can make estimations in Section 8 using the standard error CI.</w:t>
+      </w:r>
+    </w:p>
+    <w:p>
+      <w:pPr>
+        <w:pStyle w:val="Heading1"/>
+      </w:pPr>
+      <w:r>
+        <w:t>References</w:t>
+      </w:r>
+    </w:p>
+    <w:sdt>
+      <w:sdtPr>
+        <w:id w:val="-573587230"/>
+        <w:bibliography/>
+      </w:sdtPr>
+      <w:sdtContent>
+        <w:p>
+          <w:pPr>
+            <w:rPr>
+              <w:noProof/>
+            </w:rPr>
+          </w:pPr>
+          <w:r>
+            <w:fldChar w:fldCharType="begin"/>
+          </w:r>
+          <w:r>
+            <w:instrText xml:space="preserve"> BIBLIOGRAPHY </w:instrText>
+          </w:r>
+          <w:r>
+            <w:fldChar w:fldCharType="separate"/>
+          </w:r>
+        </w:p>
+        <w:tbl>
+          <w:tblPr>
+            <w:tblW w:w="5000" w:type="pct"/>
+            <w:tblCellSpacing w:w="15" w:type="dxa"/>
+            <w:tblCellMar>
+              <w:top w:w="15" w:type="dxa"/>
+              <w:left w:w="15" w:type="dxa"/>
+              <w:bottom w:w="15" w:type="dxa"/>
+              <w:right w:w="15" w:type="dxa"/>
+            </w:tblCellMar>
+            <w:tblLook w:val="04A0" w:firstRow="1" w:lastRow="0" w:firstColumn="1" w:lastColumn="0" w:noHBand="0" w:noVBand="1"/>
+          </w:tblPr>
+          <w:tblGrid>
+            <w:gridCol w:w="322"/>
+            <w:gridCol w:w="9038"/>
+          </w:tblGrid>
+          <w:tr>
+            <w:trPr>
+              <w:tblCellSpacing w:w="15" w:type="dxa"/>
+            </w:trPr>
+            <w:tc>
+              <w:tcPr>
+                <w:tcW w:w="50" w:type="pct"/>
+                <w:hideMark/>
+              </w:tcPr>
+              <w:p>
+                <w:pPr>
+                  <w:pStyle w:val="Bibliography"/>
+                  <w:rPr>
+                    <w:noProof/>
+                    <w:kern w:val="0"/>
+                    <w:sz w:val="24"/>
+                    <w:szCs w:val="24"/>
+                    <w14:ligatures w14:val="none"/>
+                  </w:rPr>
+                </w:pPr>
+                <w:r>
+                  <w:rPr>
+                    <w:noProof/>
+                  </w:rPr>
+                  <w:t xml:space="preserve">[1] </w:t>
+                </w:r>
+              </w:p>
+            </w:tc>
+            <w:tc>
+              <w:tcPr>
+                <w:tcW w:w="0" w:type="auto"/>
+                <w:hideMark/>
+              </w:tcPr>
+              <w:p>
+                <w:pPr>
+                  <w:pStyle w:val="Bibliography"/>
+                  <w:rPr>
+                    <w:noProof/>
+                  </w:rPr>
+                </w:pPr>
+                <w:r>
+                  <w:rPr>
+                    <w:noProof/>
+                  </w:rPr>
+                  <w:t xml:space="preserve">S. Stevic, "Bounded and periodic solutions to the linear first-order difference equation on the integer domain," </w:t>
+                </w:r>
+                <w:r>
+                  <w:rPr>
+                    <w:i/>
+                    <w:iCs/>
+                    <w:noProof/>
+                  </w:rPr>
+                  <w:t xml:space="preserve">Advances in Difference Equations, </w:t>
+                </w:r>
+                <w:r>
+                  <w:rPr>
+                    <w:noProof/>
+                  </w:rPr>
+                  <w:t xml:space="preserve">vol. 2017, no. 283, 2017. </w:t>
+                </w:r>
+              </w:p>
+            </w:tc>
+          </w:tr>
+          <w:tr>
+            <w:trPr>
+              <w:tblCellSpacing w:w="15" w:type="dxa"/>
+            </w:trPr>
+            <w:tc>
+              <w:tcPr>
+                <w:tcW w:w="50" w:type="pct"/>
+                <w:hideMark/>
+              </w:tcPr>
+              <w:p>
+                <w:pPr>
+                  <w:pStyle w:val="Bibliography"/>
+                  <w:rPr>
+                    <w:noProof/>
+                  </w:rPr>
+                </w:pPr>
+                <w:r>
+                  <w:rPr>
+                    <w:noProof/>
+                  </w:rPr>
+                  <w:t xml:space="preserve">[2] </w:t>
+                </w:r>
+              </w:p>
+            </w:tc>
+            <w:tc>
+              <w:tcPr>
+                <w:tcW w:w="0" w:type="auto"/>
+                <w:hideMark/>
+              </w:tcPr>
+              <w:p>
+                <w:pPr>
+                  <w:pStyle w:val="Bibliography"/>
+                  <w:rPr>
+                    <w:noProof/>
+                  </w:rPr>
+                </w:pPr>
+                <w:r>
+                  <w:rPr>
+                    <w:noProof/>
+                  </w:rPr>
+                  <w:t xml:space="preserve">R. L. Graham, D. E. Knuth and O. Patashnik, Concrete Mathematics: A Foundation for Computer Science, MA, USA: Addison-Wesley, 1994. </w:t>
+                </w:r>
+              </w:p>
+            </w:tc>
+          </w:tr>
+        </w:tbl>
+        <w:p>
+          <w:pPr>
+            <w:rPr>
+              <w:rFonts w:eastAsia="Times New Roman"/>
+              <w:noProof/>
+            </w:rPr>
+          </w:pPr>
+        </w:p>
+        <w:p>
+          <w:pPr>
+            <w:rPr>
+              <w:lang w:val="en-US"/>
+            </w:rPr>
+          </w:pPr>
+          <w:r>
+            <w:rPr>
+              <w:b/>
+              <w:bCs/>
+              <w:noProof/>
+            </w:rPr>
+            <w:fldChar w:fldCharType="end"/>
+          </w:r>
+        </w:p>
+      </w:sdtContent>
+    </w:sdt>
+    <w:p>
+      <w:pPr>
+        <w:rPr>
+          <w:u w:val="single"/>
+          <w:lang w:val="en-US"/>
+        </w:rPr>
+      </w:pPr>
+      <w:r>
+        <w:rPr>
+          <w:u w:val="single"/>
+          <w:lang w:val="en-US"/>
+        </w:rPr>
         <w:br w:type="page"/>
       </w:r>
     </w:p>
@@ -32220,6 +36409,14 @@
       <w:color w:val="666666"/>
     </w:rPr>
   </w:style>
+  <w:style w:type="paragraph" w:styleId="Bibliography">
+    <w:name w:val="Bibliography"/>
+    <w:basedOn w:val="Normal"/>
+    <w:next w:val="Normal"/>
+    <w:uiPriority w:val="37"/>
+    <w:unhideWhenUsed/>
+    <w:rsid w:val="008B0AD9"/>
+  </w:style>
 </w:styles>
 </file>
 
@@ -32506,4 +36703,69 @@
   <a:objectDefaults/>
   <a:extraClrSchemeLst/>
 </a:theme>
+</file>
+
+<file path=customXml/item1.xml><?xml version="1.0" encoding="utf-8"?>
+<b:Sources xmlns:b="http://schemas.openxmlformats.org/officeDocument/2006/bibliography" xmlns="http://schemas.openxmlformats.org/officeDocument/2006/bibliography" SelectedStyle="\IEEE2006OfficeOnline.xsl" StyleName="IEEE" Version="2006">
+  <b:Source>
+    <b:Tag>Ste17</b:Tag>
+    <b:SourceType>JournalArticle</b:SourceType>
+    <b:Guid>{68C7C0AB-1CF1-4E73-B775-3B3CE7181900}</b:Guid>
+    <b:Title>Bounded and periodic solutions to the linear first-order difference equation on the integer domain</b:Title>
+    <b:JournalName>Advances in Difference Equations</b:JournalName>
+    <b:Year>2017</b:Year>
+    <b:Author>
+      <b:Author>
+        <b:NameList>
+          <b:Person>
+            <b:Last>Stevic</b:Last>
+            <b:First>S.</b:First>
+          </b:Person>
+        </b:NameList>
+      </b:Author>
+    </b:Author>
+    <b:Volume>2017</b:Volume>
+    <b:Issue>283</b:Issue>
+    <b:DOI>10.1186/s13662-017-1350-8</b:DOI>
+    <b:RefOrder>1</b:RefOrder>
+  </b:Source>
+  <b:Source>
+    <b:Tag>Gra94</b:Tag>
+    <b:SourceType>Book</b:SourceType>
+    <b:Guid>{FD89A366-A239-4A68-B95E-23DE7B5350AB}</b:Guid>
+    <b:Title>Concrete Mathematics: A Foundation for Computer Science</b:Title>
+    <b:Year>1994</b:Year>
+    <b:Author>
+      <b:Author>
+        <b:NameList>
+          <b:Person>
+            <b:Last>Graham</b:Last>
+            <b:Middle>L.</b:Middle>
+            <b:First>R.</b:First>
+          </b:Person>
+          <b:Person>
+            <b:Last>Knuth</b:Last>
+            <b:Middle>E.</b:Middle>
+            <b:First>D.</b:First>
+          </b:Person>
+          <b:Person>
+            <b:Last>Patashnik</b:Last>
+            <b:First>O.</b:First>
+          </b:Person>
+        </b:NameList>
+      </b:Author>
+    </b:Author>
+    <b:City>MA, USA</b:City>
+    <b:Publisher>Addison-Wesley</b:Publisher>
+    <b:RefOrder>2</b:RefOrder>
+  </b:Source>
+</b:Sources>
+</file>
+
+<file path=customXml/itemProps1.xml><?xml version="1.0" encoding="utf-8"?>
+<ds:datastoreItem xmlns:ds="http://schemas.openxmlformats.org/officeDocument/2006/customXml" ds:itemID="{9121F5DF-0F2B-446D-9883-DB7FCF5404AF}">
+  <ds:schemaRefs>
+    <ds:schemaRef ds:uri="http://schemas.openxmlformats.org/officeDocument/2006/bibliography"/>
+  </ds:schemaRefs>
+</ds:datastoreItem>
 </file>